--- a/Project_Report_Voice_Assistant.docx
+++ b/Project_Report_Voice_Assistant.docx
@@ -1,47 +1,31 @@
 
 <file path=word/document.xml><?xml version="1.0" encoding="utf-8"?>
-<w:document xmlns:wpc="http://schemas.microsoft.com/office/word/2010/wordprocessingCanvas" xmlns:mc="http://schemas.openxmlformats.org/markup-compatibility/2006" xmlns:o="urn:schemas-microsoft-com:office:office" xmlns:r="http://schemas.openxmlformats.org/officeDocument/2006/relationships" xmlns:m="http://schemas.openxmlformats.org/officeDocument/2006/math" xmlns:v="urn:schemas-microsoft-com:vml" xmlns:wp14="http://schemas.microsoft.com/office/word/2010/wordprocessingDrawing" xmlns:wp="http://schemas.openxmlformats.org/drawingml/2006/wordprocessingDrawing" xmlns:w="http://schemas.openxmlformats.org/wordprocessingml/2006/main" xmlns:w14="http://schemas.microsoft.com/office/word/2010/wordml" xmlns:w10="urn:schemas-microsoft-com:office:word" xmlns:w15="http://schemas.microsoft.com/office/word/2012/wordml" xmlns:wpg="http://schemas.microsoft.com/office/word/2010/wordprocessingGroup" xmlns:wpi="http://schemas.microsoft.com/office/word/2010/wordprocessingInk" xmlns:wne="http://schemas.microsoft.com/office/word/2006/wordml" xmlns:wps="http://schemas.microsoft.com/office/word/2010/wordprocessingShape" xmlns:wpsCustomData="http://www.wps.cn/officeDocument/2013/wpsCustomData" mc:Ignorable="w14 w15 wp14">
+<w:document xmlns:wpc="http://schemas.microsoft.com/office/word/2010/wordprocessingCanvas" xmlns:cx="http://schemas.microsoft.com/office/drawing/2014/chartex" xmlns:cx1="http://schemas.microsoft.com/office/drawing/2015/9/8/chartex" xmlns:cx2="http://schemas.microsoft.com/office/drawing/2015/10/21/chartex" xmlns:cx3="http://schemas.microsoft.com/office/drawing/2016/5/9/chartex" xmlns:cx4="http://schemas.microsoft.com/office/drawing/2016/5/10/chartex" xmlns:cx5="http://schemas.microsoft.com/office/drawing/2016/5/11/chartex" xmlns:cx6="http://schemas.microsoft.com/office/drawing/2016/5/12/chartex" xmlns:cx7="http://schemas.microsoft.com/office/drawing/2016/5/13/chartex" xmlns:cx8="http://schemas.microsoft.com/office/drawing/2016/5/14/chartex" xmlns:mc="http://schemas.openxmlformats.org/markup-compatibility/2006" xmlns:aink="http://schemas.microsoft.com/office/drawing/2016/ink" xmlns:am3d="http://schemas.microsoft.com/office/drawing/2017/model3d" xmlns:o="urn:schemas-microsoft-com:office:office" xmlns:oel="http://schemas.microsoft.com/office/2019/extlst" xmlns:r="http://schemas.openxmlformats.org/officeDocument/2006/relationships" xmlns:m="http://schemas.openxmlformats.org/officeDocument/2006/math" xmlns:v="urn:schemas-microsoft-com:vml" xmlns:wp14="http://schemas.microsoft.com/office/word/2010/wordprocessingDrawing" xmlns:wp="http://schemas.openxmlformats.org/drawingml/2006/wordprocessingDrawing" xmlns:w10="urn:schemas-microsoft-com:office:word" xmlns:w="http://schemas.openxmlformats.org/wordprocessingml/2006/main" xmlns:w14="http://schemas.microsoft.com/office/word/2010/wordml" xmlns:w15="http://schemas.microsoft.com/office/word/2012/wordml" xmlns:w16cex="http://schemas.microsoft.com/office/word/2018/wordml/cex" xmlns:w16cid="http://schemas.microsoft.com/office/word/2016/wordml/cid" xmlns:w16="http://schemas.microsoft.com/office/word/2018/wordml" xmlns:w16du="http://schemas.microsoft.com/office/word/2023/wordml/word16du" xmlns:w16sdtdh="http://schemas.microsoft.com/office/word/2020/wordml/sdtdatahash" xmlns:w16sdtfl="http://schemas.microsoft.com/office/word/2024/wordml/sdtformatlock" xmlns:w16se="http://schemas.microsoft.com/office/word/2015/wordml/symex" xmlns:wpg="http://schemas.microsoft.com/office/word/2010/wordprocessingGroup" xmlns:wpi="http://schemas.microsoft.com/office/word/2010/wordprocessingInk" xmlns:wne="http://schemas.microsoft.com/office/word/2006/wordml" xmlns:wps="http://schemas.microsoft.com/office/word/2010/wordprocessingShape" mc:Ignorable="w14 w15 w16se w16cid w16 w16cex w16sdtdh w16sdtfl w16du wp14">
   <w:body>
     <w:p>
       <w:pPr>
-        <w:pStyle w:val="7"/>
+        <w:pStyle w:val="BodyText"/>
         <w:spacing w:before="61"/>
+        <w:jc w:val="center"/>
         <w:rPr>
           <w:sz w:val="28"/>
         </w:rPr>
       </w:pPr>
-    </w:p>
-    <w:p>
-      <w:pPr>
-        <w:pStyle w:val="7"/>
-        <w:spacing w:before="61"/>
-        <w:rPr>
-          <w:sz w:val="28"/>
-        </w:rPr>
-      </w:pPr>
-    </w:p>
-    <w:p>
-      <w:pPr>
-        <w:pStyle w:val="7"/>
-        <w:spacing w:before="61"/>
-        <w:rPr>
-          <w:sz w:val="28"/>
-        </w:rPr>
-      </w:pPr>
-      <w:r>
-        <w:rPr>
+      <w:r>
+        <w:rPr>
+          <w:noProof/>
           <w:sz w:val="28"/>
         </w:rPr>
         <mc:AlternateContent>
           <mc:Choice Requires="wpg">
             <w:drawing>
-              <wp:anchor distT="0" distB="0" distL="0" distR="0" simplePos="0" relativeHeight="251659264" behindDoc="1" locked="0" layoutInCell="1" allowOverlap="1">
+              <wp:anchor distT="0" distB="0" distL="0" distR="0" simplePos="0" relativeHeight="251652608" behindDoc="1" locked="0" layoutInCell="1" allowOverlap="1" wp14:anchorId="5A8F5EF9" wp14:editId="1829D895">
                 <wp:simplePos x="0" y="0"/>
                 <wp:positionH relativeFrom="page">
-                  <wp:posOffset>827405</wp:posOffset>
+                  <wp:posOffset>828675</wp:posOffset>
                 </wp:positionH>
                 <wp:positionV relativeFrom="page">
-                  <wp:posOffset>864235</wp:posOffset>
+                  <wp:posOffset>857250</wp:posOffset>
                 </wp:positionV>
                 <wp:extent cx="5908040" cy="8959850"/>
                 <wp:effectExtent l="0" t="0" r="0" b="0"/>
@@ -244,14 +228,14 @@
                           <pic:cNvPicPr/>
                         </pic:nvPicPr>
                         <pic:blipFill>
-                          <a:blip r:embed="rId6" cstate="print"/>
+                          <a:blip r:embed="rId7" cstate="print"/>
                           <a:stretch>
                             <a:fillRect/>
                           </a:stretch>
                         </pic:blipFill>
                         <pic:spPr>
                           <a:xfrm>
-                            <a:off x="2199258" y="5238750"/>
+                            <a:off x="2218308" y="4067175"/>
                             <a:ext cx="1502664" cy="1423415"/>
                           </a:xfrm>
                           <a:prstGeom prst="rect">
@@ -267,21 +251,33 @@
           </mc:Choice>
           <mc:Fallback>
             <w:pict>
-              <v:group id="_x0000_s1026" o:spid="_x0000_s1026" o:spt="203" style="position:absolute;left:0pt;margin-left:65.15pt;margin-top:68.05pt;height:705.5pt;width:465.2pt;mso-position-horizontal-relative:page;mso-position-vertical-relative:page;z-index:-251657216;mso-width-relative:page;mso-height-relative:page;" coordsize="5908040,8959850" o:gfxdata="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">
-                <o:lock v:ext="edit" aspectratio="f"/>
-                <v:shape id="Graphic 2" o:spid="_x0000_s1026" o:spt="100" style="position:absolute;left:0;top:0;height:8959850;width:5908040;" fillcolor="#000000" filled="t" stroked="f" coordsize="5908040,8959850" o:gfxdata="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" path="m5871337,8923668l27432,8923668,27432,8932799,5871337,8932799,5871337,8923668xem5871337,27940l27432,27940,27432,36830,27432,8923020,36576,8923020,36576,36830,5871337,36830,5871337,27940xem5871337,0l0,0,0,19050,0,8942070,0,8959850,5871337,8959850,5871337,8942070,18288,8942070,18288,19050,5871337,19050,5871337,0xem5880544,8923668l5871413,8923668,5871413,8932799,5880544,8932799,5880544,8923668xem5880544,28067l5871413,28067,5871413,8923655,5880544,8923655,5880544,28067xem5907976,0l5871413,0,5871413,19050,5889701,19050,5889701,8942070,5871413,8942070,5871413,8959850,5907976,8959850,5907976,8942070,5907976,19050,5907976,0xe">
-                  <v:fill on="t" focussize="0,0"/>
-                  <v:stroke on="f"/>
-                  <v:imagedata o:title=""/>
-                  <o:lock v:ext="edit" aspectratio="f"/>
-                  <v:textbox inset="0mm,0mm,0mm,0mm"/>
+              <v:group w14:anchorId="4047A7EB" id="Group 1" o:spid="_x0000_s1026" style="position:absolute;margin-left:65.25pt;margin-top:67.5pt;width:465.2pt;height:705.5pt;z-index:-251663872;mso-wrap-distance-left:0;mso-wrap-distance-right:0;mso-position-horizontal-relative:page;mso-position-vertical-relative:page" coordsize="59080,89598" o:gfxdata="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">
+                <v:shape id="Graphic 2" o:spid="_x0000_s1027" style="position:absolute;width:59080;height:89598;visibility:visible;mso-wrap-style:square;v-text-anchor:top" coordsize="5908040,8959850" o:gfxdata="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" path="m5871337,8923668r-5843905,l27432,8932799r5843905,l5871337,8923668xem5871337,27940r-5843905,l27432,36830r,8886190l36576,8923020r,-8886190l5871337,36830r,-8890xem5871337,l,,,19050,,8942070r,17780l5871337,8959850r,-17780l18288,8942070r,-8923020l5871337,19050r,-19050xem5880544,8923668r-9131,l5871413,8932799r9131,l5880544,8923668xem5880544,28067r-9131,l5871413,8923655r9131,l5880544,28067xem5907976,r-36563,l5871413,19050r18288,l5889701,8942070r-18288,l5871413,8959850r36563,l5907976,8942070r,-8923020l5907976,xe" fillcolor="black" stroked="f">
+                  <v:path arrowok="t"/>
                 </v:shape>
-                <v:shape id="Image 3" o:spid="_x0000_s1026" o:spt="75" type="#_x0000_t75" style="position:absolute;left:2199258;top:5238750;height:1423415;width:1502664;" filled="f" o:preferrelative="t" stroked="f" coordsize="21600,21600" o:gfxdata="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">
-                  <v:fill on="f" focussize="0,0"/>
-                  <v:stroke on="f"/>
-                  <v:imagedata r:id="rId6" o:title=""/>
-                  <o:lock v:ext="edit" aspectratio="f"/>
+                <v:shapetype id="_x0000_t75" coordsize="21600,21600" o:spt="75" o:preferrelative="t" path="m@4@5l@4@11@9@11@9@5xe" filled="f" stroked="f">
+                  <v:stroke joinstyle="miter"/>
+                  <v:formulas>
+                    <v:f eqn="if lineDrawn pixelLineWidth 0"/>
+                    <v:f eqn="sum @0 1 0"/>
+                    <v:f eqn="sum 0 0 @1"/>
+                    <v:f eqn="prod @2 1 2"/>
+                    <v:f eqn="prod @3 21600 pixelWidth"/>
+                    <v:f eqn="prod @3 21600 pixelHeight"/>
+                    <v:f eqn="sum @0 0 1"/>
+                    <v:f eqn="prod @6 1 2"/>
+                    <v:f eqn="prod @7 21600 pixelWidth"/>
+                    <v:f eqn="sum @8 21600 0"/>
+                    <v:f eqn="prod @7 21600 pixelHeight"/>
+                    <v:f eqn="sum @10 21600 0"/>
+                  </v:formulas>
+                  <v:path o:extrusionok="f" gradientshapeok="t" o:connecttype="rect"/>
+                  <o:lock v:ext="edit" aspectratio="t"/>
+                </v:shapetype>
+                <v:shape id="Image 3" o:spid="_x0000_s1028" type="#_x0000_t75" style="position:absolute;left:22183;top:40671;width:15026;height:14234;visibility:visible;mso-wrap-style:square" o:gfxdata="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">
+                  <v:imagedata r:id="rId8" o:title=""/>
                 </v:shape>
+                <w10:wrap anchorx="page" anchory="page"/>
               </v:group>
             </w:pict>
           </mc:Fallback>
@@ -290,10 +286,11 @@
     </w:p>
     <w:p>
       <w:pPr>
-        <w:pStyle w:val="3"/>
-      </w:pPr>
-      <w:bookmarkStart w:id="0" w:name="A PROJECT REPORT"/>
-      <w:bookmarkEnd w:id="0"/>
+        <w:pStyle w:val="Heading2"/>
+        <w:rPr>
+          <w:spacing w:val="-2"/>
+        </w:rPr>
+      </w:pPr>
       <w:r>
         <w:t>A</w:t>
       </w:r>
@@ -321,144 +318,333 @@
     </w:p>
     <w:p>
       <w:pPr>
-        <w:spacing w:before="319"/>
-        <w:ind w:left="480" w:right="473" w:firstLine="0"/>
+        <w:pStyle w:val="Heading2"/>
+        <w:rPr>
+          <w:b w:val="0"/>
+          <w:bCs w:val="0"/>
+        </w:rPr>
+      </w:pPr>
+      <w:r>
+        <w:rPr>
+          <w:b w:val="0"/>
+          <w:bCs w:val="0"/>
+          <w:spacing w:val="-5"/>
+        </w:rPr>
+        <w:t>On</w:t>
+      </w:r>
+    </w:p>
+    <w:p>
+      <w:pPr>
+        <w:pStyle w:val="BodyText"/>
+        <w:spacing w:before="4"/>
         <w:jc w:val="center"/>
         <w:rPr>
           <w:sz w:val="28"/>
         </w:rPr>
       </w:pPr>
-      <w:r>
-        <w:rPr>
+    </w:p>
+    <w:p>
+      <w:pPr>
+        <w:pStyle w:val="Heading2"/>
+        <w:ind w:right="480"/>
+      </w:pPr>
+      <w:r>
+        <w:t>HYPER-LOCALIZED MULTILINGUAL VOICE ASSISTANT</w:t>
+      </w:r>
+    </w:p>
+    <w:p>
+      <w:pPr>
+        <w:pStyle w:val="Heading2"/>
+        <w:ind w:right="480"/>
+      </w:pPr>
+      <w:r>
+        <w:t>USING EDGE COMPUTING AND AGENTIC WORKFLOWS</w:t>
+      </w:r>
+    </w:p>
+    <w:p>
+      <w:pPr>
+        <w:pStyle w:val="Heading2"/>
+        <w:ind w:right="480"/>
+        <w:rPr>
+          <w:sz w:val="24"/>
+        </w:rPr>
+      </w:pPr>
+      <w:r>
+        <w:rPr>
+          <w:sz w:val="24"/>
+        </w:rPr>
+        <w:t>Submitted by</w:t>
+      </w:r>
+    </w:p>
+    <w:p>
+      <w:pPr>
+        <w:pStyle w:val="Heading2"/>
+        <w:ind w:right="480"/>
+        <w:rPr>
+          <w:sz w:val="24"/>
+        </w:rPr>
+      </w:pPr>
+    </w:p>
+    <w:p>
+      <w:pPr>
+        <w:pStyle w:val="Heading2"/>
+        <w:ind w:right="480"/>
+        <w:rPr>
+          <w:sz w:val="24"/>
+          <w:lang w:val="en-IN"/>
+        </w:rPr>
+      </w:pPr>
+      <w:r>
+        <w:rPr>
+          <w:sz w:val="24"/>
+          <w:lang w:val="en-IN"/>
+        </w:rPr>
+        <w:t>EBIN JOHN JOSEPH</w:t>
+      </w:r>
+    </w:p>
+    <w:p>
+      <w:pPr>
+        <w:pStyle w:val="Heading2"/>
+        <w:ind w:right="480"/>
+      </w:pPr>
+      <w:r>
+        <w:rPr>
+          <w:sz w:val="24"/>
+          <w:lang w:val="en-IN"/>
+        </w:rPr>
+        <w:t>(ASI24MCA-2025)</w:t>
+      </w:r>
+    </w:p>
+    <w:p>
+      <w:pPr>
+        <w:pStyle w:val="BodyText"/>
+        <w:jc w:val="center"/>
+        <w:rPr>
+          <w:b/>
+        </w:rPr>
+      </w:pPr>
+    </w:p>
+    <w:p>
+      <w:pPr>
+        <w:pStyle w:val="BodyText"/>
+        <w:jc w:val="center"/>
+        <w:rPr>
+          <w:b/>
+        </w:rPr>
+      </w:pPr>
+    </w:p>
+    <w:p>
+      <w:pPr>
+        <w:spacing w:before="1"/>
+        <w:ind w:left="480" w:right="472"/>
+        <w:jc w:val="center"/>
+        <w:rPr>
+          <w:b/>
           <w:spacing w:val="-5"/>
-          <w:sz w:val="28"/>
-        </w:rPr>
-        <w:t>On</w:t>
-      </w:r>
-    </w:p>
-    <w:p>
-      <w:pPr>
-        <w:pStyle w:val="7"/>
-        <w:spacing w:before="4"/>
-        <w:rPr>
-          <w:sz w:val="28"/>
-        </w:rPr>
-      </w:pPr>
-    </w:p>
-    <w:p>
-      <w:pPr>
-        <w:pStyle w:val="3"/>
-        <w:ind w:right="480"/>
-      </w:pPr>
-      <w:bookmarkStart w:id="1" w:name="AUTOMATIC TEXT SUMMARIZATION USING NLP"/>
-      <w:bookmarkEnd w:id="1"/>
-      <w:r>
-        <w:t>HYPER-LOCALIZED MULTILINGUAL VOICE ASSISTANT USING EDGE COMPUTING AND AGENTIC WORKFLOWS</w:t>
-      </w:r>
-      <w:r>
-        <w:rPr>
+          <w:sz w:val="24"/>
+        </w:rPr>
+      </w:pPr>
+      <w:r>
+        <w:rPr>
+          <w:b/>
+          <w:spacing w:val="-5"/>
+          <w:sz w:val="24"/>
+        </w:rPr>
+        <w:t>To</w:t>
+      </w:r>
+    </w:p>
+    <w:p>
+      <w:pPr>
+        <w:spacing w:before="1"/>
+        <w:ind w:left="480" w:right="472"/>
+        <w:jc w:val="center"/>
+        <w:rPr>
+          <w:b/>
+          <w:spacing w:val="-5"/>
+          <w:sz w:val="24"/>
+        </w:rPr>
+      </w:pPr>
+    </w:p>
+    <w:p>
+      <w:pPr>
+        <w:pStyle w:val="BodyText"/>
+        <w:spacing w:before="14"/>
+        <w:rPr>
+          <w:b/>
+        </w:rPr>
+      </w:pPr>
+    </w:p>
+    <w:p>
+      <w:pPr>
+        <w:spacing w:line="360" w:lineRule="auto"/>
+        <w:ind w:firstLine="6"/>
+        <w:jc w:val="center"/>
+        <w:rPr>
+          <w:b/>
+          <w:spacing w:val="40"/>
+          <w:sz w:val="24"/>
+        </w:rPr>
+      </w:pPr>
+      <w:r>
+        <w:rPr>
+          <w:b/>
+          <w:sz w:val="24"/>
+        </w:rPr>
+        <w:t>The APJ</w:t>
+      </w:r>
+      <w:r>
+        <w:rPr>
+          <w:b/>
+          <w:spacing w:val="40"/>
+          <w:sz w:val="24"/>
+        </w:rPr>
+        <w:t xml:space="preserve"> </w:t>
+      </w:r>
+      <w:r>
+        <w:rPr>
+          <w:b/>
+          <w:sz w:val="24"/>
+        </w:rPr>
+        <w:t>Abdul Kalam Technological University</w:t>
+      </w:r>
+    </w:p>
+    <w:p>
+      <w:pPr>
+        <w:spacing w:line="360" w:lineRule="auto"/>
+        <w:ind w:firstLine="6"/>
+        <w:jc w:val="center"/>
+        <w:rPr>
+          <w:b/>
+          <w:sz w:val="24"/>
+          <w:lang w:val="en-IN"/>
+        </w:rPr>
+      </w:pPr>
+      <w:r>
+        <w:rPr>
+          <w:b/>
+          <w:sz w:val="24"/>
+        </w:rPr>
+        <w:t>in partial</w:t>
+      </w:r>
+      <w:r>
+        <w:rPr>
+          <w:b/>
+          <w:sz w:val="24"/>
+        </w:rPr>
+        <w:t xml:space="preserve"> </w:t>
+      </w:r>
+      <w:r>
+        <w:rPr>
+          <w:b/>
+          <w:sz w:val="24"/>
+        </w:rPr>
+        <w:t>fulfillment of the requirements</w:t>
+      </w:r>
+      <w:r>
+        <w:rPr>
+          <w:b/>
+          <w:spacing w:val="-13"/>
+          <w:sz w:val="24"/>
+        </w:rPr>
+        <w:t xml:space="preserve"> </w:t>
+      </w:r>
+      <w:r>
+        <w:rPr>
+          <w:b/>
+          <w:sz w:val="24"/>
+        </w:rPr>
+        <w:t>for</w:t>
+      </w:r>
+      <w:r>
+        <w:rPr>
+          <w:b/>
+          <w:spacing w:val="-15"/>
+          <w:sz w:val="24"/>
+        </w:rPr>
+        <w:t xml:space="preserve"> </w:t>
+      </w:r>
+      <w:r>
+        <w:rPr>
+          <w:b/>
+          <w:sz w:val="24"/>
+        </w:rPr>
+        <w:t>the</w:t>
+      </w:r>
+      <w:r>
+        <w:rPr>
+          <w:b/>
           <w:spacing w:val="-12"/>
-        </w:rPr>
-      </w:r>
-      <w:r/>
-      <w:r>
-        <w:rPr>
-          <w:spacing w:val="-9"/>
-        </w:rPr>
-      </w:r>
-      <w:r/>
-      <w:r>
-        <w:rPr>
-          <w:spacing w:val="-10"/>
-        </w:rPr>
-      </w:r>
-      <w:r/>
-      <w:r>
-        <w:rPr>
-          <w:spacing w:val="-10"/>
-        </w:rPr>
-      </w:r>
-      <w:r>
-        <w:rPr>
-          <w:spacing w:val="-5"/>
-        </w:rPr>
-      </w:r>
-    </w:p>
-    <w:p>
-      <w:pPr>
-        <w:spacing w:before="320" w:line="480" w:lineRule="auto"/>
-        <w:ind w:left="2505" w:right="2458" w:firstLine="1516"/>
-        <w:jc w:val="left"/>
-        <w:rPr>
-          <w:b/>
-          <w:sz w:val="24"/>
-        </w:rPr>
-      </w:pPr>
-      <w:r>
-        <w:rPr>
-          <w:b/>
-          <w:sz w:val="24"/>
-        </w:rPr>
-        <w:t>Submitted by</w:t>
-      </w:r>
-    </w:p>
-    <w:p>
-      <w:pPr>
-        <w:keepNext w:val="0"/>
-        <w:keepLines w:val="0"/>
-        <w:pageBreakBefore w:val="0"/>
-        <w:widowControl w:val="0"/>
-        <w:kinsoku/>
-        <w:wordWrap/>
-        <w:overflowPunct/>
-        <w:topLinePunct w:val="0"/>
-        <w:autoSpaceDE w:val="0"/>
-        <w:autoSpaceDN w:val="0"/>
-        <w:bidi w:val="0"/>
-        <w:adjustRightInd/>
-        <w:snapToGrid/>
-        <w:spacing w:before="20" w:line="240" w:lineRule="auto"/>
-        <w:ind w:left="0" w:leftChars="0" w:right="2460" w:firstLine="1514"/>
-        <w:jc w:val="center"/>
-        <w:textAlignment w:val="auto"/>
-        <w:rPr>
-          <w:rFonts w:hint="default"/>
+          <w:sz w:val="24"/>
+        </w:rPr>
+        <w:t xml:space="preserve"> </w:t>
+      </w:r>
+      <w:r>
+        <w:rPr>
+          <w:b/>
+          <w:sz w:val="24"/>
+        </w:rPr>
+        <w:t>award</w:t>
+      </w:r>
+      <w:r>
+        <w:rPr>
+          <w:b/>
+          <w:spacing w:val="-13"/>
+          <w:sz w:val="24"/>
+        </w:rPr>
+        <w:t xml:space="preserve"> </w:t>
+      </w:r>
+      <w:r>
+        <w:rPr>
+          <w:b/>
+          <w:sz w:val="24"/>
+        </w:rPr>
+        <w:t>of</w:t>
+      </w:r>
+      <w:r>
+        <w:rPr>
+          <w:b/>
+          <w:spacing w:val="-14"/>
+          <w:sz w:val="24"/>
+        </w:rPr>
+        <w:t xml:space="preserve"> </w:t>
+      </w:r>
+      <w:r>
+        <w:rPr>
+          <w:b/>
+          <w:sz w:val="24"/>
+        </w:rPr>
+        <w:t>the</w:t>
+      </w:r>
+      <w:r>
+        <w:rPr>
           <w:b/>
           <w:sz w:val="24"/>
           <w:lang w:val="en-IN"/>
         </w:rPr>
-      </w:pPr>
-      <w:r>
-        <w:rPr>
-          <w:rFonts w:hint="default"/>
+        <w:t xml:space="preserve"> </w:t>
+      </w:r>
+      <w:r>
+        <w:rPr>
+          <w:b/>
+          <w:sz w:val="24"/>
+        </w:rPr>
+        <w:t>Degree</w:t>
+      </w:r>
+      <w:r>
+        <w:rPr>
           <w:b/>
           <w:sz w:val="24"/>
           <w:lang w:val="en-IN"/>
         </w:rPr>
-        <w:t xml:space="preserve">                EBIN JOHN JOSEPH</w:t>
-      </w:r>
-    </w:p>
-    <w:p>
-      <w:pPr>
-        <w:keepNext w:val="0"/>
-        <w:keepLines w:val="0"/>
-        <w:pageBreakBefore w:val="0"/>
-        <w:widowControl w:val="0"/>
-        <w:kinsoku/>
-        <w:wordWrap/>
-        <w:overflowPunct/>
-        <w:topLinePunct w:val="0"/>
-        <w:autoSpaceDE w:val="0"/>
-        <w:autoSpaceDN w:val="0"/>
-        <w:bidi w:val="0"/>
-        <w:adjustRightInd/>
-        <w:snapToGrid/>
-        <w:spacing w:before="20" w:line="240" w:lineRule="auto"/>
-        <w:ind w:left="0" w:leftChars="0" w:right="2460" w:firstLine="1514"/>
-        <w:jc w:val="center"/>
-        <w:textAlignment w:val="auto"/>
-        <w:rPr>
-          <w:rFonts w:hint="default"/>
+        <w:t xml:space="preserve"> of</w:t>
+      </w:r>
+    </w:p>
+    <w:p>
+      <w:pPr>
+        <w:spacing w:line="360" w:lineRule="auto"/>
+        <w:ind w:firstLine="6"/>
+        <w:jc w:val="center"/>
+        <w:rPr>
           <w:b/>
           <w:sz w:val="24"/>
           <w:lang w:val="en-IN"/>
@@ -466,472 +652,157 @@
       </w:pPr>
       <w:r>
         <w:rPr>
-          <w:rFonts w:hint="default"/>
           <w:b/>
           <w:sz w:val="24"/>
           <w:lang w:val="en-IN"/>
         </w:rPr>
-        <w:t xml:space="preserve">                 (ASI24MCA-2025)</w:t>
-      </w:r>
-    </w:p>
-    <w:p>
-      <w:pPr>
-        <w:pStyle w:val="7"/>
-        <w:rPr>
-          <w:b/>
-        </w:rPr>
-      </w:pPr>
-    </w:p>
-    <w:p>
-      <w:pPr>
-        <w:pStyle w:val="7"/>
-        <w:rPr>
-          <w:b/>
-        </w:rPr>
-      </w:pPr>
-    </w:p>
-    <w:p>
-      <w:pPr>
-        <w:pStyle w:val="7"/>
-        <w:rPr>
-          <w:b/>
-        </w:rPr>
-      </w:pPr>
-    </w:p>
-    <w:p>
-      <w:pPr>
-        <w:spacing w:before="1"/>
-        <w:ind w:left="480" w:right="472" w:firstLine="0"/>
-        <w:jc w:val="center"/>
-        <w:rPr>
-          <w:b/>
-          <w:spacing w:val="-5"/>
-          <w:sz w:val="24"/>
-        </w:rPr>
-      </w:pPr>
-      <w:r>
-        <w:rPr>
-          <w:b/>
-          <w:spacing w:val="-5"/>
-          <w:sz w:val="24"/>
-        </w:rPr>
-        <w:t>To</w:t>
-      </w:r>
-    </w:p>
-    <w:p>
-      <w:pPr>
-        <w:spacing w:before="1"/>
-        <w:ind w:left="480" w:right="472" w:firstLine="0"/>
-        <w:jc w:val="center"/>
-        <w:rPr>
-          <w:b/>
-          <w:spacing w:val="-5"/>
-          <w:sz w:val="24"/>
-        </w:rPr>
-      </w:pPr>
-    </w:p>
-    <w:p>
-      <w:pPr>
-        <w:spacing w:before="1"/>
-        <w:ind w:left="480" w:right="472" w:firstLine="0"/>
-        <w:jc w:val="center"/>
-        <w:rPr>
-          <w:b/>
-          <w:spacing w:val="-5"/>
-          <w:sz w:val="24"/>
-        </w:rPr>
-      </w:pPr>
-    </w:p>
-    <w:p>
-      <w:pPr>
-        <w:pStyle w:val="7"/>
-        <w:spacing w:before="14"/>
-        <w:jc w:val="both"/>
-        <w:rPr>
-          <w:b/>
-        </w:rPr>
-      </w:pPr>
-    </w:p>
-    <w:p>
-      <w:pPr>
-        <w:keepNext w:val="0"/>
-        <w:keepLines w:val="0"/>
-        <w:pageBreakBefore w:val="0"/>
-        <w:widowControl w:val="0"/>
-        <w:kinsoku/>
-        <w:wordWrap/>
-        <w:overflowPunct/>
-        <w:topLinePunct w:val="0"/>
-        <w:autoSpaceDE w:val="0"/>
-        <w:autoSpaceDN w:val="0"/>
-        <w:bidi w:val="0"/>
-        <w:adjustRightInd/>
-        <w:snapToGrid/>
-        <w:spacing w:before="0" w:line="360" w:lineRule="auto"/>
-        <w:ind w:left="0" w:right="0" w:firstLine="6"/>
-        <w:jc w:val="center"/>
-        <w:textAlignment w:val="auto"/>
-        <w:rPr>
-          <w:b/>
-          <w:spacing w:val="40"/>
-          <w:sz w:val="24"/>
-        </w:rPr>
-      </w:pPr>
-      <w:r>
-        <w:rPr>
-          <w:b/>
-          <w:sz w:val="24"/>
-        </w:rPr>
-        <w:t>The APJ</w:t>
-      </w:r>
-      <w:r>
-        <w:rPr>
-          <w:b/>
-          <w:spacing w:val="40"/>
-          <w:sz w:val="24"/>
-        </w:rPr>
-        <w:t xml:space="preserve"> </w:t>
-      </w:r>
-      <w:r>
-        <w:rPr>
-          <w:b/>
-          <w:sz w:val="24"/>
-        </w:rPr>
-        <w:t>Abdul Kalam Technological University</w:t>
-      </w:r>
-    </w:p>
-    <w:p>
-      <w:pPr>
-        <w:keepNext w:val="0"/>
-        <w:keepLines w:val="0"/>
-        <w:pageBreakBefore w:val="0"/>
-        <w:widowControl w:val="0"/>
-        <w:kinsoku/>
-        <w:wordWrap/>
-        <w:overflowPunct/>
-        <w:topLinePunct w:val="0"/>
-        <w:autoSpaceDE w:val="0"/>
-        <w:autoSpaceDN w:val="0"/>
-        <w:bidi w:val="0"/>
-        <w:adjustRightInd/>
-        <w:snapToGrid/>
-        <w:spacing w:before="0" w:line="360" w:lineRule="auto"/>
-        <w:ind w:left="0" w:right="0" w:firstLine="6"/>
-        <w:jc w:val="center"/>
-        <w:textAlignment w:val="auto"/>
-        <w:rPr>
-          <w:rFonts w:hint="default"/>
+        <w:t>Master of Computer Applicat</w:t>
+      </w:r>
+      <w:r>
+        <w:rPr>
           <w:b/>
           <w:sz w:val="24"/>
           <w:lang w:val="en-IN"/>
         </w:rPr>
-      </w:pPr>
-      <w:r>
-        <w:rPr>
-          <w:b/>
-          <w:sz w:val="24"/>
-        </w:rPr>
-        <w:t xml:space="preserve">in partial </w:t>
-      </w:r>
-      <w:r>
-        <w:rPr>
-          <w:rFonts w:hint="default"/>
+        <w:t>i</w:t>
+      </w:r>
+      <w:r>
+        <w:rPr>
           <w:b/>
           <w:sz w:val="24"/>
           <w:lang w:val="en-IN"/>
         </w:rPr>
-        <w:t xml:space="preserve"> </w:t>
-      </w:r>
-      <w:r>
-        <w:rPr>
-          <w:b/>
-          <w:sz w:val="24"/>
-        </w:rPr>
-        <w:t>fulfillment of the requirements</w:t>
-      </w:r>
-      <w:r>
-        <w:rPr>
-          <w:b/>
-          <w:spacing w:val="-13"/>
-          <w:sz w:val="24"/>
-        </w:rPr>
-        <w:t xml:space="preserve"> </w:t>
-      </w:r>
-      <w:r>
-        <w:rPr>
-          <w:b/>
-          <w:sz w:val="24"/>
-        </w:rPr>
-        <w:t>for</w:t>
-      </w:r>
-      <w:r>
-        <w:rPr>
-          <w:b/>
-          <w:spacing w:val="-15"/>
-          <w:sz w:val="24"/>
-        </w:rPr>
-        <w:t xml:space="preserve"> </w:t>
-      </w:r>
-      <w:r>
-        <w:rPr>
-          <w:b/>
-          <w:sz w:val="24"/>
-        </w:rPr>
-        <w:t>the</w:t>
-      </w:r>
-      <w:r>
-        <w:rPr>
-          <w:b/>
-          <w:spacing w:val="-12"/>
-          <w:sz w:val="24"/>
-        </w:rPr>
-        <w:t xml:space="preserve"> </w:t>
-      </w:r>
-      <w:r>
-        <w:rPr>
-          <w:b/>
-          <w:sz w:val="24"/>
-        </w:rPr>
-        <w:t>award</w:t>
-      </w:r>
-      <w:r>
-        <w:rPr>
-          <w:b/>
-          <w:spacing w:val="-13"/>
-          <w:sz w:val="24"/>
-        </w:rPr>
-        <w:t xml:space="preserve"> </w:t>
-      </w:r>
-      <w:r>
-        <w:rPr>
-          <w:b/>
-          <w:sz w:val="24"/>
-        </w:rPr>
-        <w:t>of</w:t>
-      </w:r>
-      <w:r>
-        <w:rPr>
-          <w:b/>
-          <w:spacing w:val="-14"/>
-          <w:sz w:val="24"/>
-        </w:rPr>
-        <w:t xml:space="preserve"> </w:t>
-      </w:r>
-      <w:r>
-        <w:rPr>
-          <w:b/>
-          <w:sz w:val="24"/>
-        </w:rPr>
-        <w:t>the</w:t>
-      </w:r>
-      <w:r>
-        <w:rPr>
-          <w:rFonts w:hint="default"/>
-          <w:b/>
-          <w:sz w:val="24"/>
-          <w:lang w:val="en-IN"/>
-        </w:rPr>
-        <w:t xml:space="preserve"> </w:t>
-      </w:r>
-      <w:r>
-        <w:rPr>
-          <w:b/>
-          <w:sz w:val="24"/>
-        </w:rPr>
-        <w:t>Degree</w:t>
-      </w:r>
-      <w:r>
-        <w:rPr>
-          <w:rFonts w:hint="default"/>
-          <w:b/>
-          <w:sz w:val="24"/>
-          <w:lang w:val="en-IN"/>
-        </w:rPr>
-        <w:t xml:space="preserve"> of</w:t>
-      </w:r>
-    </w:p>
-    <w:p>
-      <w:pPr>
-        <w:keepNext w:val="0"/>
-        <w:keepLines w:val="0"/>
-        <w:pageBreakBefore w:val="0"/>
-        <w:widowControl w:val="0"/>
-        <w:kinsoku/>
-        <w:wordWrap/>
-        <w:overflowPunct/>
-        <w:topLinePunct w:val="0"/>
-        <w:autoSpaceDE w:val="0"/>
-        <w:autoSpaceDN w:val="0"/>
-        <w:bidi w:val="0"/>
-        <w:adjustRightInd/>
-        <w:snapToGrid/>
-        <w:spacing w:before="0" w:line="360" w:lineRule="auto"/>
-        <w:ind w:left="0" w:right="0" w:firstLine="6"/>
-        <w:jc w:val="center"/>
-        <w:textAlignment w:val="auto"/>
-        <w:rPr>
-          <w:rFonts w:hint="default"/>
-          <w:b/>
-          <w:sz w:val="24"/>
-          <w:lang w:val="en-IN"/>
-        </w:rPr>
-      </w:pPr>
-      <w:r>
-        <w:rPr>
-          <w:rFonts w:hint="default"/>
-          <w:b/>
-          <w:sz w:val="24"/>
-          <w:lang w:val="en-IN"/>
-        </w:rPr>
-        <w:t>Master of Computer Applicatons</w:t>
-      </w:r>
-    </w:p>
-    <w:p>
-      <w:pPr>
-        <w:keepNext w:val="0"/>
-        <w:keepLines w:val="0"/>
-        <w:pageBreakBefore w:val="0"/>
-        <w:widowControl w:val="0"/>
-        <w:kinsoku/>
-        <w:wordWrap/>
-        <w:overflowPunct/>
-        <w:topLinePunct w:val="0"/>
-        <w:autoSpaceDE w:val="0"/>
-        <w:autoSpaceDN w:val="0"/>
-        <w:bidi w:val="0"/>
-        <w:adjustRightInd/>
-        <w:snapToGrid/>
-        <w:spacing w:before="0" w:line="360" w:lineRule="auto"/>
-        <w:ind w:right="0"/>
-        <w:jc w:val="both"/>
-        <w:textAlignment w:val="auto"/>
-        <w:rPr>
-          <w:b/>
-          <w:sz w:val="24"/>
-        </w:rPr>
-      </w:pPr>
-    </w:p>
-    <w:p>
-      <w:pPr>
-        <w:spacing w:before="0"/>
+        <w:t>ons</w:t>
+      </w:r>
+    </w:p>
+    <w:p>
+      <w:pPr>
+        <w:spacing w:line="360" w:lineRule="auto"/>
+        <w:jc w:val="center"/>
+        <w:rPr>
+          <w:b/>
+          <w:sz w:val="24"/>
+        </w:rPr>
+      </w:pPr>
+    </w:p>
+    <w:p>
+      <w:pPr>
         <w:ind w:right="415"/>
-        <w:jc w:val="both"/>
-        <w:rPr>
-          <w:b/>
-          <w:sz w:val="22"/>
-        </w:rPr>
-      </w:pPr>
-      <w:bookmarkStart w:id="2" w:name="Asst. Prof.Rintu Augustine"/>
-      <w:bookmarkEnd w:id="2"/>
-    </w:p>
-    <w:p>
-      <w:pPr>
-        <w:spacing w:before="0"/>
+        <w:jc w:val="center"/>
+        <w:rPr>
+          <w:b/>
+        </w:rPr>
+      </w:pPr>
+    </w:p>
+    <w:p>
+      <w:pPr>
         <w:ind w:right="415"/>
-        <w:jc w:val="both"/>
-        <w:rPr>
-          <w:b/>
-          <w:sz w:val="22"/>
-        </w:rPr>
-      </w:pPr>
-    </w:p>
-    <w:p>
-      <w:pPr>
-        <w:spacing w:before="0"/>
+        <w:jc w:val="center"/>
+        <w:rPr>
+          <w:b/>
+        </w:rPr>
+      </w:pPr>
+    </w:p>
+    <w:p>
+      <w:pPr>
         <w:ind w:right="415"/>
-        <w:jc w:val="both"/>
-        <w:rPr>
-          <w:b/>
-          <w:sz w:val="22"/>
-        </w:rPr>
-      </w:pPr>
-    </w:p>
-    <w:p>
-      <w:pPr>
-        <w:pStyle w:val="7"/>
-        <w:rPr>
-          <w:b/>
-        </w:rPr>
-      </w:pPr>
-    </w:p>
-    <w:p>
-      <w:pPr>
-        <w:pStyle w:val="7"/>
-        <w:rPr>
-          <w:b/>
-        </w:rPr>
-      </w:pPr>
-    </w:p>
-    <w:p>
-      <w:pPr>
-        <w:pStyle w:val="7"/>
-        <w:rPr>
-          <w:b/>
-        </w:rPr>
-      </w:pPr>
-    </w:p>
-    <w:p>
-      <w:pPr>
-        <w:pStyle w:val="7"/>
-        <w:rPr>
-          <w:b/>
-        </w:rPr>
-      </w:pPr>
-    </w:p>
-    <w:p>
-      <w:pPr>
-        <w:pStyle w:val="7"/>
-        <w:rPr>
-          <w:b/>
-        </w:rPr>
-      </w:pPr>
-    </w:p>
-    <w:p>
-      <w:pPr>
-        <w:pStyle w:val="7"/>
-        <w:rPr>
-          <w:b/>
-        </w:rPr>
-      </w:pPr>
-    </w:p>
-    <w:p>
-      <w:pPr>
-        <w:pStyle w:val="7"/>
-        <w:rPr>
-          <w:b/>
-        </w:rPr>
-      </w:pPr>
-    </w:p>
-    <w:p>
-      <w:pPr>
-        <w:pStyle w:val="7"/>
+        <w:jc w:val="center"/>
+        <w:rPr>
+          <w:b/>
+        </w:rPr>
+      </w:pPr>
+    </w:p>
+    <w:p>
+      <w:pPr>
+        <w:pStyle w:val="BodyText"/>
+        <w:jc w:val="center"/>
+        <w:rPr>
+          <w:b/>
+        </w:rPr>
+      </w:pPr>
+    </w:p>
+    <w:p>
+      <w:pPr>
+        <w:pStyle w:val="BodyText"/>
+        <w:jc w:val="center"/>
+        <w:rPr>
+          <w:b/>
+        </w:rPr>
+      </w:pPr>
+    </w:p>
+    <w:p>
+      <w:pPr>
+        <w:pStyle w:val="BodyText"/>
+        <w:jc w:val="center"/>
+        <w:rPr>
+          <w:b/>
+        </w:rPr>
+      </w:pPr>
+    </w:p>
+    <w:p>
+      <w:pPr>
+        <w:pStyle w:val="BodyText"/>
+        <w:jc w:val="center"/>
+        <w:rPr>
+          <w:b/>
+        </w:rPr>
+      </w:pPr>
+    </w:p>
+    <w:p>
+      <w:pPr>
+        <w:pStyle w:val="BodyText"/>
+        <w:jc w:val="center"/>
+        <w:rPr>
+          <w:b/>
+        </w:rPr>
+      </w:pPr>
+    </w:p>
+    <w:p>
+      <w:pPr>
+        <w:pStyle w:val="BodyText"/>
+        <w:jc w:val="center"/>
+        <w:rPr>
+          <w:b/>
+        </w:rPr>
+      </w:pPr>
+    </w:p>
+    <w:p>
+      <w:pPr>
+        <w:pStyle w:val="BodyText"/>
+        <w:jc w:val="center"/>
+        <w:rPr>
+          <w:b/>
+        </w:rPr>
+      </w:pPr>
+    </w:p>
+    <w:p>
+      <w:pPr>
+        <w:pStyle w:val="BodyText"/>
         <w:spacing w:before="216"/>
-        <w:rPr>
-          <w:b/>
-        </w:rPr>
-      </w:pPr>
-    </w:p>
-    <w:p>
-      <w:pPr>
-        <w:pStyle w:val="7"/>
-        <w:bidi w:val="0"/>
-      </w:pPr>
-    </w:p>
-    <w:p>
-      <w:pPr>
-        <w:spacing w:before="0"/>
-        <w:ind w:left="480" w:right="363" w:firstLine="0"/>
-        <w:jc w:val="center"/>
-        <w:rPr>
-          <w:b/>
-          <w:bCs w:val="0"/>
-          <w:sz w:val="24"/>
-        </w:rPr>
-      </w:pPr>
-      <w:r>
-        <w:rPr>
-          <w:b/>
-          <w:bCs w:val="0"/>
+        <w:jc w:val="center"/>
+        <w:rPr>
+          <w:b/>
+        </w:rPr>
+      </w:pPr>
+    </w:p>
+    <w:p>
+      <w:pPr>
+        <w:pStyle w:val="BodyText"/>
+        <w:jc w:val="center"/>
+      </w:pPr>
+    </w:p>
+    <w:p>
+      <w:pPr>
+        <w:ind w:left="480" w:right="363"/>
+        <w:jc w:val="center"/>
+        <w:rPr>
+          <w:b/>
+          <w:sz w:val="24"/>
+        </w:rPr>
+      </w:pPr>
+      <w:r>
+        <w:rPr>
+          <w:b/>
           <w:sz w:val="24"/>
         </w:rPr>
         <w:t>DEPARTMENT</w:t>
@@ -939,7 +810,6 @@
       <w:r>
         <w:rPr>
           <w:b/>
-          <w:bCs w:val="0"/>
           <w:spacing w:val="-6"/>
           <w:sz w:val="24"/>
         </w:rPr>
@@ -948,7 +818,6 @@
       <w:r>
         <w:rPr>
           <w:b/>
-          <w:bCs w:val="0"/>
           <w:sz w:val="24"/>
         </w:rPr>
         <w:t>OF</w:t>
@@ -956,7 +825,6 @@
       <w:r>
         <w:rPr>
           <w:b/>
-          <w:bCs w:val="0"/>
           <w:spacing w:val="-6"/>
           <w:sz w:val="24"/>
         </w:rPr>
@@ -965,7 +833,6 @@
       <w:r>
         <w:rPr>
           <w:b/>
-          <w:bCs w:val="0"/>
           <w:sz w:val="24"/>
         </w:rPr>
         <w:t>COMPUTER</w:t>
@@ -973,7 +840,6 @@
       <w:r>
         <w:rPr>
           <w:b/>
-          <w:bCs w:val="0"/>
           <w:spacing w:val="-6"/>
           <w:sz w:val="24"/>
         </w:rPr>
@@ -982,7 +848,6 @@
       <w:r>
         <w:rPr>
           <w:b/>
-          <w:bCs w:val="0"/>
           <w:spacing w:val="-2"/>
           <w:sz w:val="24"/>
         </w:rPr>
@@ -991,7 +856,7 @@
     </w:p>
     <w:p>
       <w:pPr>
-        <w:pStyle w:val="4"/>
+        <w:pStyle w:val="Heading3"/>
         <w:spacing w:before="265"/>
         <w:ind w:left="566"/>
       </w:pPr>
@@ -1059,10 +924,9 @@
     <w:p>
       <w:pPr>
         <w:spacing w:before="160" w:line="360" w:lineRule="auto"/>
-        <w:ind w:left="1348" w:right="1345" w:firstLine="0"/>
-        <w:jc w:val="center"/>
-        <w:rPr>
-          <w:rFonts w:hint="default"/>
+        <w:ind w:left="1348" w:right="1345"/>
+        <w:jc w:val="center"/>
+        <w:rPr>
           <w:b/>
           <w:bCs/>
           <w:sz w:val="28"/>
@@ -1071,46 +935,54 @@
       </w:pPr>
       <w:r>
         <w:rPr>
-          <w:rFonts w:hint="default"/>
+          <w:b/>
+          <w:bCs/>
+          <w:sz w:val="28"/>
+        </w:rPr>
+        <w:t>Kalady</w:t>
+      </w:r>
+      <w:r>
+        <w:rPr>
           <w:b/>
           <w:bCs/>
           <w:sz w:val="28"/>
           <w:lang w:val="en-IN"/>
         </w:rPr>
-        <w:t xml:space="preserve"> </w:t>
-      </w:r>
-      <w:r>
-        <w:rPr>
-          <w:b/>
-          <w:bCs/>
-          <w:sz w:val="28"/>
-        </w:rPr>
-        <w:t>Kalady</w:t>
-      </w:r>
-      <w:r>
-        <w:rPr>
-          <w:rFonts w:hint="default"/>
+        <w:t>,</w:t>
+      </w:r>
+      <w:r>
+        <w:rPr>
           <w:b/>
           <w:bCs/>
           <w:sz w:val="28"/>
           <w:lang w:val="en-IN"/>
         </w:rPr>
-        <w:t>,683574</w:t>
-      </w:r>
-    </w:p>
-    <w:p>
-      <w:pPr>
-        <w:spacing w:before="0" w:line="316" w:lineRule="exact"/>
-        <w:ind w:right="327" w:firstLine="4187" w:firstLineChars="1550"/>
-        <w:jc w:val="both"/>
-        <w:rPr>
-          <w:b/>
+        <w:t xml:space="preserve"> </w:t>
+      </w:r>
+      <w:r>
+        <w:rPr>
+          <w:b/>
+          <w:bCs/>
           <w:sz w:val="28"/>
-        </w:rPr>
-      </w:pPr>
-      <w:r>
-        <w:rPr>
-          <w:rFonts w:hint="default"/>
+          <w:lang w:val="en-IN"/>
+        </w:rPr>
+        <w:t>683574</w:t>
+      </w:r>
+    </w:p>
+    <w:p>
+      <w:pPr>
+        <w:spacing w:before="160" w:line="360" w:lineRule="auto"/>
+        <w:ind w:left="1348" w:right="1345"/>
+        <w:jc w:val="center"/>
+        <w:rPr>
+          <w:b/>
+          <w:bCs/>
+          <w:sz w:val="28"/>
+          <w:lang w:val="en-IN"/>
+        </w:rPr>
+      </w:pPr>
+      <w:r>
+        <w:rPr>
           <w:b/>
           <w:spacing w:val="-5"/>
           <w:sz w:val="28"/>
@@ -1137,7 +1009,7 @@
     </w:p>
     <w:p>
       <w:pPr>
-        <w:spacing w:after="0" w:line="316" w:lineRule="exact"/>
+        <w:spacing w:line="316" w:lineRule="exact"/>
         <w:jc w:val="center"/>
         <w:rPr>
           <w:b/>
@@ -1147,14 +1019,15 @@
           <w:type w:val="continuous"/>
           <w:pgSz w:w="11910" w:h="16840"/>
           <w:pgMar w:top="1360" w:right="1275" w:bottom="280" w:left="1275" w:header="720" w:footer="720" w:gutter="0"/>
-          <w:cols w:space="720" w:num="1"/>
+          <w:cols w:space="720"/>
         </w:sectPr>
       </w:pPr>
     </w:p>
     <w:p>
       <w:pPr>
-        <w:pStyle w:val="7"/>
+        <w:pStyle w:val="BodyText"/>
         <w:spacing w:before="222"/>
+        <w:jc w:val="center"/>
         <w:rPr>
           <w:b/>
           <w:sz w:val="28"/>
@@ -1163,18 +1036,20 @@
       <w:r>
         <w:rPr>
           <w:b/>
+          <w:noProof/>
           <w:sz w:val="28"/>
         </w:rPr>
+        <w:lastRenderedPageBreak/>
         <mc:AlternateContent>
           <mc:Choice Requires="wpg">
             <w:drawing>
-              <wp:anchor distT="0" distB="0" distL="0" distR="0" simplePos="0" relativeHeight="251659264" behindDoc="1" locked="0" layoutInCell="1" allowOverlap="1">
+              <wp:anchor distT="0" distB="0" distL="0" distR="0" simplePos="0" relativeHeight="251653632" behindDoc="1" locked="0" layoutInCell="1" allowOverlap="1" wp14:anchorId="05F1295A" wp14:editId="6BE63A5F">
                 <wp:simplePos x="0" y="0"/>
                 <wp:positionH relativeFrom="page">
-                  <wp:posOffset>827405</wp:posOffset>
+                  <wp:posOffset>828675</wp:posOffset>
                 </wp:positionH>
                 <wp:positionV relativeFrom="page">
-                  <wp:posOffset>864235</wp:posOffset>
+                  <wp:posOffset>857250</wp:posOffset>
                 </wp:positionV>
                 <wp:extent cx="5908040" cy="8959850"/>
                 <wp:effectExtent l="0" t="0" r="0" b="0"/>
@@ -1377,14 +1252,14 @@
                           <pic:cNvPicPr/>
                         </pic:nvPicPr>
                         <pic:blipFill>
-                          <a:blip r:embed="rId6" cstate="print"/>
+                          <a:blip r:embed="rId7" cstate="print"/>
                           <a:stretch>
                             <a:fillRect/>
                           </a:stretch>
                         </pic:blipFill>
                         <pic:spPr>
                           <a:xfrm>
-                            <a:off x="2199258" y="5340858"/>
+                            <a:off x="2208783" y="4855083"/>
                             <a:ext cx="1502664" cy="1423415"/>
                           </a:xfrm>
                           <a:prstGeom prst="rect">
@@ -1400,21 +1275,14 @@
           </mc:Choice>
           <mc:Fallback>
             <w:pict>
-              <v:group id="_x0000_s1026" o:spid="_x0000_s1026" o:spt="203" style="position:absolute;left:0pt;margin-left:65.15pt;margin-top:68.05pt;height:705.5pt;width:465.2pt;mso-position-horizontal-relative:page;mso-position-vertical-relative:page;z-index:-251657216;mso-width-relative:page;mso-height-relative:page;" coordsize="5908040,8959850" o:gfxdata="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">
-                <o:lock v:ext="edit" aspectratio="f"/>
-                <v:shape id="Graphic 5" o:spid="_x0000_s1026" o:spt="100" style="position:absolute;left:0;top:0;height:8959850;width:5908040;" fillcolor="#000000" filled="t" stroked="f" coordsize="5908040,8959850" o:gfxdata="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" path="m5871337,8923668l27432,8923668,27432,8932799,5871337,8932799,5871337,8923668xem5871337,27940l27432,27940,27432,36830,27432,8923020,36576,8923020,36576,36830,5871337,36830,5871337,27940xem5871337,0l0,0,0,19050,0,8942070,0,8959850,5871337,8959850,5871337,8942070,18288,8942070,18288,19050,5871337,19050,5871337,0xem5880544,8923668l5871413,8923668,5871413,8932799,5880544,8932799,5880544,8923668xem5880544,28067l5871413,28067,5871413,8923655,5880544,8923655,5880544,28067xem5907976,0l5871413,0,5871413,19050,5889701,19050,5889701,8942070,5871413,8942070,5871413,8959850,5907976,8959850,5907976,8942070,5907976,19050,5907976,0xe">
-                  <v:fill on="t" focussize="0,0"/>
-                  <v:stroke on="f"/>
-                  <v:imagedata o:title=""/>
-                  <o:lock v:ext="edit" aspectratio="f"/>
-                  <v:textbox inset="0mm,0mm,0mm,0mm"/>
+              <v:group w14:anchorId="4A697A62" id="Group 4" o:spid="_x0000_s1026" style="position:absolute;margin-left:65.25pt;margin-top:67.5pt;width:465.2pt;height:705.5pt;z-index:-251662848;mso-wrap-distance-left:0;mso-wrap-distance-right:0;mso-position-horizontal-relative:page;mso-position-vertical-relative:page" coordsize="59080,89598" o:gfxdata="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">
+                <v:shape id="Graphic 5" o:spid="_x0000_s1027" style="position:absolute;width:59080;height:89598;visibility:visible;mso-wrap-style:square;v-text-anchor:top" coordsize="5908040,8959850" o:gfxdata="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" path="m5871337,8923668r-5843905,l27432,8932799r5843905,l5871337,8923668xem5871337,27940r-5843905,l27432,36830r,8886190l36576,8923020r,-8886190l5871337,36830r,-8890xem5871337,l,,,19050,,8942070r,17780l5871337,8959850r,-17780l18288,8942070r,-8923020l5871337,19050r,-19050xem5880544,8923668r-9131,l5871413,8932799r9131,l5880544,8923668xem5880544,28067r-9131,l5871413,8923655r9131,l5880544,28067xem5907976,r-36563,l5871413,19050r18288,l5889701,8942070r-18288,l5871413,8959850r36563,l5907976,8942070r,-8923020l5907976,xe" fillcolor="black" stroked="f">
+                  <v:path arrowok="t"/>
                 </v:shape>
-                <v:shape id="Image 6" o:spid="_x0000_s1026" o:spt="75" type="#_x0000_t75" style="position:absolute;left:2199258;top:5340858;height:1423415;width:1502664;" filled="f" o:preferrelative="t" stroked="f" coordsize="21600,21600" o:gfxdata="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">
-                  <v:fill on="f" focussize="0,0"/>
-                  <v:stroke on="f"/>
-                  <v:imagedata r:id="rId6" o:title=""/>
-                  <o:lock v:ext="edit" aspectratio="f"/>
+                <v:shape id="Image 6" o:spid="_x0000_s1028" type="#_x0000_t75" style="position:absolute;left:22087;top:48550;width:15027;height:14234;visibility:visible;mso-wrap-style:square" o:gfxdata="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">
+                  <v:imagedata r:id="rId8" o:title=""/>
                 </v:shape>
+                <w10:wrap anchorx="page" anchory="page"/>
               </v:group>
             </w:pict>
           </mc:Fallback>
@@ -1423,10 +1291,13 @@
     </w:p>
     <w:p>
       <w:pPr>
-        <w:pStyle w:val="3"/>
-      </w:pPr>
-      <w:bookmarkStart w:id="3" w:name="A PROJECT REPORT"/>
-      <w:bookmarkEnd w:id="3"/>
+        <w:pStyle w:val="Heading2"/>
+        <w:rPr>
+          <w:spacing w:val="-2"/>
+        </w:rPr>
+      </w:pPr>
+      <w:bookmarkStart w:id="0" w:name="A_PROJECT_REPORT"/>
+      <w:bookmarkEnd w:id="0"/>
       <w:r>
         <w:t>A</w:t>
       </w:r>
@@ -1454,130 +1325,326 @@
     </w:p>
     <w:p>
       <w:pPr>
-        <w:spacing w:before="321"/>
-        <w:ind w:left="480" w:right="473" w:firstLine="0"/>
+        <w:pStyle w:val="Heading2"/>
+        <w:rPr>
+          <w:b w:val="0"/>
+          <w:bCs w:val="0"/>
+        </w:rPr>
+      </w:pPr>
+      <w:r>
+        <w:rPr>
+          <w:b w:val="0"/>
+          <w:bCs w:val="0"/>
+          <w:spacing w:val="-5"/>
+        </w:rPr>
+        <w:t>On</w:t>
+      </w:r>
+    </w:p>
+    <w:p>
+      <w:pPr>
+        <w:pStyle w:val="BodyText"/>
+        <w:spacing w:before="2"/>
         <w:jc w:val="center"/>
         <w:rPr>
           <w:sz w:val="28"/>
         </w:rPr>
       </w:pPr>
-      <w:r>
-        <w:rPr>
+    </w:p>
+    <w:p>
+      <w:pPr>
+        <w:pStyle w:val="Heading2"/>
+        <w:ind w:right="480"/>
+      </w:pPr>
+      <w:bookmarkStart w:id="1" w:name="AUTOMATIC_TEXT_SUMMARIZATION_USING_NLP"/>
+      <w:bookmarkEnd w:id="1"/>
+      <w:r>
+        <w:t>HYPER-LOCALIZED MULTILINGUAL VOICE ASSISTANT USING EDGE COMPUTING AND AGENTIC WORKFLOWS</w:t>
+      </w:r>
+    </w:p>
+    <w:p>
+      <w:pPr>
+        <w:pStyle w:val="Heading2"/>
+        <w:ind w:right="480"/>
+        <w:rPr>
+          <w:sz w:val="24"/>
+        </w:rPr>
+      </w:pPr>
+      <w:r>
+        <w:rPr>
+          <w:sz w:val="24"/>
+        </w:rPr>
+        <w:t>Submitted by</w:t>
+      </w:r>
+    </w:p>
+    <w:p>
+      <w:pPr>
+        <w:pStyle w:val="Heading2"/>
+        <w:ind w:right="480"/>
+        <w:rPr>
+          <w:sz w:val="24"/>
+        </w:rPr>
+      </w:pPr>
+    </w:p>
+    <w:p>
+      <w:pPr>
+        <w:pStyle w:val="Heading2"/>
+        <w:ind w:right="480"/>
+        <w:rPr>
+          <w:sz w:val="24"/>
+          <w:lang w:val="en-IN"/>
+        </w:rPr>
+      </w:pPr>
+      <w:r>
+        <w:rPr>
+          <w:sz w:val="24"/>
+          <w:lang w:val="en-IN"/>
+        </w:rPr>
+        <w:t>EBIN JOHN JOSEPH</w:t>
+      </w:r>
+    </w:p>
+    <w:p>
+      <w:pPr>
+        <w:pStyle w:val="Heading2"/>
+        <w:ind w:right="480"/>
+      </w:pPr>
+      <w:r>
+        <w:rPr>
+          <w:sz w:val="24"/>
+          <w:lang w:val="en-IN"/>
+        </w:rPr>
+        <w:t>(ASI24MCA-2025)</w:t>
+      </w:r>
+    </w:p>
+    <w:p>
+      <w:pPr>
+        <w:pStyle w:val="BodyText"/>
+        <w:jc w:val="center"/>
+        <w:rPr>
+          <w:b/>
+        </w:rPr>
+      </w:pPr>
+    </w:p>
+    <w:p>
+      <w:pPr>
+        <w:pStyle w:val="BodyText"/>
+        <w:jc w:val="center"/>
+        <w:rPr>
+          <w:b/>
+        </w:rPr>
+      </w:pPr>
+    </w:p>
+    <w:p>
+      <w:pPr>
+        <w:ind w:left="480" w:right="472"/>
+        <w:jc w:val="center"/>
+        <w:rPr>
+          <w:b/>
           <w:spacing w:val="-5"/>
-          <w:sz w:val="28"/>
-        </w:rPr>
-        <w:t>On</w:t>
-      </w:r>
-    </w:p>
-    <w:p>
-      <w:pPr>
-        <w:pStyle w:val="7"/>
-        <w:spacing w:before="2"/>
-        <w:rPr>
-          <w:sz w:val="28"/>
-        </w:rPr>
-      </w:pPr>
-    </w:p>
-    <w:p>
-      <w:pPr>
-        <w:pStyle w:val="3"/>
-        <w:ind w:right="480"/>
-      </w:pPr>
-      <w:bookmarkStart w:id="4" w:name="AUTOMATIC TEXT SUMMARIZATION USING NLP"/>
-      <w:bookmarkEnd w:id="4"/>
-      <w:r>
-        <w:t>HYPER-LOCALIZED MULTILINGUAL VOICE ASSISTANT USING EDGE COMPUTING AND AGENTIC WORKFLOWS</w:t>
-      </w:r>
-      <w:r>
-        <w:rPr>
+          <w:sz w:val="24"/>
+        </w:rPr>
+      </w:pPr>
+      <w:r>
+        <w:rPr>
+          <w:b/>
+          <w:spacing w:val="-5"/>
+          <w:sz w:val="24"/>
+        </w:rPr>
+        <w:t>To</w:t>
+      </w:r>
+    </w:p>
+    <w:p>
+      <w:pPr>
+        <w:ind w:left="480" w:right="472"/>
+        <w:jc w:val="center"/>
+        <w:rPr>
+          <w:b/>
+          <w:spacing w:val="-5"/>
+          <w:sz w:val="24"/>
+        </w:rPr>
+      </w:pPr>
+    </w:p>
+    <w:p>
+      <w:pPr>
+        <w:pStyle w:val="BodyText"/>
+        <w:spacing w:before="15"/>
+        <w:jc w:val="center"/>
+        <w:rPr>
+          <w:b/>
+        </w:rPr>
+      </w:pPr>
+    </w:p>
+    <w:p>
+      <w:pPr>
+        <w:spacing w:line="360" w:lineRule="auto"/>
+        <w:ind w:firstLine="6"/>
+        <w:jc w:val="center"/>
+        <w:rPr>
+          <w:b/>
+          <w:spacing w:val="40"/>
+          <w:sz w:val="24"/>
+        </w:rPr>
+      </w:pPr>
+      <w:r>
+        <w:rPr>
+          <w:b/>
+          <w:sz w:val="24"/>
+        </w:rPr>
+        <w:t>The APJ</w:t>
+      </w:r>
+      <w:r>
+        <w:rPr>
+          <w:b/>
+          <w:spacing w:val="40"/>
+          <w:sz w:val="24"/>
+        </w:rPr>
+        <w:t xml:space="preserve"> </w:t>
+      </w:r>
+      <w:r>
+        <w:rPr>
+          <w:b/>
+          <w:sz w:val="24"/>
+        </w:rPr>
+        <w:t>Abdul Kalam Technological University</w:t>
+      </w:r>
+    </w:p>
+    <w:p>
+      <w:pPr>
+        <w:spacing w:line="360" w:lineRule="auto"/>
+        <w:ind w:firstLine="6"/>
+        <w:jc w:val="center"/>
+        <w:rPr>
+          <w:b/>
+          <w:sz w:val="24"/>
+          <w:lang w:val="en-IN"/>
+        </w:rPr>
+      </w:pPr>
+      <w:r>
+        <w:rPr>
+          <w:b/>
+          <w:sz w:val="24"/>
+        </w:rPr>
+        <w:t>in partial</w:t>
+      </w:r>
+      <w:r>
+        <w:rPr>
+          <w:b/>
+          <w:sz w:val="24"/>
+          <w:lang w:val="en-IN"/>
+        </w:rPr>
+        <w:t xml:space="preserve"> </w:t>
+      </w:r>
+      <w:r>
+        <w:rPr>
+          <w:b/>
+          <w:sz w:val="24"/>
+        </w:rPr>
+        <w:t>fulfillment of the requirements</w:t>
+      </w:r>
+      <w:r>
+        <w:rPr>
+          <w:b/>
+          <w:spacing w:val="-13"/>
+          <w:sz w:val="24"/>
+        </w:rPr>
+        <w:t xml:space="preserve"> </w:t>
+      </w:r>
+      <w:r>
+        <w:rPr>
+          <w:b/>
+          <w:sz w:val="24"/>
+        </w:rPr>
+        <w:t>for</w:t>
+      </w:r>
+      <w:r>
+        <w:rPr>
+          <w:b/>
+          <w:spacing w:val="-15"/>
+          <w:sz w:val="24"/>
+        </w:rPr>
+        <w:t xml:space="preserve"> </w:t>
+      </w:r>
+      <w:r>
+        <w:rPr>
+          <w:b/>
+          <w:sz w:val="24"/>
+        </w:rPr>
+        <w:t>the</w:t>
+      </w:r>
+      <w:r>
+        <w:rPr>
+          <w:b/>
           <w:spacing w:val="-12"/>
-        </w:rPr>
-      </w:r>
-      <w:r/>
-      <w:r>
-        <w:rPr>
-          <w:spacing w:val="-9"/>
-        </w:rPr>
-      </w:r>
-      <w:r/>
-      <w:r>
-        <w:rPr>
-          <w:spacing w:val="-10"/>
-        </w:rPr>
-      </w:r>
-      <w:r/>
-      <w:r>
-        <w:rPr>
-          <w:spacing w:val="-10"/>
-        </w:rPr>
-      </w:r>
-      <w:r>
-        <w:rPr>
-          <w:spacing w:val="-5"/>
-        </w:rPr>
-      </w:r>
-    </w:p>
-    <w:p>
-      <w:pPr>
-        <w:spacing w:before="320" w:line="240" w:lineRule="auto"/>
-        <w:ind w:left="2505" w:right="2458" w:firstLine="1516"/>
-        <w:jc w:val="left"/>
-        <w:rPr>
-          <w:b/>
-          <w:sz w:val="24"/>
-        </w:rPr>
-      </w:pPr>
-      <w:r>
-        <w:rPr>
-          <w:b/>
-          <w:sz w:val="24"/>
-        </w:rPr>
-        <w:t xml:space="preserve">Submitted by </w:t>
-      </w:r>
-    </w:p>
-    <w:p>
-      <w:pPr>
-        <w:spacing w:before="320" w:line="240" w:lineRule="auto"/>
-        <w:ind w:right="2458" w:firstLine="3482" w:firstLineChars="1450"/>
-        <w:jc w:val="both"/>
-        <w:rPr>
-          <w:rFonts w:hint="default"/>
+          <w:sz w:val="24"/>
+        </w:rPr>
+        <w:t xml:space="preserve"> </w:t>
+      </w:r>
+      <w:r>
+        <w:rPr>
+          <w:b/>
+          <w:sz w:val="24"/>
+        </w:rPr>
+        <w:t>award</w:t>
+      </w:r>
+      <w:r>
+        <w:rPr>
+          <w:b/>
+          <w:spacing w:val="-13"/>
+          <w:sz w:val="24"/>
+        </w:rPr>
+        <w:t xml:space="preserve"> </w:t>
+      </w:r>
+      <w:r>
+        <w:rPr>
+          <w:b/>
+          <w:sz w:val="24"/>
+        </w:rPr>
+        <w:t>of</w:t>
+      </w:r>
+      <w:r>
+        <w:rPr>
+          <w:b/>
+          <w:spacing w:val="-14"/>
+          <w:sz w:val="24"/>
+        </w:rPr>
+        <w:t xml:space="preserve"> </w:t>
+      </w:r>
+      <w:r>
+        <w:rPr>
+          <w:b/>
+          <w:sz w:val="24"/>
+        </w:rPr>
+        <w:t>the</w:t>
+      </w:r>
+      <w:r>
+        <w:rPr>
           <w:b/>
           <w:sz w:val="24"/>
           <w:lang w:val="en-IN"/>
         </w:rPr>
-      </w:pPr>
-      <w:r>
-        <w:rPr>
-          <w:rFonts w:hint="default"/>
+        <w:t xml:space="preserve"> </w:t>
+      </w:r>
+      <w:r>
+        <w:rPr>
+          <w:b/>
+          <w:sz w:val="24"/>
+        </w:rPr>
+        <w:t>Degree</w:t>
+      </w:r>
+      <w:r>
+        <w:rPr>
           <w:b/>
           <w:sz w:val="24"/>
           <w:lang w:val="en-IN"/>
         </w:rPr>
-        <w:t>EBIN JOHN JOSEPH</w:t>
-      </w:r>
-    </w:p>
-    <w:p>
-      <w:pPr>
-        <w:keepNext w:val="0"/>
-        <w:keepLines w:val="0"/>
-        <w:pageBreakBefore w:val="0"/>
-        <w:widowControl w:val="0"/>
-        <w:kinsoku/>
-        <w:wordWrap/>
-        <w:overflowPunct/>
-        <w:topLinePunct w:val="0"/>
-        <w:autoSpaceDE w:val="0"/>
-        <w:autoSpaceDN w:val="0"/>
-        <w:bidi w:val="0"/>
-        <w:adjustRightInd/>
-        <w:snapToGrid/>
-        <w:spacing w:before="20" w:line="240" w:lineRule="auto"/>
-        <w:ind w:right="2460" w:firstLine="3722" w:firstLineChars="1550"/>
-        <w:jc w:val="both"/>
-        <w:textAlignment w:val="auto"/>
-        <w:rPr>
-          <w:rFonts w:hint="default"/>
+        <w:t xml:space="preserve"> of</w:t>
+      </w:r>
+    </w:p>
+    <w:p>
+      <w:pPr>
+        <w:spacing w:line="360" w:lineRule="auto"/>
+        <w:ind w:firstLine="6"/>
+        <w:jc w:val="center"/>
+        <w:rPr>
           <w:b/>
           <w:sz w:val="24"/>
           <w:lang w:val="en-IN"/>
@@ -1585,363 +1652,50 @@
       </w:pPr>
       <w:r>
         <w:rPr>
-          <w:rFonts w:hint="default"/>
           <w:b/>
           <w:sz w:val="24"/>
           <w:lang w:val="en-IN"/>
         </w:rPr>
-        <w:t>(ASI24MCA-2025)</w:t>
-      </w:r>
-    </w:p>
-    <w:p>
-      <w:pPr>
-        <w:pStyle w:val="7"/>
-        <w:rPr>
-          <w:b/>
-        </w:rPr>
-      </w:pPr>
-    </w:p>
-    <w:p>
-      <w:pPr>
-        <w:pStyle w:val="7"/>
-        <w:rPr>
-          <w:b/>
-        </w:rPr>
-      </w:pPr>
-    </w:p>
-    <w:p>
-      <w:pPr>
-        <w:spacing w:before="0"/>
-        <w:ind w:left="480" w:right="472" w:firstLine="0"/>
-        <w:jc w:val="center"/>
-        <w:rPr>
-          <w:b/>
-          <w:spacing w:val="-5"/>
-          <w:sz w:val="24"/>
-        </w:rPr>
-      </w:pPr>
-      <w:r>
-        <w:rPr>
-          <w:b/>
-          <w:spacing w:val="-5"/>
-          <w:sz w:val="24"/>
-        </w:rPr>
-        <w:t>To</w:t>
-      </w:r>
-    </w:p>
-    <w:p>
-      <w:pPr>
-        <w:spacing w:before="0"/>
-        <w:ind w:left="480" w:right="472" w:firstLine="0"/>
-        <w:jc w:val="center"/>
-        <w:rPr>
-          <w:b/>
-          <w:spacing w:val="-5"/>
-          <w:sz w:val="24"/>
-        </w:rPr>
-      </w:pPr>
-    </w:p>
-    <w:p>
-      <w:pPr>
-        <w:pStyle w:val="7"/>
-        <w:spacing w:before="15"/>
-        <w:rPr>
-          <w:b/>
-        </w:rPr>
-      </w:pPr>
-    </w:p>
-    <w:p>
-      <w:pPr>
-        <w:keepNext w:val="0"/>
-        <w:keepLines w:val="0"/>
-        <w:pageBreakBefore w:val="0"/>
-        <w:widowControl w:val="0"/>
-        <w:kinsoku/>
-        <w:wordWrap/>
-        <w:overflowPunct/>
-        <w:topLinePunct w:val="0"/>
-        <w:autoSpaceDE w:val="0"/>
-        <w:autoSpaceDN w:val="0"/>
-        <w:bidi w:val="0"/>
-        <w:adjustRightInd/>
-        <w:snapToGrid/>
-        <w:spacing w:before="0" w:line="360" w:lineRule="auto"/>
-        <w:ind w:left="0" w:right="0" w:firstLine="6"/>
-        <w:jc w:val="center"/>
-        <w:textAlignment w:val="auto"/>
-        <w:rPr>
-          <w:b/>
-          <w:spacing w:val="40"/>
-          <w:sz w:val="24"/>
-        </w:rPr>
-      </w:pPr>
-      <w:r>
-        <w:rPr>
-          <w:b/>
-          <w:sz w:val="24"/>
-        </w:rPr>
-        <w:t>The APJ</w:t>
-      </w:r>
-      <w:r>
-        <w:rPr>
-          <w:b/>
-          <w:spacing w:val="40"/>
-          <w:sz w:val="24"/>
-        </w:rPr>
-        <w:t xml:space="preserve"> </w:t>
-      </w:r>
-      <w:r>
-        <w:rPr>
-          <w:b/>
-          <w:sz w:val="24"/>
-        </w:rPr>
-        <w:t>Abdul Kalam Technological University</w:t>
-      </w:r>
-    </w:p>
-    <w:p>
-      <w:pPr>
-        <w:keepNext w:val="0"/>
-        <w:keepLines w:val="0"/>
-        <w:pageBreakBefore w:val="0"/>
-        <w:widowControl w:val="0"/>
-        <w:kinsoku/>
-        <w:wordWrap/>
-        <w:overflowPunct/>
-        <w:topLinePunct w:val="0"/>
-        <w:autoSpaceDE w:val="0"/>
-        <w:autoSpaceDN w:val="0"/>
-        <w:bidi w:val="0"/>
-        <w:adjustRightInd/>
-        <w:snapToGrid/>
-        <w:spacing w:before="0" w:line="360" w:lineRule="auto"/>
-        <w:ind w:left="0" w:right="0" w:firstLine="6"/>
-        <w:jc w:val="center"/>
-        <w:textAlignment w:val="auto"/>
-        <w:rPr>
-          <w:rFonts w:hint="default"/>
+        <w:t>Master of Computer Applicat</w:t>
+      </w:r>
+      <w:r>
+        <w:rPr>
           <w:b/>
           <w:sz w:val="24"/>
           <w:lang w:val="en-IN"/>
         </w:rPr>
-      </w:pPr>
-      <w:r>
-        <w:rPr>
-          <w:b/>
-          <w:sz w:val="24"/>
-        </w:rPr>
-        <w:t xml:space="preserve">in partial </w:t>
-      </w:r>
-      <w:r>
-        <w:rPr>
-          <w:rFonts w:hint="default"/>
+        <w:t>i</w:t>
+      </w:r>
+      <w:r>
+        <w:rPr>
           <w:b/>
           <w:sz w:val="24"/>
           <w:lang w:val="en-IN"/>
         </w:rPr>
-        <w:t xml:space="preserve">  </w:t>
-      </w:r>
-      <w:r>
-        <w:rPr>
-          <w:b/>
-          <w:sz w:val="24"/>
-        </w:rPr>
-        <w:t>fulfillment of the requirements</w:t>
-      </w:r>
-      <w:r>
-        <w:rPr>
-          <w:b/>
-          <w:spacing w:val="-13"/>
-          <w:sz w:val="24"/>
-        </w:rPr>
-        <w:t xml:space="preserve"> </w:t>
-      </w:r>
-      <w:r>
-        <w:rPr>
-          <w:b/>
-          <w:sz w:val="24"/>
-        </w:rPr>
-        <w:t>for</w:t>
-      </w:r>
-      <w:r>
-        <w:rPr>
-          <w:b/>
-          <w:spacing w:val="-15"/>
-          <w:sz w:val="24"/>
-        </w:rPr>
-        <w:t xml:space="preserve"> </w:t>
-      </w:r>
-      <w:r>
-        <w:rPr>
-          <w:b/>
-          <w:sz w:val="24"/>
-        </w:rPr>
-        <w:t>the</w:t>
-      </w:r>
-      <w:r>
-        <w:rPr>
-          <w:b/>
-          <w:spacing w:val="-12"/>
-          <w:sz w:val="24"/>
-        </w:rPr>
-        <w:t xml:space="preserve"> </w:t>
-      </w:r>
-      <w:r>
-        <w:rPr>
-          <w:b/>
-          <w:sz w:val="24"/>
-        </w:rPr>
-        <w:t>award</w:t>
-      </w:r>
-      <w:r>
-        <w:rPr>
-          <w:b/>
-          <w:spacing w:val="-13"/>
-          <w:sz w:val="24"/>
-        </w:rPr>
-        <w:t xml:space="preserve"> </w:t>
-      </w:r>
-      <w:r>
-        <w:rPr>
-          <w:b/>
-          <w:sz w:val="24"/>
-        </w:rPr>
-        <w:t>of</w:t>
-      </w:r>
-      <w:r>
-        <w:rPr>
-          <w:b/>
-          <w:spacing w:val="-14"/>
-          <w:sz w:val="24"/>
-        </w:rPr>
-        <w:t xml:space="preserve"> </w:t>
-      </w:r>
-      <w:r>
-        <w:rPr>
-          <w:b/>
-          <w:sz w:val="24"/>
-        </w:rPr>
-        <w:t>the</w:t>
-      </w:r>
-      <w:r>
-        <w:rPr>
-          <w:rFonts w:hint="default"/>
-          <w:b/>
-          <w:sz w:val="24"/>
-          <w:lang w:val="en-IN"/>
-        </w:rPr>
-        <w:t xml:space="preserve"> </w:t>
-      </w:r>
-      <w:r>
-        <w:rPr>
-          <w:b/>
-          <w:sz w:val="24"/>
-        </w:rPr>
-        <w:t>Degree</w:t>
-      </w:r>
-      <w:r>
-        <w:rPr>
-          <w:rFonts w:hint="default"/>
-          <w:b/>
-          <w:sz w:val="24"/>
-          <w:lang w:val="en-IN"/>
-        </w:rPr>
-        <w:t xml:space="preserve"> of</w:t>
-      </w:r>
-    </w:p>
-    <w:p>
-      <w:pPr>
-        <w:keepNext w:val="0"/>
-        <w:keepLines w:val="0"/>
-        <w:pageBreakBefore w:val="0"/>
-        <w:widowControl w:val="0"/>
-        <w:kinsoku/>
-        <w:wordWrap/>
-        <w:overflowPunct/>
-        <w:topLinePunct w:val="0"/>
-        <w:autoSpaceDE w:val="0"/>
-        <w:autoSpaceDN w:val="0"/>
-        <w:bidi w:val="0"/>
-        <w:adjustRightInd/>
-        <w:snapToGrid/>
-        <w:spacing w:before="0" w:line="360" w:lineRule="auto"/>
-        <w:ind w:left="0" w:right="0" w:firstLine="6"/>
-        <w:jc w:val="center"/>
-        <w:textAlignment w:val="auto"/>
-        <w:rPr>
-          <w:rFonts w:hint="default"/>
-          <w:b/>
-          <w:sz w:val="24"/>
-          <w:lang w:val="en-IN"/>
-        </w:rPr>
-      </w:pPr>
-      <w:r>
-        <w:rPr>
-          <w:rFonts w:hint="default"/>
-          <w:b/>
-          <w:sz w:val="24"/>
-          <w:lang w:val="en-IN"/>
-        </w:rPr>
-        <w:t>Master of Computer Applicatons</w:t>
-      </w:r>
-    </w:p>
-    <w:p>
-      <w:pPr>
-        <w:keepNext w:val="0"/>
-        <w:keepLines w:val="0"/>
-        <w:pageBreakBefore w:val="0"/>
-        <w:widowControl w:val="0"/>
-        <w:kinsoku/>
-        <w:wordWrap/>
-        <w:overflowPunct/>
-        <w:topLinePunct w:val="0"/>
-        <w:autoSpaceDE w:val="0"/>
-        <w:autoSpaceDN w:val="0"/>
-        <w:bidi w:val="0"/>
-        <w:adjustRightInd/>
-        <w:snapToGrid/>
-        <w:spacing w:before="0" w:line="360" w:lineRule="auto"/>
-        <w:ind w:left="0" w:right="0" w:firstLine="6"/>
-        <w:jc w:val="center"/>
-        <w:textAlignment w:val="auto"/>
-        <w:rPr>
-          <w:b/>
-          <w:sz w:val="24"/>
-        </w:rPr>
-      </w:pPr>
-    </w:p>
-    <w:p>
-      <w:pPr>
-        <w:keepNext w:val="0"/>
-        <w:keepLines w:val="0"/>
-        <w:pageBreakBefore w:val="0"/>
-        <w:widowControl w:val="0"/>
-        <w:kinsoku/>
-        <w:wordWrap/>
-        <w:overflowPunct/>
-        <w:topLinePunct w:val="0"/>
-        <w:autoSpaceDE w:val="0"/>
-        <w:autoSpaceDN w:val="0"/>
-        <w:bidi w:val="0"/>
-        <w:adjustRightInd/>
-        <w:snapToGrid/>
-        <w:spacing w:before="0" w:line="360" w:lineRule="auto"/>
-        <w:ind w:left="0" w:right="0" w:firstLine="6"/>
-        <w:jc w:val="center"/>
-        <w:textAlignment w:val="auto"/>
-        <w:rPr>
-          <w:b/>
-          <w:sz w:val="24"/>
-        </w:rPr>
-      </w:pPr>
-      <w:r>
-        <w:rPr>
-          <w:rFonts w:hint="default"/>
-          <w:b/>
-          <w:sz w:val="24"/>
-          <w:lang w:val="en-IN"/>
-        </w:rPr>
-        <w:t xml:space="preserve"> </w:t>
-      </w:r>
+        <w:t>ons</w:t>
+      </w:r>
+    </w:p>
+    <w:p>
+      <w:pPr>
+        <w:spacing w:line="360" w:lineRule="auto"/>
+        <w:ind w:firstLine="6"/>
+        <w:jc w:val="center"/>
+        <w:rPr>
+          <w:b/>
+          <w:sz w:val="24"/>
+        </w:rPr>
+      </w:pPr>
+    </w:p>
+    <w:p>
+      <w:pPr>
+        <w:spacing w:line="360" w:lineRule="auto"/>
+        <w:ind w:firstLine="6"/>
+        <w:jc w:val="center"/>
+        <w:rPr>
+          <w:b/>
+          <w:sz w:val="24"/>
+        </w:rPr>
+      </w:pPr>
       <w:r>
         <w:rPr>
           <w:b/>
@@ -1953,46 +1707,32 @@
     </w:p>
     <w:p>
       <w:pPr>
-        <w:pStyle w:val="4"/>
+        <w:pStyle w:val="Heading3"/>
         <w:ind w:right="412"/>
         <w:rPr>
           <w:spacing w:val="-2"/>
         </w:rPr>
       </w:pPr>
-      <w:bookmarkStart w:id="5" w:name="Asst. Prof.Rintu Augustine"/>
-      <w:bookmarkEnd w:id="5"/>
-      <w:r>
-        <w:rPr>
-          <w:rFonts w:hint="default"/>
+      <w:bookmarkStart w:id="2" w:name="Asst._Prof.Rintu_Augustine"/>
+      <w:bookmarkEnd w:id="2"/>
+      <w:r>
+        <w:rPr>
           <w:lang w:val="en-IN"/>
         </w:rPr>
         <w:t>Prof. Sukrith Lal</w:t>
       </w:r>
-      <w:r/>
-      <w:r>
-        <w:rPr>
-          <w:rFonts w:hint="default"/>
+      <w:r>
+        <w:rPr>
           <w:lang w:val="en-IN"/>
         </w:rPr>
-      </w:r>
-      <w:r/>
-      <w:r>
-        <w:rPr>
-          <w:spacing w:val="-13"/>
-        </w:rPr>
-      </w:r>
-      <w:r>
-        <w:rPr>
-          <w:spacing w:val="-2"/>
-        </w:rPr>
-      </w:r>
-    </w:p>
-    <w:p>
-      <w:pPr>
-        <w:pStyle w:val="4"/>
+        <w:t xml:space="preserve"> P S</w:t>
+      </w:r>
+    </w:p>
+    <w:p>
+      <w:pPr>
+        <w:pStyle w:val="Heading3"/>
         <w:ind w:right="412"/>
         <w:rPr>
-          <w:rFonts w:hint="default"/>
           <w:spacing w:val="-2"/>
           <w:sz w:val="24"/>
           <w:szCs w:val="24"/>
@@ -2001,7 +1741,6 @@
       </w:pPr>
       <w:r>
         <w:rPr>
-          <w:rFonts w:hint="default"/>
           <w:spacing w:val="-2"/>
           <w:sz w:val="24"/>
           <w:szCs w:val="24"/>
@@ -2012,322 +1751,411 @@
     </w:p>
     <w:p>
       <w:pPr>
-        <w:pStyle w:val="7"/>
-        <w:spacing w:before="4"/>
-        <w:rPr>
-          <w:b/>
+        <w:pStyle w:val="BodyText"/>
+        <w:jc w:val="center"/>
+        <w:rPr>
+          <w:b/>
+        </w:rPr>
+      </w:pPr>
+    </w:p>
+    <w:p>
+      <w:pPr>
+        <w:pStyle w:val="BodyText"/>
+        <w:jc w:val="center"/>
+        <w:rPr>
+          <w:b/>
+        </w:rPr>
+      </w:pPr>
+    </w:p>
+    <w:p>
+      <w:pPr>
+        <w:pStyle w:val="BodyText"/>
+        <w:jc w:val="center"/>
+        <w:rPr>
+          <w:b/>
+        </w:rPr>
+      </w:pPr>
+    </w:p>
+    <w:p>
+      <w:pPr>
+        <w:pStyle w:val="BodyText"/>
+        <w:jc w:val="center"/>
+        <w:rPr>
+          <w:b/>
+        </w:rPr>
+      </w:pPr>
+    </w:p>
+    <w:p>
+      <w:pPr>
+        <w:pStyle w:val="BodyText"/>
+        <w:jc w:val="center"/>
+        <w:rPr>
+          <w:b/>
+        </w:rPr>
+      </w:pPr>
+    </w:p>
+    <w:p>
+      <w:pPr>
+        <w:pStyle w:val="BodyText"/>
+        <w:jc w:val="center"/>
+        <w:rPr>
+          <w:b/>
+        </w:rPr>
+      </w:pPr>
+    </w:p>
+    <w:p>
+      <w:pPr>
+        <w:pStyle w:val="BodyText"/>
+        <w:tabs>
+          <w:tab w:val="left" w:pos="5175"/>
+        </w:tabs>
+        <w:rPr>
+          <w:b/>
+        </w:rPr>
+      </w:pPr>
+      <w:r>
+        <w:rPr>
+          <w:b/>
+        </w:rPr>
+        <w:tab/>
+      </w:r>
+    </w:p>
+    <w:p>
+      <w:pPr>
+        <w:pStyle w:val="BodyText"/>
+        <w:jc w:val="center"/>
+        <w:rPr>
+          <w:b/>
+        </w:rPr>
+      </w:pPr>
+    </w:p>
+    <w:p>
+      <w:pPr>
+        <w:pStyle w:val="BodyText"/>
+        <w:jc w:val="center"/>
+        <w:rPr>
+          <w:b/>
+        </w:rPr>
+      </w:pPr>
+    </w:p>
+    <w:p>
+      <w:pPr>
+        <w:pStyle w:val="BodyText"/>
+        <w:spacing w:before="55"/>
+        <w:jc w:val="center"/>
+        <w:rPr>
+          <w:b/>
+        </w:rPr>
+      </w:pPr>
+    </w:p>
+    <w:p>
+      <w:pPr>
+        <w:ind w:left="480" w:right="363"/>
+        <w:jc w:val="center"/>
+        <w:rPr>
+          <w:b/>
+          <w:sz w:val="24"/>
+        </w:rPr>
+      </w:pPr>
+    </w:p>
+    <w:p>
+      <w:pPr>
+        <w:ind w:left="480" w:right="363"/>
+        <w:jc w:val="center"/>
+        <w:rPr>
+          <w:b/>
+          <w:spacing w:val="-2"/>
+          <w:sz w:val="24"/>
+        </w:rPr>
+      </w:pPr>
+      <w:r>
+        <w:rPr>
+          <w:b/>
+          <w:sz w:val="24"/>
+        </w:rPr>
+        <w:t>DEPARTMENT</w:t>
+      </w:r>
+      <w:r>
+        <w:rPr>
+          <w:b/>
+          <w:spacing w:val="-6"/>
+          <w:sz w:val="24"/>
+        </w:rPr>
+        <w:t xml:space="preserve"> </w:t>
+      </w:r>
+      <w:r>
+        <w:rPr>
+          <w:b/>
+          <w:sz w:val="24"/>
+        </w:rPr>
+        <w:t>OF</w:t>
+      </w:r>
+      <w:r>
+        <w:rPr>
+          <w:b/>
+          <w:spacing w:val="-6"/>
+          <w:sz w:val="24"/>
+        </w:rPr>
+        <w:t xml:space="preserve"> </w:t>
+      </w:r>
+      <w:r>
+        <w:rPr>
+          <w:b/>
+          <w:sz w:val="24"/>
+        </w:rPr>
+        <w:t>COMPUTER</w:t>
+      </w:r>
+      <w:r>
+        <w:rPr>
+          <w:b/>
+          <w:spacing w:val="-6"/>
+          <w:sz w:val="24"/>
+        </w:rPr>
+        <w:t xml:space="preserve"> </w:t>
+      </w:r>
+      <w:r>
+        <w:rPr>
+          <w:b/>
+          <w:spacing w:val="-2"/>
+          <w:sz w:val="24"/>
+        </w:rPr>
+        <w:t>APPLICATIONS</w:t>
+      </w:r>
+    </w:p>
+    <w:p>
+      <w:pPr>
+        <w:ind w:left="480" w:right="363"/>
+        <w:jc w:val="center"/>
+        <w:rPr>
+          <w:b/>
+          <w:spacing w:val="-2"/>
+          <w:sz w:val="24"/>
+        </w:rPr>
+      </w:pPr>
+    </w:p>
+    <w:p>
+      <w:pPr>
+        <w:ind w:left="480" w:right="363"/>
+        <w:jc w:val="center"/>
+        <w:rPr>
+          <w:b/>
+          <w:bCs/>
+          <w:sz w:val="32"/>
+          <w:szCs w:val="28"/>
+        </w:rPr>
+      </w:pPr>
+      <w:r>
+        <w:rPr>
+          <w:b/>
+          <w:bCs/>
           <w:sz w:val="28"/>
-        </w:rPr>
-      </w:pPr>
-    </w:p>
-    <w:p>
-      <w:pPr>
-        <w:pStyle w:val="7"/>
-        <w:rPr>
-          <w:b/>
-        </w:rPr>
-      </w:pPr>
-    </w:p>
-    <w:p>
-      <w:pPr>
-        <w:pStyle w:val="7"/>
-        <w:rPr>
-          <w:b/>
-        </w:rPr>
-      </w:pPr>
-    </w:p>
-    <w:p>
-      <w:pPr>
-        <w:pStyle w:val="7"/>
-        <w:rPr>
-          <w:b/>
-        </w:rPr>
-      </w:pPr>
-    </w:p>
-    <w:p>
-      <w:pPr>
-        <w:pStyle w:val="7"/>
-        <w:rPr>
-          <w:b/>
-        </w:rPr>
-      </w:pPr>
-    </w:p>
-    <w:p>
-      <w:pPr>
-        <w:pStyle w:val="7"/>
-        <w:rPr>
-          <w:b/>
-        </w:rPr>
-      </w:pPr>
-    </w:p>
-    <w:p>
-      <w:pPr>
-        <w:pStyle w:val="7"/>
-        <w:rPr>
-          <w:b/>
-        </w:rPr>
-      </w:pPr>
-    </w:p>
-    <w:p>
-      <w:pPr>
-        <w:pStyle w:val="7"/>
-        <w:rPr>
-          <w:b/>
-        </w:rPr>
-      </w:pPr>
-    </w:p>
-    <w:p>
-      <w:pPr>
-        <w:pStyle w:val="7"/>
-        <w:rPr>
-          <w:b/>
-        </w:rPr>
-      </w:pPr>
-    </w:p>
-    <w:p>
-      <w:pPr>
-        <w:pStyle w:val="7"/>
-        <w:rPr>
-          <w:b/>
-        </w:rPr>
-      </w:pPr>
-    </w:p>
-    <w:p>
-      <w:pPr>
-        <w:pStyle w:val="7"/>
-        <w:rPr>
-          <w:b/>
-        </w:rPr>
-      </w:pPr>
-    </w:p>
-    <w:p>
-      <w:pPr>
-        <w:pStyle w:val="7"/>
-        <w:spacing w:before="55"/>
-        <w:rPr>
-          <w:b/>
-        </w:rPr>
-      </w:pPr>
-    </w:p>
-    <w:p>
-      <w:pPr>
-        <w:spacing w:before="0" w:line="240" w:lineRule="auto"/>
-        <w:ind w:left="480" w:right="363" w:firstLine="0"/>
-        <w:jc w:val="center"/>
-        <w:rPr>
-          <w:b/>
-          <w:sz w:val="24"/>
-        </w:rPr>
-      </w:pPr>
-      <w:r>
-        <w:rPr>
-          <w:b/>
-          <w:sz w:val="24"/>
-        </w:rPr>
-        <w:t>DEPARTMENT</w:t>
-      </w:r>
-      <w:r>
-        <w:rPr>
-          <w:b/>
-          <w:spacing w:val="-6"/>
-          <w:sz w:val="24"/>
-        </w:rPr>
-        <w:t xml:space="preserve"> </w:t>
-      </w:r>
-      <w:r>
-        <w:rPr>
-          <w:b/>
-          <w:sz w:val="24"/>
-        </w:rPr>
-        <w:t>OF</w:t>
-      </w:r>
-      <w:r>
-        <w:rPr>
-          <w:b/>
-          <w:spacing w:val="-6"/>
-          <w:sz w:val="24"/>
-        </w:rPr>
-        <w:t xml:space="preserve"> </w:t>
-      </w:r>
-      <w:r>
-        <w:rPr>
-          <w:b/>
-          <w:sz w:val="24"/>
-        </w:rPr>
-        <w:t>COMPUTER</w:t>
-      </w:r>
-      <w:r>
-        <w:rPr>
-          <w:b/>
-          <w:spacing w:val="-6"/>
-          <w:sz w:val="24"/>
-        </w:rPr>
-        <w:t xml:space="preserve"> </w:t>
-      </w:r>
-      <w:r>
-        <w:rPr>
-          <w:b/>
+          <w:szCs w:val="28"/>
+        </w:rPr>
+        <w:t>Adi</w:t>
+      </w:r>
+      <w:r>
+        <w:rPr>
+          <w:b/>
+          <w:bCs/>
+          <w:spacing w:val="-13"/>
+          <w:sz w:val="28"/>
+          <w:szCs w:val="28"/>
+        </w:rPr>
+        <w:t xml:space="preserve"> </w:t>
+      </w:r>
+      <w:r>
+        <w:rPr>
+          <w:b/>
+          <w:bCs/>
+          <w:sz w:val="28"/>
+          <w:szCs w:val="28"/>
+        </w:rPr>
+        <w:t>Shankara</w:t>
+      </w:r>
+      <w:r>
+        <w:rPr>
+          <w:b/>
+          <w:bCs/>
+          <w:spacing w:val="-9"/>
+          <w:sz w:val="28"/>
+          <w:szCs w:val="28"/>
+        </w:rPr>
+        <w:t xml:space="preserve"> </w:t>
+      </w:r>
+      <w:r>
+        <w:rPr>
+          <w:b/>
+          <w:bCs/>
+          <w:sz w:val="28"/>
+          <w:szCs w:val="28"/>
+        </w:rPr>
+        <w:t>Institute</w:t>
+      </w:r>
+      <w:r>
+        <w:rPr>
+          <w:b/>
+          <w:bCs/>
+          <w:spacing w:val="-11"/>
+          <w:sz w:val="28"/>
+          <w:szCs w:val="28"/>
+        </w:rPr>
+        <w:t xml:space="preserve"> </w:t>
+      </w:r>
+      <w:r>
+        <w:rPr>
+          <w:b/>
+          <w:bCs/>
+          <w:sz w:val="28"/>
+          <w:szCs w:val="28"/>
+        </w:rPr>
+        <w:t>of</w:t>
+      </w:r>
+      <w:r>
+        <w:rPr>
+          <w:b/>
+          <w:bCs/>
+          <w:spacing w:val="-12"/>
+          <w:sz w:val="28"/>
+          <w:szCs w:val="28"/>
+        </w:rPr>
+        <w:t xml:space="preserve"> </w:t>
+      </w:r>
+      <w:r>
+        <w:rPr>
+          <w:b/>
+          <w:bCs/>
+          <w:sz w:val="28"/>
+          <w:szCs w:val="28"/>
+        </w:rPr>
+        <w:t>Engineering</w:t>
+      </w:r>
+      <w:r>
+        <w:rPr>
+          <w:b/>
+          <w:bCs/>
+          <w:spacing w:val="-9"/>
+          <w:sz w:val="28"/>
+          <w:szCs w:val="28"/>
+        </w:rPr>
+        <w:t xml:space="preserve"> </w:t>
+      </w:r>
+      <w:r>
+        <w:rPr>
+          <w:b/>
+          <w:bCs/>
+          <w:sz w:val="28"/>
+          <w:szCs w:val="28"/>
+        </w:rPr>
+        <w:t>&amp;</w:t>
+      </w:r>
+      <w:r>
+        <w:rPr>
+          <w:b/>
+          <w:bCs/>
+          <w:spacing w:val="-10"/>
+          <w:sz w:val="28"/>
+          <w:szCs w:val="28"/>
+        </w:rPr>
+        <w:t xml:space="preserve"> </w:t>
+      </w:r>
+      <w:r>
+        <w:rPr>
+          <w:b/>
+          <w:bCs/>
           <w:spacing w:val="-2"/>
-          <w:sz w:val="24"/>
-        </w:rPr>
-        <w:t>APPLICATIONS</w:t>
-      </w:r>
-    </w:p>
-    <w:p>
-      <w:pPr>
-        <w:pStyle w:val="4"/>
-        <w:spacing w:before="265" w:line="240" w:lineRule="auto"/>
+          <w:sz w:val="28"/>
+          <w:szCs w:val="28"/>
+        </w:rPr>
+        <w:t>Technolog</w:t>
+      </w:r>
+      <w:r>
+        <w:rPr>
+          <w:b/>
+          <w:bCs/>
+          <w:spacing w:val="-2"/>
+          <w:sz w:val="28"/>
+          <w:szCs w:val="28"/>
+          <w:lang w:val="en-IN"/>
+        </w:rPr>
+        <w:t>y</w:t>
+      </w:r>
+    </w:p>
+    <w:p>
+      <w:pPr>
+        <w:pStyle w:val="Heading3"/>
+        <w:spacing w:before="265" w:line="360" w:lineRule="auto"/>
         <w:ind w:left="566"/>
         <w:rPr>
-          <w:rFonts w:hint="default"/>
           <w:spacing w:val="-2"/>
           <w:lang w:val="en-IN"/>
         </w:rPr>
       </w:pPr>
       <w:r>
-        <w:t>Adi</w:t>
-      </w:r>
-      <w:r>
-        <w:rPr>
-          <w:spacing w:val="-13"/>
-        </w:rPr>
-        <w:t xml:space="preserve"> </w:t>
-      </w:r>
-      <w:r>
-        <w:t>Shankara</w:t>
-      </w:r>
-      <w:r>
-        <w:rPr>
-          <w:spacing w:val="-9"/>
-        </w:rPr>
-        <w:t xml:space="preserve"> </w:t>
-      </w:r>
-      <w:r>
-        <w:t>Institute</w:t>
-      </w:r>
-      <w:r>
-        <w:rPr>
-          <w:spacing w:val="-11"/>
-        </w:rPr>
-        <w:t xml:space="preserve"> </w:t>
-      </w:r>
-      <w:r>
-        <w:t>of</w:t>
-      </w:r>
-      <w:r>
-        <w:rPr>
-          <w:spacing w:val="-12"/>
-        </w:rPr>
-        <w:t xml:space="preserve"> </w:t>
-      </w:r>
-      <w:r>
-        <w:t>Engineering</w:t>
-      </w:r>
-      <w:r>
-        <w:rPr>
-          <w:spacing w:val="-9"/>
-        </w:rPr>
-        <w:t xml:space="preserve"> </w:t>
-      </w:r>
-      <w:r>
-        <w:t>&amp;</w:t>
-      </w:r>
-      <w:r>
-        <w:rPr>
-          <w:spacing w:val="-10"/>
-        </w:rPr>
-        <w:t xml:space="preserve"> </w:t>
-      </w:r>
-      <w:r>
-        <w:rPr>
-          <w:spacing w:val="-2"/>
-        </w:rPr>
-        <w:t>Technolog</w:t>
-      </w:r>
-      <w:r>
-        <w:rPr>
-          <w:rFonts w:hint="default"/>
+        <w:rPr>
           <w:spacing w:val="-2"/>
           <w:lang w:val="en-IN"/>
         </w:rPr>
-        <w:t>y</w:t>
-      </w:r>
-    </w:p>
-    <w:p>
-      <w:pPr>
-        <w:pStyle w:val="4"/>
+        <w:t>Kalady,</w:t>
+      </w:r>
+      <w:r>
+        <w:rPr>
+          <w:spacing w:val="-2"/>
+          <w:lang w:val="en-IN"/>
+        </w:rPr>
+        <w:t xml:space="preserve"> </w:t>
+      </w:r>
+      <w:r>
+        <w:rPr>
+          <w:spacing w:val="-2"/>
+          <w:lang w:val="en-IN"/>
+        </w:rPr>
+        <w:t>683574</w:t>
+      </w:r>
+    </w:p>
+    <w:p>
+      <w:pPr>
+        <w:pStyle w:val="Heading3"/>
         <w:spacing w:before="265" w:line="360" w:lineRule="auto"/>
         <w:ind w:left="566"/>
         <w:rPr>
-          <w:rFonts w:hint="default"/>
           <w:spacing w:val="-2"/>
           <w:lang w:val="en-IN"/>
-        </w:rPr>
-      </w:pPr>
-      <w:r>
-        <w:rPr>
-          <w:rFonts w:hint="default"/>
-          <w:spacing w:val="-2"/>
-          <w:lang w:val="en-IN"/>
-        </w:rPr>
-        <w:t>Kalady,683574</w:t>
-      </w:r>
-    </w:p>
-    <w:p>
-      <w:pPr>
-        <w:spacing w:before="0" w:line="360" w:lineRule="auto"/>
-        <w:ind w:right="327" w:firstLine="4322" w:firstLineChars="1600"/>
-        <w:jc w:val="both"/>
-        <w:rPr>
-          <w:b/>
-          <w:sz w:val="28"/>
-        </w:rPr>
-      </w:pPr>
-      <w:r>
-        <w:rPr>
-          <w:rFonts w:hint="default"/>
-          <w:b/>
-          <w:spacing w:val="-5"/>
-          <w:sz w:val="28"/>
-          <w:lang w:val="en-IN"/>
-        </w:rPr>
-        <w:t>2025</w:t>
-      </w:r>
-      <w:r>
-        <w:rPr>
-          <w:b/>
-          <w:spacing w:val="-5"/>
-          <w:sz w:val="28"/>
-        </w:rPr>
-        <w:t>-</w:t>
-      </w:r>
-      <w:r>
-        <w:rPr>
-          <w:b/>
-          <w:spacing w:val="-4"/>
-          <w:sz w:val="28"/>
-        </w:rPr>
-        <w:t>2026</w:t>
-      </w:r>
-    </w:p>
-    <w:p>
-      <w:pPr>
-        <w:spacing w:after="0" w:line="316" w:lineRule="exact"/>
-        <w:jc w:val="center"/>
-        <w:rPr>
-          <w:b/>
-          <w:sz w:val="28"/>
         </w:rPr>
         <w:sectPr>
           <w:pgSz w:w="11910" w:h="16840"/>
           <w:pgMar w:top="1360" w:right="1275" w:bottom="280" w:left="1275" w:header="720" w:footer="720" w:gutter="0"/>
-          <w:cols w:space="720" w:num="1"/>
+          <w:cols w:space="720"/>
         </w:sectPr>
       </w:pPr>
-    </w:p>
-    <w:p>
-      <w:pPr>
-        <w:pStyle w:val="7"/>
+      <w:r>
+        <w:rPr>
+          <w:spacing w:val="-5"/>
+          <w:lang w:val="en-IN"/>
+        </w:rPr>
+        <w:t>2025</w:t>
+      </w:r>
+      <w:r>
+        <w:rPr>
+          <w:spacing w:val="-5"/>
+        </w:rPr>
+        <w:t>-</w:t>
+      </w:r>
+      <w:r>
+        <w:rPr>
+          <w:spacing w:val="-4"/>
+        </w:rPr>
+        <w:t>202</w:t>
+      </w:r>
+      <w:r>
+        <w:rPr>
+          <w:spacing w:val="-4"/>
+        </w:rPr>
+        <w:t>6</w:t>
+      </w:r>
+    </w:p>
+    <w:p>
+      <w:pPr>
+        <w:pStyle w:val="BodyText"/>
         <w:spacing w:before="119"/>
         <w:rPr>
           <w:b/>
@@ -2337,12 +2165,14 @@
       <w:r>
         <w:rPr>
           <w:b/>
+          <w:noProof/>
           <w:sz w:val="32"/>
         </w:rPr>
+        <w:lastRenderedPageBreak/>
         <mc:AlternateContent>
           <mc:Choice Requires="wps">
             <w:drawing>
-              <wp:anchor distT="0" distB="0" distL="0" distR="0" simplePos="0" relativeHeight="251660288" behindDoc="1" locked="0" layoutInCell="1" allowOverlap="1">
+              <wp:anchor distT="0" distB="0" distL="0" distR="0" simplePos="0" relativeHeight="251654656" behindDoc="1" locked="0" layoutInCell="1" allowOverlap="1" wp14:anchorId="2218D8E2" wp14:editId="2E452873">
                 <wp:simplePos x="0" y="0"/>
                 <wp:positionH relativeFrom="page">
                   <wp:posOffset>827405</wp:posOffset>
@@ -2541,12 +2371,9 @@
           </mc:Choice>
           <mc:Fallback>
             <w:pict>
-              <v:shape id="Graphic 7" o:spid="_x0000_s1026" o:spt="100" style="position:absolute;left:0pt;margin-left:65.15pt;margin-top:68.05pt;height:705.5pt;width:465.2pt;mso-position-horizontal-relative:page;mso-position-vertical-relative:page;z-index:-251656192;mso-width-relative:page;mso-height-relative:page;" fillcolor="#000000" filled="t" stroked="f" coordsize="5908040,8959850" o:gfxdata="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" path="m5871337,8923668l27432,8923668,27432,8932799,5871337,8932799,5871337,8923668xem5871337,27940l27432,27940,27432,36830,27432,8923020,36576,8923020,36576,36830,5871337,36830,5871337,27940xem5871337,0l0,0,0,19050,0,8942070,0,8959850,5871337,8959850,5871337,8942070,18288,8942070,18288,19050,5871337,19050,5871337,0xem5880544,8923668l5871413,8923668,5871413,8932799,5880544,8932799,5880544,8923668xem5880544,28067l5871413,28067,5871413,8923655,5880544,8923655,5880544,28067xem5907976,0l5871413,0,5871413,19050,5889701,19050,5889701,8942070,5871413,8942070,5871413,8959850,5907976,8959850,5907976,8942070,5907976,19050,5907976,0xe">
-                <v:fill on="t" focussize="0,0"/>
-                <v:stroke on="f"/>
-                <v:imagedata o:title=""/>
-                <o:lock v:ext="edit" aspectratio="f"/>
-                <v:textbox inset="0mm,0mm,0mm,0mm"/>
+              <v:shape w14:anchorId="0008BC09" id="Graphic 7" o:spid="_x0000_s1026" style="position:absolute;margin-left:65.15pt;margin-top:68.05pt;width:465.2pt;height:705.5pt;z-index:-251661824;visibility:visible;mso-wrap-style:square;mso-wrap-distance-left:0;mso-wrap-distance-top:0;mso-wrap-distance-right:0;mso-wrap-distance-bottom:0;mso-position-horizontal:absolute;mso-position-horizontal-relative:page;mso-position-vertical:absolute;mso-position-vertical-relative:page;v-text-anchor:top" coordsize="5908040,8959850" o:gfxdata="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" path="m5871337,8923668r-5843905,l27432,8932799r5843905,l5871337,8923668xem5871337,27940r-5843905,l27432,36830r,8886190l36576,8923020r,-8886190l5871337,36830r,-8890xem5871337,l,,,19050,,8942070r,17780l5871337,8959850r,-17780l18288,8942070r,-8923020l5871337,19050r,-19050xem5880544,8923668r-9131,l5871413,8932799r9131,l5880544,8923668xem5880544,28067r-9131,l5871413,8923655r9131,l5880544,28067xem5907976,r-36563,l5871413,19050r18288,l5889701,8942070r-18288,l5871413,8959850r36563,l5907976,8942070r,-8923020l5907976,xe" fillcolor="black" stroked="f">
+                <v:path arrowok="t"/>
+                <w10:wrap anchorx="page" anchory="page"/>
               </v:shape>
             </w:pict>
           </mc:Fallback>
@@ -2555,12 +2382,13 @@
       <w:r>
         <w:rPr>
           <w:b/>
+          <w:noProof/>
           <w:sz w:val="32"/>
         </w:rPr>
         <mc:AlternateContent>
           <mc:Choice Requires="wps">
             <w:drawing>
-              <wp:anchor distT="0" distB="0" distL="0" distR="0" simplePos="0" relativeHeight="251660288" behindDoc="1" locked="0" layoutInCell="1" allowOverlap="1">
+              <wp:anchor distT="0" distB="0" distL="0" distR="0" simplePos="0" relativeHeight="251655680" behindDoc="1" locked="0" layoutInCell="1" allowOverlap="1" wp14:anchorId="2E2D8F28" wp14:editId="24D9C108">
                 <wp:simplePos x="0" y="0"/>
                 <wp:positionH relativeFrom="page">
                   <wp:posOffset>827405</wp:posOffset>
@@ -2759,12 +2587,9 @@
           </mc:Choice>
           <mc:Fallback>
             <w:pict>
-              <v:shape id="Graphic 8" o:spid="_x0000_s1026" o:spt="100" style="position:absolute;left:0pt;margin-left:65.15pt;margin-top:68.05pt;height:705.5pt;width:465.2pt;mso-position-horizontal-relative:page;mso-position-vertical-relative:page;z-index:-251656192;mso-width-relative:page;mso-height-relative:page;" fillcolor="#000000" filled="t" stroked="f" coordsize="5908040,8959850" o:gfxdata="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" path="m5871337,8923668l27432,8923668,27432,8932799,5871337,8932799,5871337,8923668xem5871337,27940l27432,27940,27432,36830,27432,8923020,36576,8923020,36576,36830,5871337,36830,5871337,27940xem5871337,0l0,0,0,19050,0,8942070,0,8959850,5871337,8959850,5871337,8942070,18288,8942070,18288,19050,5871337,19050,5871337,0xem5880544,8923668l5871413,8923668,5871413,8932799,5880544,8932799,5880544,8923668xem5880544,28067l5871413,28067,5871413,8923655,5880544,8923655,5880544,28067xem5907976,0l5871413,0,5871413,19050,5889701,19050,5889701,8942070,5871413,8942070,5871413,8959850,5907976,8959850,5907976,8942070,5907976,19050,5907976,0xe">
-                <v:fill on="t" focussize="0,0"/>
-                <v:stroke on="f"/>
-                <v:imagedata o:title=""/>
-                <o:lock v:ext="edit" aspectratio="f"/>
-                <v:textbox inset="0mm,0mm,0mm,0mm"/>
+              <v:shape w14:anchorId="6649CE7B" id="Graphic 8" o:spid="_x0000_s1026" style="position:absolute;margin-left:65.15pt;margin-top:68.05pt;width:465.2pt;height:705.5pt;z-index:-251660800;visibility:visible;mso-wrap-style:square;mso-wrap-distance-left:0;mso-wrap-distance-top:0;mso-wrap-distance-right:0;mso-wrap-distance-bottom:0;mso-position-horizontal:absolute;mso-position-horizontal-relative:page;mso-position-vertical:absolute;mso-position-vertical-relative:page;v-text-anchor:top" coordsize="5908040,8959850" o:gfxdata="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" path="m5871337,8923668r-5843905,l27432,8932799r5843905,l5871337,8923668xem5871337,27940r-5843905,l27432,36830r,8886190l36576,8923020r,-8886190l5871337,36830r,-8890xem5871337,l,,,19050,,8942070r,17780l5871337,8959850r,-17780l18288,8942070r,-8923020l5871337,19050r,-19050xem5880544,8923668r-9131,l5871413,8932799r9131,l5880544,8923668xem5880544,28067r-9131,l5871413,8923655r9131,l5880544,28067xem5907976,r-36563,l5871413,19050r18288,l5889701,8942070r-18288,l5871413,8959850r36563,l5907976,8942070r,-8923020l5907976,xe" fillcolor="black" stroked="f">
+                <v:path arrowok="t"/>
+                <w10:wrap anchorx="page" anchory="page"/>
               </v:shape>
             </w:pict>
           </mc:Fallback>
@@ -2773,12 +2598,12 @@
     </w:p>
     <w:p>
       <w:pPr>
-        <w:pStyle w:val="2"/>
+        <w:pStyle w:val="Heading1"/>
         <w:spacing w:before="1"/>
         <w:ind w:right="481"/>
       </w:pPr>
-      <w:bookmarkStart w:id="6" w:name="DECLARATION"/>
-      <w:bookmarkEnd w:id="6"/>
+      <w:bookmarkStart w:id="3" w:name="DECLARATION"/>
+      <w:bookmarkEnd w:id="3"/>
       <w:r>
         <w:rPr>
           <w:spacing w:val="-2"/>
@@ -2788,7 +2613,8 @@
     </w:p>
     <w:p>
       <w:pPr>
-        <w:pStyle w:val="7"/>
+        <w:pStyle w:val="BodyText"/>
+        <w:jc w:val="center"/>
         <w:rPr>
           <w:b/>
           <w:sz w:val="32"/>
@@ -2797,8 +2623,9 @@
     </w:p>
     <w:p>
       <w:pPr>
-        <w:pStyle w:val="7"/>
+        <w:pStyle w:val="BodyText"/>
         <w:spacing w:before="2"/>
+        <w:jc w:val="center"/>
         <w:rPr>
           <w:b/>
           <w:sz w:val="32"/>
@@ -2807,7 +2634,7 @@
     </w:p>
     <w:p>
       <w:pPr>
-        <w:pStyle w:val="7"/>
+        <w:pStyle w:val="BodyText"/>
         <w:spacing w:line="360" w:lineRule="auto"/>
         <w:ind w:left="140" w:right="139"/>
         <w:jc w:val="both"/>
@@ -2815,148 +2642,36 @@
       <w:r>
         <w:t>I hereby declare that the project report entitled “Hyper-Localized Multilingual Voice Assistant Using Edge Computing and Agentic Workflows”, submitted for partial fulfillment of the requirements for the award of the Degree of Master of Computer Applications of APJ Abdul Kalam Technological University, Kerala, is a bonafide work carried out by me under the supervision of Prof. Sukrith Lal Assistant Professor. This submission represents my original work, and wherever the ideas or words of others have been included, they have been properly acknowledged and referenced. I further declare that I have adhered to the principles of academic honesty and integrity and have not misrepresented or fabricated any data, idea, fact, or source in this report. I understand that any violation of these principles may result in disciplinary action by the institute and/or the University and may also lead to legal consequences from the concerned sources. I also declare that this report has not previously formed the basis for the award of any degree, diploma, or similar title of any other University or Institution.</w:t>
       </w:r>
-      <w:r>
-        <w:rPr>
-          <w:b/>
-        </w:rPr>
-      </w:r>
-      <w:r/>
-      <w:r>
-        <w:rPr>
-          <w:rFonts w:hint="default"/>
-          <w:b/>
-          <w:bCs/>
-          <w:lang w:val="en-IN"/>
-        </w:rPr>
-      </w:r>
-      <w:r>
-        <w:rPr>
-          <w:b/>
-        </w:rPr>
-      </w:r>
-      <w:r>
-        <w:rPr>
-          <w:rFonts w:hint="default"/>
-          <w:b/>
-          <w:lang w:val="en-IN"/>
-        </w:rPr>
-      </w:r>
-      <w:r/>
-      <w:r>
-        <w:rPr>
-          <w:spacing w:val="40"/>
-        </w:rPr>
-      </w:r>
-      <w:r/>
-      <w:r>
-        <w:rPr>
-          <w:spacing w:val="-2"/>
-        </w:rPr>
-      </w:r>
-      <w:r/>
-      <w:r>
-        <w:rPr>
-          <w:spacing w:val="-3"/>
-        </w:rPr>
-      </w:r>
-      <w:r/>
-      <w:r>
-        <w:rPr>
-          <w:spacing w:val="-2"/>
-        </w:rPr>
-      </w:r>
-      <w:r/>
-      <w:r>
-        <w:rPr>
-          <w:spacing w:val="-1"/>
-        </w:rPr>
-      </w:r>
-      <w:r/>
-      <w:r>
-        <w:rPr>
-          <w:spacing w:val="-3"/>
-        </w:rPr>
-      </w:r>
-      <w:r/>
-      <w:r>
-        <w:rPr>
-          <w:spacing w:val="-1"/>
-        </w:rPr>
-      </w:r>
-      <w:r/>
-      <w:r>
-        <w:rPr>
-          <w:spacing w:val="-3"/>
-        </w:rPr>
-      </w:r>
-      <w:r/>
-      <w:r>
-        <w:rPr>
-          <w:spacing w:val="-1"/>
-        </w:rPr>
-      </w:r>
-      <w:r/>
-      <w:r>
-        <w:rPr>
-          <w:spacing w:val="-1"/>
-        </w:rPr>
-      </w:r>
-      <w:r/>
-      <w:r>
-        <w:rPr>
-          <w:spacing w:val="-2"/>
-        </w:rPr>
-      </w:r>
-      <w:r/>
-      <w:r>
-        <w:rPr>
-          <w:spacing w:val="-3"/>
-        </w:rPr>
-      </w:r>
-      <w:r/>
-      <w:r>
-        <w:rPr>
-          <w:spacing w:val="-4"/>
-        </w:rPr>
-      </w:r>
-      <w:r/>
-      <w:r>
-        <w:rPr>
-          <w:spacing w:val="-1"/>
-        </w:rPr>
-      </w:r>
-      <w:r/>
-      <w:r>
-        <w:rPr>
-          <w:spacing w:val="-2"/>
-        </w:rPr>
-      </w:r>
-      <w:r/>
-    </w:p>
-    <w:p>
-      <w:pPr>
-        <w:pStyle w:val="7"/>
-      </w:pPr>
-    </w:p>
-    <w:p>
-      <w:pPr>
-        <w:pStyle w:val="7"/>
-      </w:pPr>
-    </w:p>
-    <w:p>
-      <w:pPr>
-        <w:pStyle w:val="7"/>
-      </w:pPr>
-    </w:p>
-    <w:p>
-      <w:pPr>
-        <w:pStyle w:val="7"/>
-      </w:pPr>
-    </w:p>
-    <w:p>
-      <w:pPr>
-        <w:pStyle w:val="7"/>
+    </w:p>
+    <w:p>
+      <w:pPr>
+        <w:pStyle w:val="BodyText"/>
+        <w:jc w:val="center"/>
+      </w:pPr>
+    </w:p>
+    <w:p>
+      <w:pPr>
+        <w:pStyle w:val="BodyText"/>
+        <w:jc w:val="center"/>
+      </w:pPr>
+    </w:p>
+    <w:p>
+      <w:pPr>
+        <w:pStyle w:val="BodyText"/>
+        <w:jc w:val="center"/>
+      </w:pPr>
+    </w:p>
+    <w:p>
+      <w:pPr>
+        <w:pStyle w:val="BodyText"/>
+        <w:jc w:val="center"/>
+      </w:pPr>
+    </w:p>
+    <w:p>
+      <w:pPr>
+        <w:pStyle w:val="BodyText"/>
         <w:spacing w:before="36"/>
+        <w:jc w:val="center"/>
       </w:pPr>
     </w:p>
     <w:p>
@@ -2964,66 +2679,50 @@
         <w:tabs>
           <w:tab w:val="left" w:pos="6817"/>
         </w:tabs>
-        <w:spacing w:before="0"/>
-        <w:ind w:left="169" w:right="0" w:firstLine="0"/>
-        <w:jc w:val="both"/>
-        <w:rPr>
-          <w:sz w:val="22"/>
-        </w:rPr>
-      </w:pPr>
-      <w:r>
-        <w:rPr>
-          <w:sz w:val="22"/>
-        </w:rPr>
+        <w:ind w:left="169"/>
+      </w:pPr>
+      <w:r>
         <w:t>Place</w:t>
       </w:r>
       <w:r>
         <w:rPr>
           <w:spacing w:val="47"/>
-          <w:sz w:val="22"/>
         </w:rPr>
         <w:t xml:space="preserve"> </w:t>
       </w:r>
       <w:r>
         <w:rPr>
           <w:spacing w:val="-2"/>
-          <w:sz w:val="22"/>
         </w:rPr>
         <w:t>:KALADY</w:t>
       </w:r>
       <w:r>
-        <w:rPr>
-          <w:sz w:val="22"/>
-        </w:rPr>
         <w:tab/>
       </w:r>
       <w:r>
         <w:rPr>
           <w:spacing w:val="-2"/>
-          <w:sz w:val="22"/>
         </w:rPr>
         <w:t>Signature</w:t>
       </w:r>
+      <w:r>
+        <w:rPr>
+          <w:spacing w:val="-2"/>
+        </w:rPr>
+        <w:t>:</w:t>
+      </w:r>
     </w:p>
     <w:p>
       <w:pPr>
         <w:spacing w:before="151"/>
-        <w:ind w:left="165" w:right="0" w:firstLine="0"/>
-        <w:jc w:val="both"/>
-        <w:rPr>
-          <w:sz w:val="22"/>
-        </w:rPr>
-      </w:pPr>
-      <w:r>
-        <w:rPr>
-          <w:sz w:val="22"/>
-        </w:rPr>
+        <w:ind w:left="165"/>
+      </w:pPr>
+      <w:r>
         <w:t>Date</w:t>
       </w:r>
       <w:r>
         <w:rPr>
           <w:spacing w:val="-10"/>
-          <w:sz w:val="22"/>
         </w:rPr>
         <w:t xml:space="preserve"> :</w:t>
       </w:r>
@@ -3031,8 +2730,8 @@
     <w:p>
       <w:pPr>
         <w:spacing w:before="128"/>
-        <w:ind w:left="6042" w:right="0" w:firstLine="0"/>
-        <w:jc w:val="left"/>
+        <w:ind w:left="6042"/>
+        <w:jc w:val="center"/>
         <w:rPr>
           <w:sz w:val="20"/>
         </w:rPr>
@@ -3043,38 +2742,24 @@
         </w:rPr>
         <w:t>EBIN JOHN JOSEPH</w:t>
       </w:r>
-      <w:r>
-        <w:rPr>
-          <w:spacing w:val="-11"/>
-          <w:sz w:val="20"/>
-        </w:rPr>
-      </w:r>
-      <w:r>
-        <w:rPr>
-          <w:spacing w:val="-4"/>
-          <w:sz w:val="20"/>
-        </w:rPr>
-      </w:r>
-    </w:p>
-    <w:p>
-      <w:pPr>
-        <w:spacing w:after="0"/>
-        <w:jc w:val="left"/>
+    </w:p>
+    <w:p>
+      <w:pPr>
+        <w:jc w:val="center"/>
         <w:rPr>
           <w:sz w:val="20"/>
         </w:rPr>
         <w:sectPr>
           <w:pgSz w:w="11910" w:h="16840"/>
           <w:pgMar w:top="1360" w:right="1275" w:bottom="280" w:left="1275" w:header="720" w:footer="720" w:gutter="0"/>
-          <w:cols w:space="720" w:num="1"/>
+          <w:cols w:space="720"/>
         </w:sectPr>
       </w:pPr>
     </w:p>
     <w:p>
       <w:pPr>
         <w:spacing w:before="66" w:line="278" w:lineRule="auto"/>
-        <w:ind w:left="1388" w:right="0" w:hanging="1160"/>
-        <w:jc w:val="left"/>
+        <w:ind w:left="1388" w:hanging="1160"/>
         <w:rPr>
           <w:b/>
           <w:sz w:val="28"/>
@@ -3083,12 +2768,14 @@
       <w:r>
         <w:rPr>
           <w:b/>
+          <w:noProof/>
           <w:sz w:val="28"/>
         </w:rPr>
+        <w:lastRenderedPageBreak/>
         <mc:AlternateContent>
           <mc:Choice Requires="wps">
             <w:drawing>
-              <wp:anchor distT="0" distB="0" distL="0" distR="0" simplePos="0" relativeHeight="251661312" behindDoc="1" locked="0" layoutInCell="1" allowOverlap="1">
+              <wp:anchor distT="0" distB="0" distL="0" distR="0" simplePos="0" relativeHeight="251656704" behindDoc="1" locked="0" layoutInCell="1" allowOverlap="1" wp14:anchorId="50CF1F08" wp14:editId="34E6488E">
                 <wp:simplePos x="0" y="0"/>
                 <wp:positionH relativeFrom="page">
                   <wp:posOffset>827405</wp:posOffset>
@@ -3287,12 +2974,9 @@
           </mc:Choice>
           <mc:Fallback>
             <w:pict>
-              <v:shape id="Graphic 9" o:spid="_x0000_s1026" o:spt="100" style="position:absolute;left:0pt;margin-left:65.15pt;margin-top:68.05pt;height:705.5pt;width:465.2pt;mso-position-horizontal-relative:page;mso-position-vertical-relative:page;z-index:-251655168;mso-width-relative:page;mso-height-relative:page;" fillcolor="#000000" filled="t" stroked="f" coordsize="5908040,8959850" o:gfxdata="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" path="m5871337,8923668l27432,8923668,27432,8932799,5871337,8932799,5871337,8923668xem5871337,27940l27432,27940,27432,36830,27432,8923020,36576,8923020,36576,36830,5871337,36830,5871337,27940xem5871337,0l0,0,0,19050,0,8942070,0,8959850,5871337,8959850,5871337,8942070,18288,8942070,18288,19050,5871337,19050,5871337,0xem5880544,8923668l5871413,8923668,5871413,8932799,5880544,8932799,5880544,8923668xem5880544,28067l5871413,28067,5871413,8923655,5880544,8923655,5880544,28067xem5907976,0l5871413,0,5871413,19050,5889701,19050,5889701,8942070,5871413,8942070,5871413,8959850,5907976,8959850,5907976,8942070,5907976,19050,5907976,0xe">
-                <v:fill on="t" focussize="0,0"/>
-                <v:stroke on="f"/>
-                <v:imagedata o:title=""/>
-                <o:lock v:ext="edit" aspectratio="f"/>
-                <v:textbox inset="0mm,0mm,0mm,0mm"/>
+              <v:shape w14:anchorId="67983B45" id="Graphic 9" o:spid="_x0000_s1026" style="position:absolute;margin-left:65.15pt;margin-top:68.05pt;width:465.2pt;height:705.5pt;z-index:-251659776;visibility:visible;mso-wrap-style:square;mso-wrap-distance-left:0;mso-wrap-distance-top:0;mso-wrap-distance-right:0;mso-wrap-distance-bottom:0;mso-position-horizontal:absolute;mso-position-horizontal-relative:page;mso-position-vertical:absolute;mso-position-vertical-relative:page;v-text-anchor:top" coordsize="5908040,8959850" o:gfxdata="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" path="m5871337,8923668r-5843905,l27432,8932799r5843905,l5871337,8923668xem5871337,27940r-5843905,l27432,36830r,8886190l36576,8923020r,-8886190l5871337,36830r,-8890xem5871337,l,,,19050,,8942070r,17780l5871337,8959850r,-17780l18288,8942070r,-8923020l5871337,19050r,-19050xem5880544,8923668r-9131,l5871413,8932799r9131,l5880544,8923668xem5880544,28067r-9131,l5871413,8923655r9131,l5880544,28067xem5907976,r-36563,l5871413,19050r18288,l5889701,8942070r-18288,l5871413,8959850r36563,l5907976,8942070r,-8923020l5907976,xe" fillcolor="black" stroked="f">
+                <v:path arrowok="t"/>
+                <w10:wrap anchorx="page" anchory="page"/>
               </v:shape>
             </w:pict>
           </mc:Fallback>
@@ -3301,12 +2985,13 @@
       <w:r>
         <w:rPr>
           <w:b/>
+          <w:noProof/>
           <w:sz w:val="28"/>
         </w:rPr>
         <mc:AlternateContent>
           <mc:Choice Requires="wps">
             <w:drawing>
-              <wp:anchor distT="0" distB="0" distL="0" distR="0" simplePos="0" relativeHeight="251662336" behindDoc="1" locked="0" layoutInCell="1" allowOverlap="1">
+              <wp:anchor distT="0" distB="0" distL="0" distR="0" simplePos="0" relativeHeight="251657728" behindDoc="1" locked="0" layoutInCell="1" allowOverlap="1" wp14:anchorId="017A307A" wp14:editId="47A27756">
                 <wp:simplePos x="0" y="0"/>
                 <wp:positionH relativeFrom="page">
                   <wp:posOffset>827405</wp:posOffset>
@@ -3505,12 +3190,9 @@
           </mc:Choice>
           <mc:Fallback>
             <w:pict>
-              <v:shape id="Graphic 10" o:spid="_x0000_s1026" o:spt="100" style="position:absolute;left:0pt;margin-left:65.15pt;margin-top:68.05pt;height:705.5pt;width:465.2pt;mso-position-horizontal-relative:page;mso-position-vertical-relative:page;z-index:-251654144;mso-width-relative:page;mso-height-relative:page;" fillcolor="#000000" filled="t" stroked="f" coordsize="5908040,8959850" o:gfxdata="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" path="m5871337,8923668l27432,8923668,27432,8932799,5871337,8932799,5871337,8923668xem5871337,27940l27432,27940,27432,36830,27432,8923020,36576,8923020,36576,36830,5871337,36830,5871337,27940xem5871337,0l0,0,0,19050,0,8942070,0,8959850,5871337,8959850,5871337,8942070,18288,8942070,18288,19050,5871337,19050,5871337,0xem5880544,8923668l5871413,8923668,5871413,8932799,5880544,8932799,5880544,8923668xem5880544,28067l5871413,28067,5871413,8923655,5880544,8923655,5880544,28067xem5907976,0l5871413,0,5871413,19050,5889701,19050,5889701,8942070,5871413,8942070,5871413,8959850,5907976,8959850,5907976,8942070,5907976,19050,5907976,0xe">
-                <v:fill on="t" focussize="0,0"/>
-                <v:stroke on="f"/>
-                <v:imagedata o:title=""/>
-                <o:lock v:ext="edit" aspectratio="f"/>
-                <v:textbox inset="0mm,0mm,0mm,0mm"/>
+              <v:shape w14:anchorId="15DB9934" id="Graphic 10" o:spid="_x0000_s1026" style="position:absolute;margin-left:65.15pt;margin-top:68.05pt;width:465.2pt;height:705.5pt;z-index:-251658752;visibility:visible;mso-wrap-style:square;mso-wrap-distance-left:0;mso-wrap-distance-top:0;mso-wrap-distance-right:0;mso-wrap-distance-bottom:0;mso-position-horizontal:absolute;mso-position-horizontal-relative:page;mso-position-vertical:absolute;mso-position-vertical-relative:page;v-text-anchor:top" coordsize="5908040,8959850" o:gfxdata="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" path="m5871337,8923668r-5843905,l27432,8932799r5843905,l5871337,8923668xem5871337,27940r-5843905,l27432,36830r,8886190l36576,8923020r,-8886190l5871337,36830r,-8890xem5871337,l,,,19050,,8942070r,17780l5871337,8959850r,-17780l18288,8942070r,-8923020l5871337,19050r,-19050xem5880544,8923668r-9131,l5871413,8932799r9131,l5880544,8923668xem5880544,28067r-9131,l5871413,8923655r9131,l5880544,28067xem5907976,r-36563,l5871413,19050r18288,l5889701,8942070r-18288,l5871413,8959850r36563,l5907976,8942070r,-8923020l5907976,xe" fillcolor="black" stroked="f">
+                <v:path arrowok="t"/>
+                <w10:wrap anchorx="page" anchory="page"/>
               </v:shape>
             </w:pict>
           </mc:Fallback>
@@ -3536,7 +3218,21 @@
           <w:b/>
           <w:sz w:val="28"/>
         </w:rPr>
-        <w:t>SANKARA</w:t>
+        <w:t>S</w:t>
+      </w:r>
+      <w:r>
+        <w:rPr>
+          <w:b/>
+          <w:sz w:val="28"/>
+        </w:rPr>
+        <w:t>H</w:t>
+      </w:r>
+      <w:r>
+        <w:rPr>
+          <w:b/>
+          <w:sz w:val="28"/>
+        </w:rPr>
+        <w:t>ANKARA</w:t>
       </w:r>
       <w:r>
         <w:rPr>
@@ -3616,7 +3312,8 @@
     </w:p>
     <w:p>
       <w:pPr>
-        <w:pStyle w:val="7"/>
+        <w:pStyle w:val="BodyText"/>
+        <w:jc w:val="center"/>
         <w:rPr>
           <w:b/>
           <w:sz w:val="20"/>
@@ -3625,8 +3322,9 @@
     </w:p>
     <w:p>
       <w:pPr>
-        <w:pStyle w:val="7"/>
+        <w:pStyle w:val="BodyText"/>
         <w:spacing w:before="106"/>
+        <w:jc w:val="center"/>
         <w:rPr>
           <w:b/>
           <w:sz w:val="20"/>
@@ -3635,16 +3333,17 @@
       <w:r>
         <w:rPr>
           <w:b/>
+          <w:noProof/>
           <w:sz w:val="20"/>
         </w:rPr>
         <w:drawing>
-          <wp:anchor distT="0" distB="0" distL="0" distR="0" simplePos="0" relativeHeight="251665408" behindDoc="1" locked="0" layoutInCell="1" allowOverlap="1">
+          <wp:anchor distT="0" distB="0" distL="0" distR="0" simplePos="0" relativeHeight="251662848" behindDoc="1" locked="0" layoutInCell="1" allowOverlap="1" wp14:anchorId="3EC8EEDE" wp14:editId="6C197982">
             <wp:simplePos x="0" y="0"/>
             <wp:positionH relativeFrom="page">
-              <wp:posOffset>2939415</wp:posOffset>
+              <wp:posOffset>2996565</wp:posOffset>
             </wp:positionH>
             <wp:positionV relativeFrom="paragraph">
-              <wp:posOffset>228600</wp:posOffset>
+              <wp:posOffset>219075</wp:posOffset>
             </wp:positionV>
             <wp:extent cx="1509395" cy="1597660"/>
             <wp:effectExtent l="0" t="0" r="0" b="0"/>
@@ -3659,7 +3358,7 @@
                     <pic:cNvPicPr/>
                   </pic:nvPicPr>
                   <pic:blipFill>
-                    <a:blip r:embed="rId6" cstate="print"/>
+                    <a:blip r:embed="rId7" cstate="print"/>
                     <a:stretch>
                       <a:fillRect/>
                     </a:stretch>
@@ -3667,7 +3366,7 @@
                   <pic:spPr>
                     <a:xfrm>
                       <a:off x="0" y="0"/>
-                      <a:ext cx="1509389" cy="1597818"/>
+                      <a:ext cx="1509395" cy="1597660"/>
                     </a:xfrm>
                     <a:prstGeom prst="rect">
                       <a:avLst/>
@@ -3682,7 +3381,8 @@
     </w:p>
     <w:p>
       <w:pPr>
-        <w:pStyle w:val="7"/>
+        <w:pStyle w:val="BodyText"/>
+        <w:jc w:val="center"/>
         <w:rPr>
           <w:b/>
           <w:sz w:val="28"/>
@@ -3691,8 +3391,9 @@
     </w:p>
     <w:p>
       <w:pPr>
-        <w:pStyle w:val="7"/>
+        <w:pStyle w:val="BodyText"/>
         <w:spacing w:before="108"/>
+        <w:jc w:val="center"/>
         <w:rPr>
           <w:b/>
           <w:sz w:val="28"/>
@@ -3701,12 +3402,12 @@
     </w:p>
     <w:p>
       <w:pPr>
-        <w:pStyle w:val="2"/>
+        <w:pStyle w:val="Heading1"/>
         <w:spacing w:before="0"/>
         <w:ind w:right="566"/>
       </w:pPr>
-      <w:bookmarkStart w:id="7" w:name="CERTIFICATE"/>
-      <w:bookmarkEnd w:id="7"/>
+      <w:bookmarkStart w:id="4" w:name="CERTIFICATE"/>
+      <w:bookmarkEnd w:id="4"/>
       <w:r>
         <w:rPr>
           <w:spacing w:val="-2"/>
@@ -3716,160 +3417,25 @@
     </w:p>
     <w:p>
       <w:pPr>
-        <w:pStyle w:val="7"/>
+        <w:pStyle w:val="BodyText"/>
         <w:spacing w:before="367" w:line="360" w:lineRule="auto"/>
         <w:ind w:left="140" w:right="139"/>
         <w:jc w:val="both"/>
       </w:pPr>
       <w:r>
-        <w:t xml:space="preserve">This is to certify that the project report entitled “Hyper-Localized Multilingual Voice Assistant Using Edge Computing and Agentic Workflows” submitted by EBIN JOHN JOSEPH (ASI24MCA-2025) to the APJ Abdul Kalam Technological University in partial fulfillment of the requirements for the award of the Degree of Master of Computer Applications is a bonafide record of the project work carried out by him under my guidance and supervision during the academic year 2025–2026. </w:t>
-      </w:r>
-      <w:r>
-        <w:rPr>
-          <w:spacing w:val="-1"/>
-        </w:rPr>
-      </w:r>
-      <w:r/>
-      <w:r>
-        <w:rPr>
-          <w:spacing w:val="-3"/>
-        </w:rPr>
-      </w:r>
-      <w:r/>
-      <w:r>
-        <w:rPr>
-          <w:spacing w:val="-3"/>
-        </w:rPr>
-      </w:r>
-      <w:r/>
-      <w:r>
-        <w:rPr>
-          <w:spacing w:val="-1"/>
-        </w:rPr>
-      </w:r>
-      <w:r/>
-      <w:r>
-        <w:rPr>
-          <w:spacing w:val="-3"/>
-        </w:rPr>
-      </w:r>
-      <w:r/>
-      <w:r>
-        <w:rPr>
-          <w:spacing w:val="-2"/>
-        </w:rPr>
-      </w:r>
-      <w:r/>
-      <w:r>
-        <w:rPr>
-          <w:spacing w:val="-1"/>
-        </w:rPr>
-      </w:r>
-      <w:r/>
-      <w:r>
-        <w:rPr>
-          <w:spacing w:val="-3"/>
-        </w:rPr>
-      </w:r>
-      <w:r>
-        <w:rPr>
-          <w:b/>
-          <w:bCs/>
-        </w:rPr>
-      </w:r>
-      <w:r>
-        <w:rPr>
-          <w:b/>
-          <w:bCs/>
-        </w:rPr>
-      </w:r>
-      <w:r>
-        <w:rPr>
-          <w:b/>
-          <w:bCs/>
-          <w:spacing w:val="-2"/>
-        </w:rPr>
-      </w:r>
-      <w:r>
-        <w:rPr>
-          <w:b/>
-          <w:bCs/>
-        </w:rPr>
-      </w:r>
-      <w:r>
-        <w:rPr>
-          <w:b/>
-          <w:bCs/>
-          <w:spacing w:val="-5"/>
-        </w:rPr>
-      </w:r>
-      <w:r>
-        <w:rPr>
-          <w:b/>
-          <w:bCs/>
-        </w:rPr>
-      </w:r>
-      <w:r>
-        <w:rPr>
-          <w:b/>
-          <w:bCs/>
-          <w:spacing w:val="-1"/>
-        </w:rPr>
-      </w:r>
-      <w:r>
-        <w:rPr>
-          <w:b/>
-          <w:bCs/>
-        </w:rPr>
-      </w:r>
-      <w:r>
-        <w:rPr>
-          <w:b/>
-          <w:bCs/>
-          <w:spacing w:val="-3"/>
-        </w:rPr>
-      </w:r>
-      <w:r>
-        <w:rPr>
-          <w:b/>
-          <w:bCs/>
-        </w:rPr>
-      </w:r>
-      <w:r/>
-      <w:r>
-        <w:rPr>
-          <w:b/>
-          <w:bCs/>
-        </w:rPr>
-      </w:r>
-      <w:r>
-        <w:rPr>
-          <w:b/>
-          <w:bCs/>
-        </w:rPr>
-      </w:r>
-      <w:r/>
-      <w:r>
-        <w:rPr>
-          <w:b/>
-        </w:rPr>
-      </w:r>
-      <w:r/>
-      <w:r>
-        <w:rPr>
-          <w:spacing w:val="80"/>
-        </w:rPr>
-      </w:r>
-      <w:r/>
-    </w:p>
-    <w:p>
-      <w:pPr>
-        <w:pStyle w:val="7"/>
-      </w:pPr>
-    </w:p>
-    <w:p>
-      <w:pPr>
-        <w:pStyle w:val="7"/>
+        <w:t>This is to certify that the project report entitled “Hyper-Localized Multilingual Voice Assistant Using Edge Computing and Agentic Workflows” submitted by EBIN JOHN JOSEPH (ASI24MCA-2025) to the APJ Abdul Kalam Technological University in partial fulfillment of the requirements for the award of the Degree of Master of Computer Applications is a bonafide record of the project work carried out by him under my guidance and supervision during the academic year 2025–2026.</w:t>
+      </w:r>
+    </w:p>
+    <w:p>
+      <w:pPr>
+        <w:pStyle w:val="BodyText"/>
+        <w:jc w:val="center"/>
+      </w:pPr>
+    </w:p>
+    <w:p>
+      <w:pPr>
+        <w:pStyle w:val="BodyText"/>
+        <w:jc w:val="center"/>
       </w:pPr>
     </w:p>
     <w:p>
@@ -3877,107 +3443,52 @@
         <w:tabs>
           <w:tab w:val="left" w:pos="7045"/>
         </w:tabs>
-        <w:spacing w:before="0"/>
-        <w:ind w:left="201" w:right="0" w:firstLine="0"/>
-        <w:jc w:val="left"/>
-        <w:rPr>
-          <w:b/>
-          <w:sz w:val="24"/>
-        </w:rPr>
-      </w:pPr>
+        <w:rPr>
+          <w:b/>
+          <w:sz w:val="24"/>
+        </w:rPr>
+      </w:pPr>
+      <w:r>
+        <w:rPr>
+          <w:b/>
+          <w:sz w:val="24"/>
+        </w:rPr>
+        <w:t xml:space="preserve">  </w:t>
+      </w:r>
       <w:r>
         <w:rPr>
           <w:b/>
           <w:sz w:val="24"/>
         </w:rPr>
         <w:t>Prof. Sukrith Lal</w:t>
+      </w:r>
+      <w:r>
+        <w:rPr>
+          <w:b/>
+          <w:sz w:val="24"/>
+        </w:rPr>
+        <w:t xml:space="preserve"> P S</w:t>
+      </w:r>
+      <w:r>
+        <w:rPr>
+          <w:b/>
+          <w:sz w:val="24"/>
+        </w:rPr>
         <w:tab/>
         <w:t>Dr.Vincy Devi V K</w:t>
       </w:r>
-      <w:r>
-        <w:rPr>
-          <w:b/>
-          <w:spacing w:val="2"/>
-          <w:sz w:val="24"/>
-        </w:rPr>
-      </w:r>
-      <w:r>
-        <w:rPr>
-          <w:b/>
-          <w:sz w:val="24"/>
-        </w:rPr>
-      </w:r>
-      <w:r>
-        <w:rPr>
-          <w:b/>
-          <w:spacing w:val="-2"/>
-          <w:sz w:val="24"/>
-        </w:rPr>
-      </w:r>
-      <w:r>
-        <w:rPr>
-          <w:rFonts w:hint="default"/>
-          <w:b/>
-          <w:spacing w:val="-2"/>
-          <w:sz w:val="24"/>
-          <w:lang w:val="en-IN"/>
-        </w:rPr>
-      </w:r>
-      <w:r>
-        <w:rPr>
-          <w:b/>
-          <w:sz w:val="24"/>
-        </w:rPr>
-      </w:r>
-      <w:r>
-        <w:rPr>
-          <w:b/>
-          <w:sz w:val="24"/>
-        </w:rPr>
-      </w:r>
-      <w:r>
-        <w:rPr>
-          <w:b/>
-          <w:spacing w:val="-8"/>
-          <w:sz w:val="24"/>
-        </w:rPr>
-      </w:r>
-      <w:r>
-        <w:rPr>
-          <w:b/>
-          <w:sz w:val="24"/>
-        </w:rPr>
-      </w:r>
-      <w:r>
-        <w:rPr>
-          <w:b/>
-          <w:spacing w:val="-3"/>
-          <w:sz w:val="24"/>
-        </w:rPr>
-      </w:r>
-      <w:r>
-        <w:rPr>
-          <w:b/>
-          <w:sz w:val="24"/>
-        </w:rPr>
-      </w:r>
-      <w:r>
-        <w:rPr>
-          <w:b/>
-          <w:spacing w:val="-10"/>
-          <w:sz w:val="24"/>
-        </w:rPr>
-      </w:r>
-    </w:p>
-    <w:p>
-      <w:pPr>
-        <w:pStyle w:val="7"/>
+    </w:p>
+    <w:p>
+      <w:pPr>
+        <w:pStyle w:val="BodyText"/>
         <w:tabs>
           <w:tab w:val="left" w:pos="6843"/>
         </w:tabs>
         <w:spacing w:before="137"/>
-        <w:ind w:left="201"/>
-      </w:pPr>
+      </w:pPr>
+      <w:r>
+        <w:t xml:space="preserve">  </w:t>
+      </w:r>
       <w:r>
         <w:t>Master</w:t>
       </w:r>
@@ -4013,8 +3524,6 @@
       </w:r>
       <w:r>
         <w:tab/>
-      </w:r>
-      <w:r>
         <w:t>Head</w:t>
       </w:r>
       <w:r>
@@ -4050,25 +3559,29 @@
     </w:p>
     <w:p>
       <w:pPr>
-        <w:pStyle w:val="7"/>
-      </w:pPr>
-    </w:p>
-    <w:p>
-      <w:pPr>
-        <w:pStyle w:val="7"/>
-      </w:pPr>
-    </w:p>
-    <w:p>
-      <w:pPr>
-        <w:pStyle w:val="7"/>
+        <w:pStyle w:val="BodyText"/>
+        <w:jc w:val="center"/>
+      </w:pPr>
+    </w:p>
+    <w:p>
+      <w:pPr>
+        <w:pStyle w:val="BodyText"/>
+        <w:jc w:val="center"/>
+      </w:pPr>
+    </w:p>
+    <w:p>
+      <w:pPr>
+        <w:pStyle w:val="BodyText"/>
         <w:spacing w:before="95"/>
-      </w:pPr>
-    </w:p>
-    <w:p>
-      <w:pPr>
-        <w:pStyle w:val="7"/>
+        <w:jc w:val="center"/>
+      </w:pPr>
+    </w:p>
+    <w:p>
+      <w:pPr>
+        <w:pStyle w:val="BodyText"/>
         <w:spacing w:before="1"/>
         <w:ind w:left="141"/>
+        <w:jc w:val="center"/>
       </w:pPr>
       <w:r>
         <w:t>Submitted</w:t>
@@ -4124,14 +3637,16 @@
     </w:p>
     <w:p>
       <w:pPr>
-        <w:pStyle w:val="7"/>
+        <w:pStyle w:val="BodyText"/>
         <w:spacing w:before="106"/>
-      </w:pPr>
-    </w:p>
-    <w:p>
-      <w:pPr>
-        <w:pStyle w:val="7"/>
+        <w:jc w:val="center"/>
+      </w:pPr>
+    </w:p>
+    <w:p>
+      <w:pPr>
+        <w:pStyle w:val="BodyText"/>
         <w:spacing w:before="106"/>
+        <w:jc w:val="center"/>
       </w:pPr>
     </w:p>
     <w:p>
@@ -4139,9 +3654,8 @@
         <w:tabs>
           <w:tab w:val="left" w:pos="7511"/>
         </w:tabs>
-        <w:spacing w:before="0"/>
-        <w:ind w:left="0" w:right="89" w:firstLine="236" w:firstLineChars="100"/>
-        <w:jc w:val="both"/>
+        <w:ind w:right="89" w:firstLineChars="100" w:firstLine="239"/>
+        <w:jc w:val="center"/>
         <w:rPr>
           <w:b/>
           <w:sz w:val="24"/>
@@ -4173,7 +3687,6 @@
       </w:r>
       <w:r>
         <w:rPr>
-          <w:rFonts w:hint="default"/>
           <w:b/>
           <w:spacing w:val="-10"/>
           <w:sz w:val="24"/>
@@ -4187,36 +3700,53 @@
           <w:spacing w:val="-2"/>
           <w:sz w:val="24"/>
         </w:rPr>
-        <w:t>Examiner2</w:t>
-      </w:r>
-    </w:p>
-    <w:p>
-      <w:pPr>
-        <w:pStyle w:val="7"/>
-        <w:rPr>
-          <w:b/>
-        </w:rPr>
-      </w:pPr>
-    </w:p>
-    <w:p>
-      <w:pPr>
-        <w:pStyle w:val="7"/>
+        <w:t>Examiner</w:t>
+      </w:r>
+      <w:r>
+        <w:rPr>
+          <w:b/>
+          <w:spacing w:val="-2"/>
+          <w:sz w:val="24"/>
+        </w:rPr>
+        <w:t xml:space="preserve"> </w:t>
+      </w:r>
+      <w:r>
+        <w:rPr>
+          <w:b/>
+          <w:spacing w:val="-2"/>
+          <w:sz w:val="24"/>
+        </w:rPr>
+        <w:t>2</w:t>
+      </w:r>
+    </w:p>
+    <w:p>
+      <w:pPr>
+        <w:pStyle w:val="BodyText"/>
+        <w:jc w:val="center"/>
+        <w:rPr>
+          <w:b/>
+        </w:rPr>
+      </w:pPr>
+    </w:p>
+    <w:p>
+      <w:pPr>
+        <w:pStyle w:val="BodyText"/>
         <w:spacing w:before="93"/>
-        <w:rPr>
-          <w:b/>
-        </w:rPr>
-      </w:pPr>
-    </w:p>
-    <w:p>
-      <w:pPr>
-        <w:pStyle w:val="7"/>
+        <w:jc w:val="center"/>
+        <w:rPr>
+          <w:b/>
+        </w:rPr>
+      </w:pPr>
+    </w:p>
+    <w:p>
+      <w:pPr>
+        <w:pStyle w:val="BodyText"/>
         <w:spacing w:before="93"/>
-        <w:rPr>
-          <w:b/>
-        </w:rPr>
-      </w:pPr>
-      <w:bookmarkStart w:id="10" w:name="_GoBack"/>
-      <w:bookmarkEnd w:id="10"/>
+        <w:jc w:val="center"/>
+        <w:rPr>
+          <w:b/>
+        </w:rPr>
+      </w:pPr>
     </w:p>
     <w:p>
       <w:pPr>
@@ -4224,17 +3754,15 @@
           <w:tab w:val="left" w:pos="5759"/>
         </w:tabs>
         <w:spacing w:before="126"/>
-        <w:ind w:left="165" w:right="0" w:firstLine="0"/>
-        <w:jc w:val="center"/>
-        <w:rPr>
-          <w:rFonts w:hint="default"/>
-          <w:sz w:val="22"/>
+        <w:ind w:left="165"/>
+        <w:jc w:val="center"/>
+        <w:rPr>
           <w:lang w:val="en-IN"/>
         </w:rPr>
         <w:sectPr>
           <w:pgSz w:w="11910" w:h="16840"/>
           <w:pgMar w:top="1360" w:right="1275" w:bottom="280" w:left="1275" w:header="720" w:footer="720" w:gutter="0"/>
-          <w:cols w:space="720" w:num="1"/>
+          <w:cols w:space="720"/>
         </w:sectPr>
       </w:pPr>
       <w:r>
@@ -4262,7 +3790,6 @@
       </w:r>
       <w:r>
         <w:rPr>
-          <w:rFonts w:hint="default"/>
           <w:b/>
           <w:spacing w:val="-4"/>
           <w:sz w:val="24"/>
@@ -4273,13 +3800,17 @@
     </w:p>
     <w:p>
       <w:pPr>
-        <w:pStyle w:val="2"/>
-      </w:pPr>
-      <w:r>
+        <w:pStyle w:val="Heading1"/>
+      </w:pPr>
+      <w:r>
+        <w:rPr>
+          <w:noProof/>
+        </w:rPr>
+        <w:lastRenderedPageBreak/>
         <mc:AlternateContent>
           <mc:Choice Requires="wps">
             <w:drawing>
-              <wp:anchor distT="0" distB="0" distL="0" distR="0" simplePos="0" relativeHeight="251662336" behindDoc="1" locked="0" layoutInCell="1" allowOverlap="1">
+              <wp:anchor distT="0" distB="0" distL="0" distR="0" simplePos="0" relativeHeight="251658752" behindDoc="1" locked="0" layoutInCell="1" allowOverlap="1" wp14:anchorId="0754C207" wp14:editId="59A43C57">
                 <wp:simplePos x="0" y="0"/>
                 <wp:positionH relativeFrom="page">
                   <wp:posOffset>827405</wp:posOffset>
@@ -4478,22 +4009,22 @@
           </mc:Choice>
           <mc:Fallback>
             <w:pict>
-              <v:shape id="Graphic 12" o:spid="_x0000_s1026" o:spt="100" style="position:absolute;left:0pt;margin-left:65.15pt;margin-top:68.05pt;height:705.5pt;width:465.2pt;mso-position-horizontal-relative:page;mso-position-vertical-relative:page;z-index:-251654144;mso-width-relative:page;mso-height-relative:page;" fillcolor="#000000" filled="t" stroked="f" coordsize="5908040,8959850" o:gfxdata="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" path="m5871337,8923668l27432,8923668,27432,8932799,5871337,8932799,5871337,8923668xem5871337,27940l27432,27940,27432,36830,27432,8923020,36576,8923020,36576,36830,5871337,36830,5871337,27940xem5871337,0l0,0,0,19050,0,8942070,0,8959850,5871337,8959850,5871337,8942070,18288,8942070,18288,19050,5871337,19050,5871337,0xem5880544,8923668l5871413,8923668,5871413,8932799,5880544,8932799,5880544,8923668xem5880544,28067l5871413,28067,5871413,8923655,5880544,8923655,5880544,28067xem5907976,0l5871413,0,5871413,19050,5889701,19050,5889701,8942070,5871413,8942070,5871413,8959850,5907976,8959850,5907976,8942070,5907976,19050,5907976,0xe">
-                <v:fill on="t" focussize="0,0"/>
-                <v:stroke on="f"/>
-                <v:imagedata o:title=""/>
-                <o:lock v:ext="edit" aspectratio="f"/>
-                <v:textbox inset="0mm,0mm,0mm,0mm"/>
+              <v:shape w14:anchorId="57C59569" id="Graphic 12" o:spid="_x0000_s1026" style="position:absolute;margin-left:65.15pt;margin-top:68.05pt;width:465.2pt;height:705.5pt;z-index:-251657728;visibility:visible;mso-wrap-style:square;mso-wrap-distance-left:0;mso-wrap-distance-top:0;mso-wrap-distance-right:0;mso-wrap-distance-bottom:0;mso-position-horizontal:absolute;mso-position-horizontal-relative:page;mso-position-vertical:absolute;mso-position-vertical-relative:page;v-text-anchor:top" coordsize="5908040,8959850" o:gfxdata="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" path="m5871337,8923668r-5843905,l27432,8932799r5843905,l5871337,8923668xem5871337,27940r-5843905,l27432,36830r,8886190l36576,8923020r,-8886190l5871337,36830r,-8890xem5871337,l,,,19050,,8942070r,17780l5871337,8959850r,-17780l18288,8942070r,-8923020l5871337,19050r,-19050xem5880544,8923668r-9131,l5871413,8932799r9131,l5880544,8923668xem5880544,28067r-9131,l5871413,8923655r9131,l5880544,28067xem5907976,r-36563,l5871413,19050r18288,l5889701,8942070r-18288,l5871413,8959850r36563,l5907976,8942070r,-8923020l5907976,xe" fillcolor="black" stroked="f">
+                <v:path arrowok="t"/>
+                <w10:wrap anchorx="page" anchory="page"/>
               </v:shape>
             </w:pict>
           </mc:Fallback>
         </mc:AlternateContent>
       </w:r>
       <w:r>
+        <w:rPr>
+          <w:noProof/>
+        </w:rPr>
         <mc:AlternateContent>
           <mc:Choice Requires="wps">
             <w:drawing>
-              <wp:anchor distT="0" distB="0" distL="0" distR="0" simplePos="0" relativeHeight="251663360" behindDoc="1" locked="0" layoutInCell="1" allowOverlap="1">
+              <wp:anchor distT="0" distB="0" distL="0" distR="0" simplePos="0" relativeHeight="251659776" behindDoc="1" locked="0" layoutInCell="1" allowOverlap="1" wp14:anchorId="0CABBF7C" wp14:editId="33DD9E69">
                 <wp:simplePos x="0" y="0"/>
                 <wp:positionH relativeFrom="page">
                   <wp:posOffset>827405</wp:posOffset>
@@ -4692,19 +4223,16 @@
           </mc:Choice>
           <mc:Fallback>
             <w:pict>
-              <v:shape id="Graphic 13" o:spid="_x0000_s1026" o:spt="100" style="position:absolute;left:0pt;margin-left:65.15pt;margin-top:68.05pt;height:705.5pt;width:465.2pt;mso-position-horizontal-relative:page;mso-position-vertical-relative:page;z-index:-251653120;mso-width-relative:page;mso-height-relative:page;" fillcolor="#000000" filled="t" stroked="f" coordsize="5908040,8959850" o:gfxdata="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" path="m5871337,8923668l27432,8923668,27432,8932799,5871337,8932799,5871337,8923668xem5871337,27940l27432,27940,27432,36830,27432,8923020,36576,8923020,36576,36830,5871337,36830,5871337,27940xem5871337,0l0,0,0,19050,0,8942070,0,8959850,5871337,8959850,5871337,8942070,18288,8942070,18288,19050,5871337,19050,5871337,0xem5880544,8923668l5871413,8923668,5871413,8932799,5880544,8932799,5880544,8923668xem5880544,28067l5871413,28067,5871413,8923655,5880544,8923655,5880544,28067xem5907976,0l5871413,0,5871413,19050,5889701,19050,5889701,8942070,5871413,8942070,5871413,8959850,5907976,8959850,5907976,8942070,5907976,19050,5907976,0xe">
-                <v:fill on="t" focussize="0,0"/>
-                <v:stroke on="f"/>
-                <v:imagedata o:title=""/>
-                <o:lock v:ext="edit" aspectratio="f"/>
-                <v:textbox inset="0mm,0mm,0mm,0mm"/>
+              <v:shape w14:anchorId="206EC11E" id="Graphic 13" o:spid="_x0000_s1026" style="position:absolute;margin-left:65.15pt;margin-top:68.05pt;width:465.2pt;height:705.5pt;z-index:-251656704;visibility:visible;mso-wrap-style:square;mso-wrap-distance-left:0;mso-wrap-distance-top:0;mso-wrap-distance-right:0;mso-wrap-distance-bottom:0;mso-position-horizontal:absolute;mso-position-horizontal-relative:page;mso-position-vertical:absolute;mso-position-vertical-relative:page;v-text-anchor:top" coordsize="5908040,8959850" o:gfxdata="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" path="m5871337,8923668r-5843905,l27432,8932799r5843905,l5871337,8923668xem5871337,27940r-5843905,l27432,36830r,8886190l36576,8923020r,-8886190l5871337,36830r,-8890xem5871337,l,,,19050,,8942070r,17780l5871337,8959850r,-17780l18288,8942070r,-8923020l5871337,19050r,-19050xem5880544,8923668r-9131,l5871413,8932799r9131,l5880544,8923668xem5880544,28067r-9131,l5871413,8923655r9131,l5880544,28067xem5907976,r-36563,l5871413,19050r18288,l5889701,8942070r-18288,l5871413,8959850r36563,l5907976,8942070r,-8923020l5907976,xe" fillcolor="black" stroked="f">
+                <v:path arrowok="t"/>
+                <w10:wrap anchorx="page" anchory="page"/>
               </v:shape>
             </w:pict>
           </mc:Fallback>
         </mc:AlternateContent>
       </w:r>
-      <w:bookmarkStart w:id="8" w:name="ACKNOWLEDGEMENT"/>
-      <w:bookmarkEnd w:id="8"/>
+      <w:bookmarkStart w:id="5" w:name="ACKNOWLEDGEMENT"/>
+      <w:bookmarkEnd w:id="5"/>
       <w:r>
         <w:rPr>
           <w:spacing w:val="-2"/>
@@ -4714,7 +4242,8 @@
     </w:p>
     <w:p>
       <w:pPr>
-        <w:pStyle w:val="7"/>
+        <w:pStyle w:val="BodyText"/>
+        <w:jc w:val="center"/>
         <w:rPr>
           <w:b/>
           <w:sz w:val="32"/>
@@ -4723,8 +4252,9 @@
     </w:p>
     <w:p>
       <w:pPr>
-        <w:pStyle w:val="7"/>
+        <w:pStyle w:val="BodyText"/>
         <w:spacing w:before="204"/>
+        <w:jc w:val="center"/>
         <w:rPr>
           <w:b/>
           <w:sz w:val="32"/>
@@ -4733,7 +4263,7 @@
     </w:p>
     <w:p>
       <w:pPr>
-        <w:pStyle w:val="7"/>
+        <w:pStyle w:val="BodyText"/>
         <w:spacing w:before="1" w:line="278" w:lineRule="auto"/>
         <w:ind w:left="140" w:right="139"/>
         <w:jc w:val="both"/>
@@ -4744,7 +4274,7 @@
     </w:p>
     <w:p>
       <w:pPr>
-        <w:pStyle w:val="7"/>
+        <w:pStyle w:val="BodyText"/>
         <w:spacing w:line="276" w:lineRule="auto"/>
         <w:ind w:left="140" w:right="140"/>
         <w:jc w:val="both"/>
@@ -4752,82 +4282,17 @@
       <w:r>
         <w:t>First and foremost, I extend my heartfelt thanks to Prof. Sukrith Lal, Department of Computer Applications, whose expertise, mentorship, and constructive feedback have been invaluable throughout the project. His insights not only refined my technical skills but also helped shape this project into a comprehensive solution for building a hyper-localized multilingual voice assistant using edge computing and agentic workflows.</w:t>
       </w:r>
-      <w:r>
-        <w:rPr>
-          <w:spacing w:val="-1"/>
-        </w:rPr>
-      </w:r>
-      <w:r/>
-      <w:r>
-        <w:rPr>
-          <w:spacing w:val="-3"/>
-        </w:rPr>
-      </w:r>
-      <w:r/>
-      <w:r>
-        <w:rPr>
-          <w:spacing w:val="-1"/>
-        </w:rPr>
-      </w:r>
-      <w:r/>
-      <w:r>
-        <w:rPr>
-          <w:spacing w:val="-3"/>
-        </w:rPr>
-      </w:r>
-      <w:r/>
-      <w:r>
-        <w:rPr>
-          <w:spacing w:val="-1"/>
-        </w:rPr>
-      </w:r>
-      <w:r/>
-      <w:r>
-        <w:rPr>
-          <w:spacing w:val="-1"/>
-        </w:rPr>
-      </w:r>
-      <w:r/>
-      <w:r>
-        <w:rPr>
-          <w:spacing w:val="-1"/>
-        </w:rPr>
-      </w:r>
-      <w:r/>
-      <w:r>
-        <w:rPr>
-          <w:spacing w:val="-3"/>
-        </w:rPr>
-      </w:r>
-      <w:r/>
-      <w:r>
-        <w:rPr>
-          <w:spacing w:val="-1"/>
-        </w:rPr>
-      </w:r>
-      <w:r/>
-      <w:r>
-        <w:rPr>
-          <w:spacing w:val="-3"/>
-        </w:rPr>
-      </w:r>
-      <w:r/>
-      <w:r>
-        <w:rPr>
-          <w:spacing w:val="-3"/>
-        </w:rPr>
-      </w:r>
-      <w:r/>
-    </w:p>
-    <w:p>
-      <w:pPr>
-        <w:pStyle w:val="7"/>
+    </w:p>
+    <w:p>
+      <w:pPr>
+        <w:pStyle w:val="BodyText"/>
         <w:spacing w:before="35"/>
-      </w:pPr>
-    </w:p>
-    <w:p>
-      <w:pPr>
-        <w:pStyle w:val="7"/>
+        <w:jc w:val="both"/>
+      </w:pPr>
+    </w:p>
+    <w:p>
+      <w:pPr>
+        <w:pStyle w:val="BodyText"/>
         <w:spacing w:before="1" w:line="276" w:lineRule="auto"/>
         <w:ind w:left="140" w:right="140"/>
         <w:jc w:val="both"/>
@@ -4838,13 +4303,14 @@
     </w:p>
     <w:p>
       <w:pPr>
-        <w:pStyle w:val="7"/>
+        <w:pStyle w:val="BodyText"/>
         <w:spacing w:before="42"/>
-      </w:pPr>
-    </w:p>
-    <w:p>
-      <w:pPr>
-        <w:pStyle w:val="7"/>
+        <w:jc w:val="both"/>
+      </w:pPr>
+    </w:p>
+    <w:p>
+      <w:pPr>
+        <w:pStyle w:val="BodyText"/>
         <w:spacing w:line="276" w:lineRule="auto"/>
         <w:ind w:left="140" w:right="139"/>
         <w:jc w:val="both"/>
@@ -4855,13 +4321,14 @@
     </w:p>
     <w:p>
       <w:pPr>
-        <w:pStyle w:val="7"/>
+        <w:pStyle w:val="BodyText"/>
         <w:spacing w:before="41"/>
-      </w:pPr>
-    </w:p>
-    <w:p>
-      <w:pPr>
-        <w:pStyle w:val="7"/>
+        <w:jc w:val="both"/>
+      </w:pPr>
+    </w:p>
+    <w:p>
+      <w:pPr>
+        <w:pStyle w:val="BodyText"/>
         <w:spacing w:line="276" w:lineRule="auto"/>
         <w:ind w:left="140" w:right="140"/>
         <w:jc w:val="both"/>
@@ -4872,13 +4339,14 @@
     </w:p>
     <w:p>
       <w:pPr>
-        <w:pStyle w:val="7"/>
+        <w:pStyle w:val="BodyText"/>
         <w:spacing w:before="42"/>
-      </w:pPr>
-    </w:p>
-    <w:p>
-      <w:pPr>
-        <w:pStyle w:val="7"/>
+        <w:jc w:val="both"/>
+      </w:pPr>
+    </w:p>
+    <w:p>
+      <w:pPr>
+        <w:pStyle w:val="BodyText"/>
         <w:spacing w:line="276" w:lineRule="auto"/>
         <w:ind w:left="140" w:right="140"/>
         <w:jc w:val="both"/>
@@ -4889,26 +4357,33 @@
     </w:p>
     <w:p>
       <w:pPr>
-        <w:pStyle w:val="7"/>
-        <w:spacing w:after="0" w:line="276" w:lineRule="auto"/>
-        <w:jc w:val="both"/>
+        <w:pStyle w:val="BodyText"/>
+        <w:spacing w:line="276" w:lineRule="auto"/>
+        <w:jc w:val="center"/>
         <w:sectPr>
           <w:pgSz w:w="11910" w:h="16840"/>
           <w:pgMar w:top="1360" w:right="1275" w:bottom="280" w:left="1275" w:header="720" w:footer="720" w:gutter="0"/>
-          <w:cols w:space="720" w:num="1"/>
+          <w:cols w:space="720"/>
         </w:sectPr>
       </w:pPr>
     </w:p>
     <w:p>
       <w:pPr>
-        <w:pStyle w:val="2"/>
+        <w:pStyle w:val="Heading1"/>
         <w:ind w:right="482"/>
-      </w:pPr>
-      <w:r>
+        <w:rPr>
+          <w:spacing w:val="-2"/>
+        </w:rPr>
+      </w:pPr>
+      <w:r>
+        <w:rPr>
+          <w:noProof/>
+        </w:rPr>
+        <w:lastRenderedPageBreak/>
         <mc:AlternateContent>
           <mc:Choice Requires="wps">
             <w:drawing>
-              <wp:anchor distT="0" distB="0" distL="0" distR="0" simplePos="0" relativeHeight="251663360" behindDoc="1" locked="0" layoutInCell="1" allowOverlap="1">
+              <wp:anchor distT="0" distB="0" distL="0" distR="0" simplePos="0" relativeHeight="251660800" behindDoc="1" locked="0" layoutInCell="1" allowOverlap="1" wp14:anchorId="5812FBFB" wp14:editId="6B59C437">
                 <wp:simplePos x="0" y="0"/>
                 <wp:positionH relativeFrom="page">
                   <wp:posOffset>827405</wp:posOffset>
@@ -5107,22 +4582,22 @@
           </mc:Choice>
           <mc:Fallback>
             <w:pict>
-              <v:shape id="Graphic 14" o:spid="_x0000_s1026" o:spt="100" style="position:absolute;left:0pt;margin-left:65.15pt;margin-top:68.05pt;height:705.5pt;width:465.2pt;mso-position-horizontal-relative:page;mso-position-vertical-relative:page;z-index:-251653120;mso-width-relative:page;mso-height-relative:page;" fillcolor="#000000" filled="t" stroked="f" coordsize="5908040,8959850" o:gfxdata="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" path="m5871337,8923668l27432,8923668,27432,8932799,5871337,8932799,5871337,8923668xem5871337,27940l27432,27940,27432,36830,27432,8923020,36576,8923020,36576,36830,5871337,36830,5871337,27940xem5871337,0l0,0,0,19050,0,8942070,0,8959850,5871337,8959850,5871337,8942070,18288,8942070,18288,19050,5871337,19050,5871337,0xem5880544,8923668l5871413,8923668,5871413,8932799,5880544,8932799,5880544,8923668xem5880544,28067l5871413,28067,5871413,8923655,5880544,8923655,5880544,28067xem5907976,0l5871413,0,5871413,19050,5889701,19050,5889701,8942070,5871413,8942070,5871413,8959850,5907976,8959850,5907976,8942070,5907976,19050,5907976,0xe">
-                <v:fill on="t" focussize="0,0"/>
-                <v:stroke on="f"/>
-                <v:imagedata o:title=""/>
-                <o:lock v:ext="edit" aspectratio="f"/>
-                <v:textbox inset="0mm,0mm,0mm,0mm"/>
+              <v:shape w14:anchorId="5D0982BD" id="Graphic 14" o:spid="_x0000_s1026" style="position:absolute;margin-left:65.15pt;margin-top:68.05pt;width:465.2pt;height:705.5pt;z-index:-251655680;visibility:visible;mso-wrap-style:square;mso-wrap-distance-left:0;mso-wrap-distance-top:0;mso-wrap-distance-right:0;mso-wrap-distance-bottom:0;mso-position-horizontal:absolute;mso-position-horizontal-relative:page;mso-position-vertical:absolute;mso-position-vertical-relative:page;v-text-anchor:top" coordsize="5908040,8959850" o:gfxdata="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" path="m5871337,8923668r-5843905,l27432,8932799r5843905,l5871337,8923668xem5871337,27940r-5843905,l27432,36830r,8886190l36576,8923020r,-8886190l5871337,36830r,-8890xem5871337,l,,,19050,,8942070r,17780l5871337,8959850r,-17780l18288,8942070r,-8923020l5871337,19050r,-19050xem5880544,8923668r-9131,l5871413,8932799r9131,l5880544,8923668xem5880544,28067r-9131,l5871413,8923655r9131,l5880544,28067xem5907976,r-36563,l5871413,19050r18288,l5889701,8942070r-18288,l5871413,8959850r36563,l5907976,8942070r,-8923020l5907976,xe" fillcolor="black" stroked="f">
+                <v:path arrowok="t"/>
+                <w10:wrap anchorx="page" anchory="page"/>
               </v:shape>
             </w:pict>
           </mc:Fallback>
         </mc:AlternateContent>
       </w:r>
       <w:r>
+        <w:rPr>
+          <w:noProof/>
+        </w:rPr>
         <mc:AlternateContent>
           <mc:Choice Requires="wps">
             <w:drawing>
-              <wp:anchor distT="0" distB="0" distL="0" distR="0" simplePos="0" relativeHeight="251664384" behindDoc="1" locked="0" layoutInCell="1" allowOverlap="1">
+              <wp:anchor distT="0" distB="0" distL="0" distR="0" simplePos="0" relativeHeight="251661824" behindDoc="1" locked="0" layoutInCell="1" allowOverlap="1" wp14:anchorId="6DC971BB" wp14:editId="641D0798">
                 <wp:simplePos x="0" y="0"/>
                 <wp:positionH relativeFrom="page">
                   <wp:posOffset>827405</wp:posOffset>
@@ -5321,19 +4796,16 @@
           </mc:Choice>
           <mc:Fallback>
             <w:pict>
-              <v:shape id="Graphic 15" o:spid="_x0000_s1026" o:spt="100" style="position:absolute;left:0pt;margin-left:65.15pt;margin-top:68.05pt;height:705.5pt;width:465.2pt;mso-position-horizontal-relative:page;mso-position-vertical-relative:page;z-index:-251652096;mso-width-relative:page;mso-height-relative:page;" fillcolor="#000000" filled="t" stroked="f" coordsize="5908040,8959850" o:gfxdata="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" path="m5871337,8923668l27432,8923668,27432,8932799,5871337,8932799,5871337,8923668xem5871337,27940l27432,27940,27432,36830,27432,8923020,36576,8923020,36576,36830,5871337,36830,5871337,27940xem5871337,0l0,0,0,19050,0,8942070,0,8959850,5871337,8959850,5871337,8942070,18288,8942070,18288,19050,5871337,19050,5871337,0xem5880544,8923668l5871413,8923668,5871413,8932799,5880544,8932799,5880544,8923668xem5880544,28067l5871413,28067,5871413,8923655,5880544,8923655,5880544,28067xem5907976,0l5871413,0,5871413,19050,5889701,19050,5889701,8942070,5871413,8942070,5871413,8959850,5907976,8959850,5907976,8942070,5907976,19050,5907976,0xe">
-                <v:fill on="t" focussize="0,0"/>
-                <v:stroke on="f"/>
-                <v:imagedata o:title=""/>
-                <o:lock v:ext="edit" aspectratio="f"/>
-                <v:textbox inset="0mm,0mm,0mm,0mm"/>
+              <v:shape w14:anchorId="16826254" id="Graphic 15" o:spid="_x0000_s1026" style="position:absolute;margin-left:65.15pt;margin-top:68.05pt;width:465.2pt;height:705.5pt;z-index:-251654656;visibility:visible;mso-wrap-style:square;mso-wrap-distance-left:0;mso-wrap-distance-top:0;mso-wrap-distance-right:0;mso-wrap-distance-bottom:0;mso-position-horizontal:absolute;mso-position-horizontal-relative:page;mso-position-vertical:absolute;mso-position-vertical-relative:page;v-text-anchor:top" coordsize="5908040,8959850" o:gfxdata="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" path="m5871337,8923668r-5843905,l27432,8932799r5843905,l5871337,8923668xem5871337,27940r-5843905,l27432,36830r,8886190l36576,8923020r,-8886190l5871337,36830r,-8890xem5871337,l,,,19050,,8942070r,17780l5871337,8959850r,-17780l18288,8942070r,-8923020l5871337,19050r,-19050xem5880544,8923668r-9131,l5871413,8932799r9131,l5880544,8923668xem5880544,28067r-9131,l5871413,8923655r9131,l5880544,28067xem5907976,r-36563,l5871413,19050r18288,l5889701,8942070r-18288,l5871413,8959850r36563,l5907976,8942070r,-8923020l5907976,xe" fillcolor="black" stroked="f">
+                <v:path arrowok="t"/>
+                <w10:wrap anchorx="page" anchory="page"/>
               </v:shape>
             </w:pict>
           </mc:Fallback>
         </mc:AlternateContent>
       </w:r>
-      <w:bookmarkStart w:id="9" w:name="ABSTRACT"/>
-      <w:bookmarkEnd w:id="9"/>
+      <w:bookmarkStart w:id="6" w:name="ABSTRACT"/>
+      <w:bookmarkEnd w:id="6"/>
       <w:r>
         <w:rPr>
           <w:spacing w:val="-2"/>
@@ -5343,8 +4815,16 @@
     </w:p>
     <w:p>
       <w:pPr>
-        <w:pStyle w:val="7"/>
+        <w:pStyle w:val="Heading1"/>
+        <w:ind w:right="482"/>
+        <w:jc w:val="left"/>
+      </w:pPr>
+    </w:p>
+    <w:p>
+      <w:pPr>
+        <w:pStyle w:val="BodyText"/>
         <w:spacing w:before="1"/>
+        <w:jc w:val="center"/>
         <w:rPr>
           <w:b/>
           <w:sz w:val="32"/>
@@ -5353,40 +4833,27 @@
     </w:p>
     <w:p>
       <w:pPr>
-        <w:pStyle w:val="7"/>
+        <w:pStyle w:val="BodyText"/>
         <w:spacing w:line="360" w:lineRule="auto"/>
-        <w:ind w:left="165" w:right="152" w:firstLine="720"/>
+        <w:ind w:left="165" w:right="152"/>
         <w:jc w:val="both"/>
       </w:pPr>
       <w:r>
         <w:t>This project proposes an intelligent system for “Hyper-Localized Multilingual Voice Assistant Using Edge Computing and Agentic Workflows”, designed to enable seamless interaction with digital services through natural voice commands in regional Indian languages. The primary problem addressed is the digital divide faced by millions of users in India who are unable to effectively interact with technology due to limited support for their native languages, particularly in voice-based interfaces.</w:t>
       </w:r>
-      <w:r>
-        <w:rPr>
-          <w:b/>
-          <w:bCs/>
-        </w:rPr>
-      </w:r>
-      <w:r/>
-      <w:r>
-        <w:rPr>
-          <w:b/>
-          <w:bCs/>
-        </w:rPr>
-      </w:r>
-      <w:r/>
-    </w:p>
-    <w:p>
-      <w:pPr>
-        <w:pStyle w:val="7"/>
+    </w:p>
+    <w:p>
+      <w:pPr>
+        <w:pStyle w:val="BodyText"/>
         <w:spacing w:before="138"/>
-      </w:pPr>
-    </w:p>
-    <w:p>
-      <w:pPr>
-        <w:pStyle w:val="7"/>
+        <w:jc w:val="both"/>
+      </w:pPr>
+    </w:p>
+    <w:p>
+      <w:pPr>
+        <w:pStyle w:val="BodyText"/>
         <w:spacing w:line="360" w:lineRule="auto"/>
-        <w:ind w:left="165" w:right="154" w:firstLine="720"/>
+        <w:ind w:left="165" w:right="154"/>
         <w:jc w:val="both"/>
       </w:pPr>
       <w:r>
@@ -5395,15 +4862,16 @@
     </w:p>
     <w:p>
       <w:pPr>
-        <w:pStyle w:val="7"/>
+        <w:pStyle w:val="BodyText"/>
         <w:spacing w:before="139"/>
-      </w:pPr>
-    </w:p>
-    <w:p>
-      <w:pPr>
-        <w:pStyle w:val="7"/>
+        <w:jc w:val="both"/>
+      </w:pPr>
+    </w:p>
+    <w:p>
+      <w:pPr>
+        <w:pStyle w:val="BodyText"/>
         <w:spacing w:line="360" w:lineRule="auto"/>
-        <w:ind w:left="165" w:right="154" w:firstLine="720"/>
+        <w:ind w:left="165" w:right="154"/>
         <w:jc w:val="both"/>
       </w:pPr>
       <w:r>
@@ -5413,29 +4881,23 @@
     <w:sectPr>
       <w:pgSz w:w="11910" w:h="16840"/>
       <w:pgMar w:top="1360" w:right="1275" w:bottom="280" w:left="1275" w:header="720" w:footer="720" w:gutter="0"/>
-      <w:cols w:space="720" w:num="1"/>
+      <w:cols w:space="720"/>
     </w:sectPr>
   </w:body>
 </w:document>
 </file>
 
 <file path=word/endnotes.xml><?xml version="1.0" encoding="utf-8"?>
-<w:endnotes xmlns:wpc="http://schemas.microsoft.com/office/word/2010/wordprocessingCanvas" xmlns:mc="http://schemas.openxmlformats.org/markup-compatibility/2006" xmlns:o="urn:schemas-microsoft-com:office:office" xmlns:r="http://schemas.openxmlformats.org/officeDocument/2006/relationships" xmlns:m="http://schemas.openxmlformats.org/officeDocument/2006/math" xmlns:v="urn:schemas-microsoft-com:vml" xmlns:wp14="http://schemas.microsoft.com/office/word/2010/wordprocessingDrawing" xmlns:wp="http://schemas.openxmlformats.org/drawingml/2006/wordprocessingDrawing" xmlns:w="http://schemas.openxmlformats.org/wordprocessingml/2006/main" xmlns:w14="http://schemas.microsoft.com/office/word/2010/wordml" xmlns:w15="http://schemas.microsoft.com/office/word/2012/wordml" xmlns:w10="urn:schemas-microsoft-com:office:word" xmlns:wpg="http://schemas.microsoft.com/office/word/2010/wordprocessingGroup" xmlns:wpi="http://schemas.microsoft.com/office/word/2010/wordprocessingInk" xmlns:wne="http://schemas.microsoft.com/office/word/2006/wordml" xmlns:wps="http://schemas.microsoft.com/office/word/2010/wordprocessingShape" xmlns:wpsCustomData="http://www.wps.cn/officeDocument/2013/wpsCustomData" mc:Ignorable="w14 w15 wp14">
-  <w:endnote w:type="separator" w:id="0">
-    <w:p>
-      <w:pPr>
-        <w:spacing w:line="240" w:lineRule="auto"/>
-      </w:pPr>
+<w:endnotes xmlns:wpc="http://schemas.microsoft.com/office/word/2010/wordprocessingCanvas" xmlns:cx="http://schemas.microsoft.com/office/drawing/2014/chartex" xmlns:cx1="http://schemas.microsoft.com/office/drawing/2015/9/8/chartex" xmlns:cx2="http://schemas.microsoft.com/office/drawing/2015/10/21/chartex" xmlns:cx3="http://schemas.microsoft.com/office/drawing/2016/5/9/chartex" xmlns:cx4="http://schemas.microsoft.com/office/drawing/2016/5/10/chartex" xmlns:cx5="http://schemas.microsoft.com/office/drawing/2016/5/11/chartex" xmlns:cx6="http://schemas.microsoft.com/office/drawing/2016/5/12/chartex" xmlns:cx7="http://schemas.microsoft.com/office/drawing/2016/5/13/chartex" xmlns:cx8="http://schemas.microsoft.com/office/drawing/2016/5/14/chartex" xmlns:mc="http://schemas.openxmlformats.org/markup-compatibility/2006" xmlns:aink="http://schemas.microsoft.com/office/drawing/2016/ink" xmlns:am3d="http://schemas.microsoft.com/office/drawing/2017/model3d" xmlns:o="urn:schemas-microsoft-com:office:office" xmlns:oel="http://schemas.microsoft.com/office/2019/extlst" xmlns:r="http://schemas.openxmlformats.org/officeDocument/2006/relationships" xmlns:m="http://schemas.openxmlformats.org/officeDocument/2006/math" xmlns:v="urn:schemas-microsoft-com:vml" xmlns:wp14="http://schemas.microsoft.com/office/word/2010/wordprocessingDrawing" xmlns:wp="http://schemas.openxmlformats.org/drawingml/2006/wordprocessingDrawing" xmlns:w10="urn:schemas-microsoft-com:office:word" xmlns:w="http://schemas.openxmlformats.org/wordprocessingml/2006/main" xmlns:w14="http://schemas.microsoft.com/office/word/2010/wordml" xmlns:w15="http://schemas.microsoft.com/office/word/2012/wordml" xmlns:w16cex="http://schemas.microsoft.com/office/word/2018/wordml/cex" xmlns:w16cid="http://schemas.microsoft.com/office/word/2016/wordml/cid" xmlns:w16="http://schemas.microsoft.com/office/word/2018/wordml" xmlns:w16du="http://schemas.microsoft.com/office/word/2023/wordml/word16du" xmlns:w16sdtdh="http://schemas.microsoft.com/office/word/2020/wordml/sdtdatahash" xmlns:w16sdtfl="http://schemas.microsoft.com/office/word/2024/wordml/sdtformatlock" xmlns:w16se="http://schemas.microsoft.com/office/word/2015/wordml/symex" xmlns:wpg="http://schemas.microsoft.com/office/word/2010/wordprocessingGroup" xmlns:wpi="http://schemas.microsoft.com/office/word/2010/wordprocessingInk" xmlns:wne="http://schemas.microsoft.com/office/word/2006/wordml" xmlns:wps="http://schemas.microsoft.com/office/word/2010/wordprocessingShape" mc:Ignorable="w14 w15 w16se w16cid w16 w16cex w16sdtdh w16sdtfl w16du wp14">
+  <w:endnote w:type="separator" w:id="-1">
+    <w:p>
       <w:r>
         <w:separator/>
       </w:r>
     </w:p>
   </w:endnote>
-  <w:endnote w:type="continuationSeparator" w:id="1">
-    <w:p>
-      <w:pPr>
-        <w:spacing w:line="240" w:lineRule="auto"/>
-      </w:pPr>
+  <w:endnote w:type="continuationSeparator" w:id="0">
+    <w:p>
       <w:r>
         <w:continuationSeparator/>
       </w:r>
@@ -5445,22 +4907,16 @@
 </file>
 
 <file path=word/footnotes.xml><?xml version="1.0" encoding="utf-8"?>
-<w:footnotes xmlns:wpc="http://schemas.microsoft.com/office/word/2010/wordprocessingCanvas" xmlns:mc="http://schemas.openxmlformats.org/markup-compatibility/2006" xmlns:o="urn:schemas-microsoft-com:office:office" xmlns:r="http://schemas.openxmlformats.org/officeDocument/2006/relationships" xmlns:m="http://schemas.openxmlformats.org/officeDocument/2006/math" xmlns:v="urn:schemas-microsoft-com:vml" xmlns:wp14="http://schemas.microsoft.com/office/word/2010/wordprocessingDrawing" xmlns:wp="http://schemas.openxmlformats.org/drawingml/2006/wordprocessingDrawing" xmlns:w="http://schemas.openxmlformats.org/wordprocessingml/2006/main" xmlns:w14="http://schemas.microsoft.com/office/word/2010/wordml" xmlns:w15="http://schemas.microsoft.com/office/word/2012/wordml" xmlns:w10="urn:schemas-microsoft-com:office:word" xmlns:wpg="http://schemas.microsoft.com/office/word/2010/wordprocessingGroup" xmlns:wpi="http://schemas.microsoft.com/office/word/2010/wordprocessingInk" xmlns:wne="http://schemas.microsoft.com/office/word/2006/wordml" xmlns:wps="http://schemas.microsoft.com/office/word/2010/wordprocessingShape" xmlns:wpsCustomData="http://www.wps.cn/officeDocument/2013/wpsCustomData" mc:Ignorable="w14 w15 wp14">
-  <w:footnote w:type="separator" w:id="0">
-    <w:p>
-      <w:pPr>
-        <w:spacing w:before="0" w:after="0" w:line="240" w:lineRule="auto"/>
-      </w:pPr>
+<w:footnotes xmlns:wpc="http://schemas.microsoft.com/office/word/2010/wordprocessingCanvas" xmlns:cx="http://schemas.microsoft.com/office/drawing/2014/chartex" xmlns:cx1="http://schemas.microsoft.com/office/drawing/2015/9/8/chartex" xmlns:cx2="http://schemas.microsoft.com/office/drawing/2015/10/21/chartex" xmlns:cx3="http://schemas.microsoft.com/office/drawing/2016/5/9/chartex" xmlns:cx4="http://schemas.microsoft.com/office/drawing/2016/5/10/chartex" xmlns:cx5="http://schemas.microsoft.com/office/drawing/2016/5/11/chartex" xmlns:cx6="http://schemas.microsoft.com/office/drawing/2016/5/12/chartex" xmlns:cx7="http://schemas.microsoft.com/office/drawing/2016/5/13/chartex" xmlns:cx8="http://schemas.microsoft.com/office/drawing/2016/5/14/chartex" xmlns:mc="http://schemas.openxmlformats.org/markup-compatibility/2006" xmlns:aink="http://schemas.microsoft.com/office/drawing/2016/ink" xmlns:am3d="http://schemas.microsoft.com/office/drawing/2017/model3d" xmlns:o="urn:schemas-microsoft-com:office:office" xmlns:oel="http://schemas.microsoft.com/office/2019/extlst" xmlns:r="http://schemas.openxmlformats.org/officeDocument/2006/relationships" xmlns:m="http://schemas.openxmlformats.org/officeDocument/2006/math" xmlns:v="urn:schemas-microsoft-com:vml" xmlns:wp14="http://schemas.microsoft.com/office/word/2010/wordprocessingDrawing" xmlns:wp="http://schemas.openxmlformats.org/drawingml/2006/wordprocessingDrawing" xmlns:w10="urn:schemas-microsoft-com:office:word" xmlns:w="http://schemas.openxmlformats.org/wordprocessingml/2006/main" xmlns:w14="http://schemas.microsoft.com/office/word/2010/wordml" xmlns:w15="http://schemas.microsoft.com/office/word/2012/wordml" xmlns:w16cex="http://schemas.microsoft.com/office/word/2018/wordml/cex" xmlns:w16cid="http://schemas.microsoft.com/office/word/2016/wordml/cid" xmlns:w16="http://schemas.microsoft.com/office/word/2018/wordml" xmlns:w16du="http://schemas.microsoft.com/office/word/2023/wordml/word16du" xmlns:w16sdtdh="http://schemas.microsoft.com/office/word/2020/wordml/sdtdatahash" xmlns:w16sdtfl="http://schemas.microsoft.com/office/word/2024/wordml/sdtformatlock" xmlns:w16se="http://schemas.microsoft.com/office/word/2015/wordml/symex" xmlns:wpg="http://schemas.microsoft.com/office/word/2010/wordprocessingGroup" xmlns:wpi="http://schemas.microsoft.com/office/word/2010/wordprocessingInk" xmlns:wne="http://schemas.microsoft.com/office/word/2006/wordml" xmlns:wps="http://schemas.microsoft.com/office/word/2010/wordprocessingShape" mc:Ignorable="w14 w15 w16se w16cid w16 w16cex w16sdtdh w16sdtfl w16du wp14">
+  <w:footnote w:type="separator" w:id="-1">
+    <w:p>
       <w:r>
         <w:separator/>
       </w:r>
     </w:p>
   </w:footnote>
-  <w:footnote w:type="continuationSeparator" w:id="1">
-    <w:p>
-      <w:pPr>
-        <w:spacing w:before="0" w:after="0" w:line="240" w:lineRule="auto"/>
-      </w:pPr>
+  <w:footnote w:type="continuationSeparator" w:id="0">
+    <w:p>
       <w:r>
         <w:continuationSeparator/>
       </w:r>
@@ -5470,356 +4926,386 @@
 </file>
 
 <file path=word/styles.xml><?xml version="1.0" encoding="utf-8"?>
-<w:styles xmlns:mc="http://schemas.openxmlformats.org/markup-compatibility/2006" xmlns:o="urn:schemas-microsoft-com:office:office" xmlns:r="http://schemas.openxmlformats.org/officeDocument/2006/relationships" xmlns:m="http://schemas.openxmlformats.org/officeDocument/2006/math" xmlns:v="urn:schemas-microsoft-com:vml" xmlns:w="http://schemas.openxmlformats.org/wordprocessingml/2006/main" xmlns:w14="http://schemas.microsoft.com/office/word/2010/wordml" xmlns:w10="urn:schemas-microsoft-com:office:word" xmlns:sl="http://schemas.openxmlformats.org/schemaLibrary/2006/main" xmlns:wpsCustomData="http://www.wps.cn/officeDocument/2013/wpsCustomData" mc:Ignorable="w14">
+<w:styles xmlns:mc="http://schemas.openxmlformats.org/markup-compatibility/2006" xmlns:r="http://schemas.openxmlformats.org/officeDocument/2006/relationships" xmlns:w="http://schemas.openxmlformats.org/wordprocessingml/2006/main" xmlns:w14="http://schemas.microsoft.com/office/word/2010/wordml" xmlns:w15="http://schemas.microsoft.com/office/word/2012/wordml" xmlns:w16cex="http://schemas.microsoft.com/office/word/2018/wordml/cex" xmlns:w16cid="http://schemas.microsoft.com/office/word/2016/wordml/cid" xmlns:w16="http://schemas.microsoft.com/office/word/2018/wordml" xmlns:w16du="http://schemas.microsoft.com/office/word/2023/wordml/word16du" xmlns:w16sdtdh="http://schemas.microsoft.com/office/word/2020/wordml/sdtdatahash" xmlns:w16sdtfl="http://schemas.microsoft.com/office/word/2024/wordml/sdtformatlock" xmlns:w16se="http://schemas.microsoft.com/office/word/2015/wordml/symex" mc:Ignorable="w14 w15 w16se w16cid w16 w16cex w16sdtdh w16sdtfl w16du">
   <w:docDefaults>
     <w:rPrDefault>
       <w:rPr>
-        <w:rFonts w:asciiTheme="minorHAnsi" w:hAnsiTheme="minorHAnsi" w:eastAsiaTheme="minorHAnsi" w:cstheme="minorBidi"/>
+        <w:rFonts w:asciiTheme="minorHAnsi" w:eastAsiaTheme="minorHAnsi" w:hAnsiTheme="minorHAnsi" w:cstheme="minorBidi"/>
+        <w:lang w:val="en-IN" w:eastAsia="en-IN" w:bidi="ar-SA"/>
       </w:rPr>
     </w:rPrDefault>
     <w:pPrDefault/>
   </w:docDefaults>
-  <w:latentStyles w:count="260" w:defQFormat="0" w:defUnhideWhenUsed="1" w:defSemiHidden="1" w:defUIPriority="99" w:defLockedState="0">
-    <w:lsdException w:qFormat="1" w:unhideWhenUsed="0" w:uiPriority="1" w:semiHidden="0" w:name="Normal"/>
-    <w:lsdException w:qFormat="1" w:unhideWhenUsed="0" w:uiPriority="1" w:semiHidden="0" w:name="heading 1"/>
-    <w:lsdException w:qFormat="1" w:unhideWhenUsed="0" w:uiPriority="1" w:semiHidden="0" w:name="heading 2"/>
-    <w:lsdException w:qFormat="1" w:unhideWhenUsed="0" w:uiPriority="1" w:semiHidden="0" w:name="heading 3"/>
-    <w:lsdException w:qFormat="1" w:uiPriority="0" w:name="heading 4"/>
-    <w:lsdException w:qFormat="1" w:uiPriority="0" w:name="heading 5"/>
-    <w:lsdException w:qFormat="1" w:uiPriority="0" w:name="heading 6"/>
-    <w:lsdException w:qFormat="1" w:uiPriority="0" w:name="heading 7"/>
-    <w:lsdException w:qFormat="1" w:uiPriority="0" w:name="heading 8"/>
-    <w:lsdException w:qFormat="1" w:uiPriority="0" w:name="heading 9"/>
-    <w:lsdException w:unhideWhenUsed="0" w:uiPriority="0" w:semiHidden="0" w:name="index 1"/>
-    <w:lsdException w:unhideWhenUsed="0" w:uiPriority="0" w:semiHidden="0" w:name="index 2"/>
-    <w:lsdException w:unhideWhenUsed="0" w:uiPriority="0" w:semiHidden="0" w:name="index 3"/>
-    <w:lsdException w:unhideWhenUsed="0" w:uiPriority="0" w:semiHidden="0" w:name="index 4"/>
-    <w:lsdException w:unhideWhenUsed="0" w:uiPriority="0" w:semiHidden="0" w:name="index 5"/>
-    <w:lsdException w:unhideWhenUsed="0" w:uiPriority="0" w:semiHidden="0" w:name="index 6"/>
-    <w:lsdException w:unhideWhenUsed="0" w:uiPriority="0" w:semiHidden="0" w:name="index 7"/>
-    <w:lsdException w:unhideWhenUsed="0" w:uiPriority="0" w:semiHidden="0" w:name="index 8"/>
-    <w:lsdException w:unhideWhenUsed="0" w:uiPriority="0" w:semiHidden="0" w:name="index 9"/>
-    <w:lsdException w:unhideWhenUsed="0" w:uiPriority="0" w:semiHidden="0" w:name="toc 1"/>
-    <w:lsdException w:unhideWhenUsed="0" w:uiPriority="0" w:semiHidden="0" w:name="toc 2"/>
-    <w:lsdException w:unhideWhenUsed="0" w:uiPriority="0" w:semiHidden="0" w:name="toc 3"/>
-    <w:lsdException w:unhideWhenUsed="0" w:uiPriority="0" w:semiHidden="0" w:name="toc 4"/>
-    <w:lsdException w:unhideWhenUsed="0" w:uiPriority="0" w:semiHidden="0" w:name="toc 5"/>
-    <w:lsdException w:unhideWhenUsed="0" w:uiPriority="0" w:semiHidden="0" w:name="toc 6"/>
-    <w:lsdException w:unhideWhenUsed="0" w:uiPriority="0" w:semiHidden="0" w:name="toc 7"/>
-    <w:lsdException w:unhideWhenUsed="0" w:uiPriority="0" w:semiHidden="0" w:name="toc 8"/>
-    <w:lsdException w:unhideWhenUsed="0" w:uiPriority="0" w:semiHidden="0" w:name="toc 9"/>
-    <w:lsdException w:unhideWhenUsed="0" w:uiPriority="0" w:semiHidden="0" w:name="Normal Indent"/>
-    <w:lsdException w:unhideWhenUsed="0" w:uiPriority="0" w:semiHidden="0" w:name="footnote text"/>
-    <w:lsdException w:unhideWhenUsed="0" w:uiPriority="0" w:semiHidden="0" w:name="annotation text"/>
-    <w:lsdException w:unhideWhenUsed="0" w:uiPriority="0" w:semiHidden="0" w:name="header"/>
-    <w:lsdException w:unhideWhenUsed="0" w:uiPriority="0" w:semiHidden="0" w:name="footer"/>
-    <w:lsdException w:unhideWhenUsed="0" w:uiPriority="0" w:semiHidden="0" w:name="index heading"/>
-    <w:lsdException w:qFormat="1" w:uiPriority="0" w:name="caption"/>
-    <w:lsdException w:unhideWhenUsed="0" w:uiPriority="0" w:semiHidden="0" w:name="table of figures"/>
-    <w:lsdException w:unhideWhenUsed="0" w:uiPriority="0" w:semiHidden="0" w:name="envelope address"/>
-    <w:lsdException w:unhideWhenUsed="0" w:uiPriority="0" w:semiHidden="0" w:name="envelope return"/>
-    <w:lsdException w:unhideWhenUsed="0" w:uiPriority="0" w:semiHidden="0" w:name="footnote reference"/>
-    <w:lsdException w:unhideWhenUsed="0" w:uiPriority="0" w:semiHidden="0" w:name="annotation reference"/>
-    <w:lsdException w:unhideWhenUsed="0" w:uiPriority="0" w:semiHidden="0" w:name="line number"/>
-    <w:lsdException w:unhideWhenUsed="0" w:uiPriority="0" w:semiHidden="0" w:name="page number"/>
-    <w:lsdException w:unhideWhenUsed="0" w:uiPriority="0" w:semiHidden="0" w:name="endnote reference"/>
-    <w:lsdException w:unhideWhenUsed="0" w:uiPriority="0" w:semiHidden="0" w:name="endnote text"/>
-    <w:lsdException w:unhideWhenUsed="0" w:uiPriority="0" w:semiHidden="0" w:name="table of authorities"/>
-    <w:lsdException w:unhideWhenUsed="0" w:uiPriority="0" w:semiHidden="0" w:name="macro"/>
-    <w:lsdException w:unhideWhenUsed="0" w:uiPriority="0" w:semiHidden="0" w:name="toa heading"/>
-    <w:lsdException w:unhideWhenUsed="0" w:uiPriority="0" w:semiHidden="0" w:name="List"/>
-    <w:lsdException w:unhideWhenUsed="0" w:uiPriority="0" w:semiHidden="0" w:name="List Bullet"/>
-    <w:lsdException w:unhideWhenUsed="0" w:uiPriority="0" w:semiHidden="0" w:name="List Number"/>
-    <w:lsdException w:unhideWhenUsed="0" w:uiPriority="0" w:semiHidden="0" w:name="List 2"/>
-    <w:lsdException w:unhideWhenUsed="0" w:uiPriority="0" w:semiHidden="0" w:name="List 3"/>
-    <w:lsdException w:unhideWhenUsed="0" w:uiPriority="0" w:semiHidden="0" w:name="List 4"/>
-    <w:lsdException w:unhideWhenUsed="0" w:uiPriority="0" w:semiHidden="0" w:name="List 5"/>
-    <w:lsdException w:unhideWhenUsed="0" w:uiPriority="0" w:semiHidden="0" w:name="List Bullet 2"/>
-    <w:lsdException w:unhideWhenUsed="0" w:uiPriority="0" w:semiHidden="0" w:name="List Bullet 3"/>
-    <w:lsdException w:unhideWhenUsed="0" w:uiPriority="0" w:semiHidden="0" w:name="List Bullet 4"/>
-    <w:lsdException w:unhideWhenUsed="0" w:uiPriority="0" w:semiHidden="0" w:name="List Bullet 5"/>
-    <w:lsdException w:unhideWhenUsed="0" w:uiPriority="0" w:semiHidden="0" w:name="List Number 2"/>
-    <w:lsdException w:unhideWhenUsed="0" w:uiPriority="0" w:semiHidden="0" w:name="List Number 3"/>
-    <w:lsdException w:unhideWhenUsed="0" w:uiPriority="0" w:semiHidden="0" w:name="List Number 4"/>
-    <w:lsdException w:unhideWhenUsed="0" w:uiPriority="0" w:semiHidden="0" w:name="List Number 5"/>
-    <w:lsdException w:qFormat="1" w:unhideWhenUsed="0" w:uiPriority="0" w:semiHidden="0" w:name="Title"/>
-    <w:lsdException w:unhideWhenUsed="0" w:uiPriority="0" w:semiHidden="0" w:name="Closing"/>
-    <w:lsdException w:unhideWhenUsed="0" w:uiPriority="0" w:semiHidden="0" w:name="Signature"/>
-    <w:lsdException w:qFormat="1" w:uiPriority="1" w:name="Default Paragraph Font"/>
-    <w:lsdException w:qFormat="1" w:unhideWhenUsed="0" w:uiPriority="1" w:semiHidden="0" w:name="Body Text"/>
-    <w:lsdException w:unhideWhenUsed="0" w:uiPriority="0" w:semiHidden="0" w:name="Body Text Indent"/>
-    <w:lsdException w:unhideWhenUsed="0" w:uiPriority="0" w:semiHidden="0" w:name="List Continue"/>
-    <w:lsdException w:unhideWhenUsed="0" w:uiPriority="0" w:semiHidden="0" w:name="List Continue 2"/>
-    <w:lsdException w:unhideWhenUsed="0" w:uiPriority="0" w:semiHidden="0" w:name="List Continue 3"/>
-    <w:lsdException w:unhideWhenUsed="0" w:uiPriority="0" w:semiHidden="0" w:name="List Continue 4"/>
-    <w:lsdException w:unhideWhenUsed="0" w:uiPriority="0" w:semiHidden="0" w:name="List Continue 5"/>
-    <w:lsdException w:unhideWhenUsed="0" w:uiPriority="0" w:semiHidden="0" w:name="Message Header"/>
-    <w:lsdException w:qFormat="1" w:unhideWhenUsed="0" w:uiPriority="0" w:semiHidden="0" w:name="Subtitle"/>
-    <w:lsdException w:unhideWhenUsed="0" w:uiPriority="0" w:semiHidden="0" w:name="Salutation"/>
-    <w:lsdException w:unhideWhenUsed="0" w:uiPriority="0" w:semiHidden="0" w:name="Date"/>
-    <w:lsdException w:unhideWhenUsed="0" w:uiPriority="0" w:semiHidden="0" w:name="Body Text First Indent"/>
-    <w:lsdException w:unhideWhenUsed="0" w:uiPriority="0" w:semiHidden="0" w:name="Body Text First Indent 2"/>
-    <w:lsdException w:unhideWhenUsed="0" w:uiPriority="0" w:semiHidden="0" w:name="Note Heading"/>
-    <w:lsdException w:unhideWhenUsed="0" w:uiPriority="0" w:semiHidden="0" w:name="Body Text 2"/>
-    <w:lsdException w:unhideWhenUsed="0" w:uiPriority="0" w:semiHidden="0" w:name="Body Text 3"/>
-    <w:lsdException w:unhideWhenUsed="0" w:uiPriority="0" w:semiHidden="0" w:name="Body Text Indent 2"/>
-    <w:lsdException w:unhideWhenUsed="0" w:uiPriority="0" w:semiHidden="0" w:name="Body Text Indent 3"/>
-    <w:lsdException w:unhideWhenUsed="0" w:uiPriority="0" w:semiHidden="0" w:name="Block Text"/>
-    <w:lsdException w:unhideWhenUsed="0" w:uiPriority="0" w:semiHidden="0" w:name="Hyperlink"/>
-    <w:lsdException w:unhideWhenUsed="0" w:uiPriority="0" w:semiHidden="0" w:name="FollowedHyperlink"/>
-    <w:lsdException w:qFormat="1" w:unhideWhenUsed="0" w:uiPriority="0" w:semiHidden="0" w:name="Strong"/>
-    <w:lsdException w:qFormat="1" w:unhideWhenUsed="0" w:uiPriority="0" w:semiHidden="0" w:name="Emphasis"/>
-    <w:lsdException w:unhideWhenUsed="0" w:uiPriority="0" w:semiHidden="0" w:name="Document Map"/>
-    <w:lsdException w:unhideWhenUsed="0" w:uiPriority="0" w:semiHidden="0" w:name="Plain Text"/>
-    <w:lsdException w:unhideWhenUsed="0" w:uiPriority="0" w:semiHidden="0" w:name="E-mail Signature"/>
-    <w:lsdException w:unhideWhenUsed="0" w:uiPriority="0" w:semiHidden="0" w:name="Normal (Web)"/>
-    <w:lsdException w:unhideWhenUsed="0" w:uiPriority="0" w:semiHidden="0" w:name="HTML Acronym"/>
-    <w:lsdException w:unhideWhenUsed="0" w:uiPriority="0" w:semiHidden="0" w:name="HTML Address"/>
-    <w:lsdException w:unhideWhenUsed="0" w:uiPriority="0" w:semiHidden="0" w:name="HTML Cite"/>
-    <w:lsdException w:unhideWhenUsed="0" w:uiPriority="0" w:semiHidden="0" w:name="HTML Code"/>
-    <w:lsdException w:unhideWhenUsed="0" w:uiPriority="0" w:semiHidden="0" w:name="HTML Definition"/>
-    <w:lsdException w:unhideWhenUsed="0" w:uiPriority="0" w:semiHidden="0" w:name="HTML Keyboard"/>
-    <w:lsdException w:unhideWhenUsed="0" w:uiPriority="0" w:semiHidden="0" w:name="HTML Preformatted"/>
-    <w:lsdException w:unhideWhenUsed="0" w:uiPriority="0" w:semiHidden="0" w:name="HTML Sample"/>
-    <w:lsdException w:unhideWhenUsed="0" w:uiPriority="0" w:semiHidden="0" w:name="HTML Typewriter"/>
-    <w:lsdException w:unhideWhenUsed="0" w:uiPriority="0" w:semiHidden="0" w:name="HTML Variable"/>
-    <w:lsdException w:qFormat="1" w:unhideWhenUsed="0" w:uiPriority="0" w:name="Normal Table"/>
-    <w:lsdException w:unhideWhenUsed="0" w:uiPriority="0" w:semiHidden="0" w:name="annotation subject"/>
-    <w:lsdException w:unhideWhenUsed="0" w:uiPriority="0" w:semiHidden="0" w:name="Table Simple 1"/>
-    <w:lsdException w:unhideWhenUsed="0" w:uiPriority="0" w:semiHidden="0" w:name="Table Simple 2"/>
-    <w:lsdException w:unhideWhenUsed="0" w:uiPriority="0" w:semiHidden="0" w:name="Table Simple 3"/>
-    <w:lsdException w:unhideWhenUsed="0" w:uiPriority="0" w:semiHidden="0" w:name="Table Classic 1"/>
-    <w:lsdException w:unhideWhenUsed="0" w:uiPriority="0" w:semiHidden="0" w:name="Table Classic 2"/>
-    <w:lsdException w:unhideWhenUsed="0" w:uiPriority="0" w:semiHidden="0" w:name="Table Classic 3"/>
-    <w:lsdException w:unhideWhenUsed="0" w:uiPriority="0" w:semiHidden="0" w:name="Table Classic 4"/>
-    <w:lsdException w:unhideWhenUsed="0" w:uiPriority="0" w:semiHidden="0" w:name="Table Colorful 1"/>
-    <w:lsdException w:unhideWhenUsed="0" w:uiPriority="0" w:semiHidden="0" w:name="Table Colorful 2"/>
-    <w:lsdException w:unhideWhenUsed="0" w:uiPriority="0" w:semiHidden="0" w:name="Table Colorful 3"/>
-    <w:lsdException w:unhideWhenUsed="0" w:uiPriority="0" w:semiHidden="0" w:name="Table Columns 1"/>
-    <w:lsdException w:unhideWhenUsed="0" w:uiPriority="0" w:semiHidden="0" w:name="Table Columns 2"/>
-    <w:lsdException w:unhideWhenUsed="0" w:uiPriority="0" w:semiHidden="0" w:name="Table Columns 3"/>
-    <w:lsdException w:unhideWhenUsed="0" w:uiPriority="0" w:semiHidden="0" w:name="Table Columns 4"/>
-    <w:lsdException w:unhideWhenUsed="0" w:uiPriority="0" w:semiHidden="0" w:name="Table Columns 5"/>
-    <w:lsdException w:unhideWhenUsed="0" w:uiPriority="0" w:semiHidden="0" w:name="Table Grid 1"/>
-    <w:lsdException w:unhideWhenUsed="0" w:uiPriority="0" w:semiHidden="0" w:name="Table Grid 2"/>
-    <w:lsdException w:unhideWhenUsed="0" w:uiPriority="0" w:semiHidden="0" w:name="Table Grid 3"/>
-    <w:lsdException w:unhideWhenUsed="0" w:uiPriority="0" w:semiHidden="0" w:name="Table Grid 4"/>
-    <w:lsdException w:unhideWhenUsed="0" w:uiPriority="0" w:semiHidden="0" w:name="Table Grid 5"/>
-    <w:lsdException w:unhideWhenUsed="0" w:uiPriority="0" w:semiHidden="0" w:name="Table Grid 6"/>
-    <w:lsdException w:unhideWhenUsed="0" w:uiPriority="0" w:semiHidden="0" w:name="Table Grid 7"/>
-    <w:lsdException w:unhideWhenUsed="0" w:uiPriority="0" w:semiHidden="0" w:name="Table Grid 8"/>
-    <w:lsdException w:unhideWhenUsed="0" w:uiPriority="0" w:semiHidden="0" w:name="Table List 1"/>
-    <w:lsdException w:unhideWhenUsed="0" w:uiPriority="0" w:semiHidden="0" w:name="Table List 2"/>
-    <w:lsdException w:unhideWhenUsed="0" w:uiPriority="0" w:semiHidden="0" w:name="Table List 3"/>
-    <w:lsdException w:unhideWhenUsed="0" w:uiPriority="0" w:semiHidden="0" w:name="Table List 4"/>
-    <w:lsdException w:unhideWhenUsed="0" w:uiPriority="0" w:semiHidden="0" w:name="Table List 5"/>
-    <w:lsdException w:unhideWhenUsed="0" w:uiPriority="0" w:semiHidden="0" w:name="Table List 6"/>
-    <w:lsdException w:unhideWhenUsed="0" w:uiPriority="0" w:semiHidden="0" w:name="Table List 7"/>
-    <w:lsdException w:unhideWhenUsed="0" w:uiPriority="0" w:semiHidden="0" w:name="Table List 8"/>
-    <w:lsdException w:unhideWhenUsed="0" w:uiPriority="0" w:semiHidden="0" w:name="Table 3D effects 1"/>
-    <w:lsdException w:unhideWhenUsed="0" w:uiPriority="0" w:semiHidden="0" w:name="Table 3D effects 2"/>
-    <w:lsdException w:unhideWhenUsed="0" w:uiPriority="0" w:semiHidden="0" w:name="Table 3D effects 3"/>
-    <w:lsdException w:unhideWhenUsed="0" w:uiPriority="0" w:semiHidden="0" w:name="Table Contemporary"/>
-    <w:lsdException w:unhideWhenUsed="0" w:uiPriority="0" w:semiHidden="0" w:name="Table Elegant"/>
-    <w:lsdException w:unhideWhenUsed="0" w:uiPriority="0" w:semiHidden="0" w:name="Table Professional"/>
-    <w:lsdException w:unhideWhenUsed="0" w:uiPriority="0" w:semiHidden="0" w:name="Table Subtle 1"/>
-    <w:lsdException w:unhideWhenUsed="0" w:uiPriority="0" w:semiHidden="0" w:name="Table Subtle 2"/>
-    <w:lsdException w:unhideWhenUsed="0" w:uiPriority="0" w:semiHidden="0" w:name="Table Web 1"/>
-    <w:lsdException w:unhideWhenUsed="0" w:uiPriority="0" w:semiHidden="0" w:name="Table Web 2"/>
-    <w:lsdException w:unhideWhenUsed="0" w:uiPriority="0" w:semiHidden="0" w:name="Table Web 3"/>
-    <w:lsdException w:unhideWhenUsed="0" w:uiPriority="0" w:semiHidden="0" w:name="Balloon Text"/>
-    <w:lsdException w:unhideWhenUsed="0" w:uiPriority="0" w:semiHidden="0" w:name="Table Grid"/>
-    <w:lsdException w:unhideWhenUsed="0" w:uiPriority="0" w:semiHidden="0" w:name="Table Theme"/>
-    <w:lsdException w:unhideWhenUsed="0" w:uiPriority="60" w:semiHidden="0" w:name="Light Shading"/>
-    <w:lsdException w:unhideWhenUsed="0" w:uiPriority="61" w:semiHidden="0" w:name="Light List"/>
-    <w:lsdException w:unhideWhenUsed="0" w:uiPriority="62" w:semiHidden="0" w:name="Light Grid"/>
-    <w:lsdException w:unhideWhenUsed="0" w:uiPriority="63" w:semiHidden="0" w:name="Medium Shading 1"/>
-    <w:lsdException w:unhideWhenUsed="0" w:uiPriority="64" w:semiHidden="0" w:name="Medium Shading 2"/>
-    <w:lsdException w:unhideWhenUsed="0" w:uiPriority="65" w:semiHidden="0" w:name="Medium List 1"/>
-    <w:lsdException w:unhideWhenUsed="0" w:uiPriority="66" w:semiHidden="0" w:name="Medium List 2"/>
-    <w:lsdException w:unhideWhenUsed="0" w:uiPriority="67" w:semiHidden="0" w:name="Medium Grid 1"/>
-    <w:lsdException w:unhideWhenUsed="0" w:uiPriority="68" w:semiHidden="0" w:name="Medium Grid 2"/>
-    <w:lsdException w:unhideWhenUsed="0" w:uiPriority="69" w:semiHidden="0" w:name="Medium Grid 3"/>
-    <w:lsdException w:unhideWhenUsed="0" w:uiPriority="70" w:semiHidden="0" w:name="Dark List"/>
-    <w:lsdException w:unhideWhenUsed="0" w:uiPriority="71" w:semiHidden="0" w:name="Colorful Shading"/>
-    <w:lsdException w:unhideWhenUsed="0" w:uiPriority="72" w:semiHidden="0" w:name="Colorful List"/>
-    <w:lsdException w:unhideWhenUsed="0" w:uiPriority="73" w:semiHidden="0" w:name="Colorful Grid"/>
-    <w:lsdException w:unhideWhenUsed="0" w:uiPriority="60" w:semiHidden="0" w:name="Light Shading Accent 1"/>
-    <w:lsdException w:unhideWhenUsed="0" w:uiPriority="61" w:semiHidden="0" w:name="Light List Accent 1"/>
-    <w:lsdException w:unhideWhenUsed="0" w:uiPriority="62" w:semiHidden="0" w:name="Light Grid Accent 1"/>
-    <w:lsdException w:unhideWhenUsed="0" w:uiPriority="63" w:semiHidden="0" w:name="Medium Shading 1 Accent 1"/>
-    <w:lsdException w:unhideWhenUsed="0" w:uiPriority="64" w:semiHidden="0" w:name="Medium Shading 2 Accent 1"/>
-    <w:lsdException w:unhideWhenUsed="0" w:uiPriority="65" w:semiHidden="0" w:name="Medium List 1 Accent 1"/>
-    <w:lsdException w:qFormat="1" w:unhideWhenUsed="0" w:uiPriority="1" w:semiHidden="0" w:name="List Paragraph"/>
-    <w:lsdException w:unhideWhenUsed="0" w:uiPriority="66" w:semiHidden="0" w:name="Medium List 2 Accent 1"/>
-    <w:lsdException w:unhideWhenUsed="0" w:uiPriority="67" w:semiHidden="0" w:name="Medium Grid 1 Accent 1"/>
-    <w:lsdException w:unhideWhenUsed="0" w:uiPriority="68" w:semiHidden="0" w:name="Medium Grid 2 Accent 1"/>
-    <w:lsdException w:unhideWhenUsed="0" w:uiPriority="69" w:semiHidden="0" w:name="Medium Grid 3 Accent 1"/>
-    <w:lsdException w:unhideWhenUsed="0" w:uiPriority="70" w:semiHidden="0" w:name="Dark List Accent 1"/>
-    <w:lsdException w:unhideWhenUsed="0" w:uiPriority="71" w:semiHidden="0" w:name="Colorful Shading Accent 1"/>
-    <w:lsdException w:unhideWhenUsed="0" w:uiPriority="72" w:semiHidden="0" w:name="Colorful List Accent 1"/>
-    <w:lsdException w:unhideWhenUsed="0" w:uiPriority="73" w:semiHidden="0" w:name="Colorful Grid Accent 1"/>
-    <w:lsdException w:unhideWhenUsed="0" w:uiPriority="60" w:semiHidden="0" w:name="Light Shading Accent 2"/>
-    <w:lsdException w:unhideWhenUsed="0" w:uiPriority="61" w:semiHidden="0" w:name="Light List Accent 2"/>
-    <w:lsdException w:unhideWhenUsed="0" w:uiPriority="62" w:semiHidden="0" w:name="Light Grid Accent 2"/>
-    <w:lsdException w:unhideWhenUsed="0" w:uiPriority="63" w:semiHidden="0" w:name="Medium Shading 1 Accent 2"/>
-    <w:lsdException w:unhideWhenUsed="0" w:uiPriority="64" w:semiHidden="0" w:name="Medium Shading 2 Accent 2"/>
-    <w:lsdException w:unhideWhenUsed="0" w:uiPriority="65" w:semiHidden="0" w:name="Medium List 1 Accent 2"/>
-    <w:lsdException w:unhideWhenUsed="0" w:uiPriority="66" w:semiHidden="0" w:name="Medium List 2 Accent 2"/>
-    <w:lsdException w:unhideWhenUsed="0" w:uiPriority="67" w:semiHidden="0" w:name="Medium Grid 1 Accent 2"/>
-    <w:lsdException w:unhideWhenUsed="0" w:uiPriority="68" w:semiHidden="0" w:name="Medium Grid 2 Accent 2"/>
-    <w:lsdException w:unhideWhenUsed="0" w:uiPriority="69" w:semiHidden="0" w:name="Medium Grid 3 Accent 2"/>
-    <w:lsdException w:unhideWhenUsed="0" w:uiPriority="70" w:semiHidden="0" w:name="Dark List Accent 2"/>
-    <w:lsdException w:unhideWhenUsed="0" w:uiPriority="71" w:semiHidden="0" w:name="Colorful Shading Accent 2"/>
-    <w:lsdException w:unhideWhenUsed="0" w:uiPriority="72" w:semiHidden="0" w:name="Colorful List Accent 2"/>
-    <w:lsdException w:unhideWhenUsed="0" w:uiPriority="73" w:semiHidden="0" w:name="Colorful Grid Accent 2"/>
-    <w:lsdException w:unhideWhenUsed="0" w:uiPriority="60" w:semiHidden="0" w:name="Light Shading Accent 3"/>
-    <w:lsdException w:unhideWhenUsed="0" w:uiPriority="61" w:semiHidden="0" w:name="Light List Accent 3"/>
-    <w:lsdException w:unhideWhenUsed="0" w:uiPriority="62" w:semiHidden="0" w:name="Light Grid Accent 3"/>
-    <w:lsdException w:unhideWhenUsed="0" w:uiPriority="63" w:semiHidden="0" w:name="Medium Shading 1 Accent 3"/>
-    <w:lsdException w:unhideWhenUsed="0" w:uiPriority="64" w:semiHidden="0" w:name="Medium Shading 2 Accent 3"/>
-    <w:lsdException w:unhideWhenUsed="0" w:uiPriority="65" w:semiHidden="0" w:name="Medium List 1 Accent 3"/>
-    <w:lsdException w:unhideWhenUsed="0" w:uiPriority="66" w:semiHidden="0" w:name="Medium List 2 Accent 3"/>
-    <w:lsdException w:unhideWhenUsed="0" w:uiPriority="67" w:semiHidden="0" w:name="Medium Grid 1 Accent 3"/>
-    <w:lsdException w:unhideWhenUsed="0" w:uiPriority="68" w:semiHidden="0" w:name="Medium Grid 2 Accent 3"/>
-    <w:lsdException w:unhideWhenUsed="0" w:uiPriority="69" w:semiHidden="0" w:name="Medium Grid 3 Accent 3"/>
-    <w:lsdException w:unhideWhenUsed="0" w:uiPriority="70" w:semiHidden="0" w:name="Dark List Accent 3"/>
-    <w:lsdException w:unhideWhenUsed="0" w:uiPriority="71" w:semiHidden="0" w:name="Colorful Shading Accent 3"/>
-    <w:lsdException w:unhideWhenUsed="0" w:uiPriority="72" w:semiHidden="0" w:name="Colorful List Accent 3"/>
-    <w:lsdException w:unhideWhenUsed="0" w:uiPriority="73" w:semiHidden="0" w:name="Colorful Grid Accent 3"/>
-    <w:lsdException w:unhideWhenUsed="0" w:uiPriority="60" w:semiHidden="0" w:name="Light Shading Accent 4"/>
-    <w:lsdException w:unhideWhenUsed="0" w:uiPriority="61" w:semiHidden="0" w:name="Light List Accent 4"/>
-    <w:lsdException w:unhideWhenUsed="0" w:uiPriority="62" w:semiHidden="0" w:name="Light Grid Accent 4"/>
-    <w:lsdException w:unhideWhenUsed="0" w:uiPriority="63" w:semiHidden="0" w:name="Medium Shading 1 Accent 4"/>
-    <w:lsdException w:unhideWhenUsed="0" w:uiPriority="64" w:semiHidden="0" w:name="Medium Shading 2 Accent 4"/>
-    <w:lsdException w:unhideWhenUsed="0" w:uiPriority="65" w:semiHidden="0" w:name="Medium List 1 Accent 4"/>
-    <w:lsdException w:unhideWhenUsed="0" w:uiPriority="66" w:semiHidden="0" w:name="Medium List 2 Accent 4"/>
-    <w:lsdException w:unhideWhenUsed="0" w:uiPriority="67" w:semiHidden="0" w:name="Medium Grid 1 Accent 4"/>
-    <w:lsdException w:unhideWhenUsed="0" w:uiPriority="68" w:semiHidden="0" w:name="Medium Grid 2 Accent 4"/>
-    <w:lsdException w:unhideWhenUsed="0" w:uiPriority="69" w:semiHidden="0" w:name="Medium Grid 3 Accent 4"/>
-    <w:lsdException w:unhideWhenUsed="0" w:uiPriority="70" w:semiHidden="0" w:name="Dark List Accent 4"/>
-    <w:lsdException w:unhideWhenUsed="0" w:uiPriority="71" w:semiHidden="0" w:name="Colorful Shading Accent 4"/>
-    <w:lsdException w:unhideWhenUsed="0" w:uiPriority="72" w:semiHidden="0" w:name="Colorful List Accent 4"/>
-    <w:lsdException w:unhideWhenUsed="0" w:uiPriority="73" w:semiHidden="0" w:name="Colorful Grid Accent 4"/>
-    <w:lsdException w:unhideWhenUsed="0" w:uiPriority="60" w:semiHidden="0" w:name="Light Shading Accent 5"/>
-    <w:lsdException w:unhideWhenUsed="0" w:uiPriority="61" w:semiHidden="0" w:name="Light List Accent 5"/>
-    <w:lsdException w:unhideWhenUsed="0" w:uiPriority="62" w:semiHidden="0" w:name="Light Grid Accent 5"/>
-    <w:lsdException w:unhideWhenUsed="0" w:uiPriority="63" w:semiHidden="0" w:name="Medium Shading 1 Accent 5"/>
-    <w:lsdException w:unhideWhenUsed="0" w:uiPriority="64" w:semiHidden="0" w:name="Medium Shading 2 Accent 5"/>
-    <w:lsdException w:unhideWhenUsed="0" w:uiPriority="65" w:semiHidden="0" w:name="Medium List 1 Accent 5"/>
-    <w:lsdException w:unhideWhenUsed="0" w:uiPriority="66" w:semiHidden="0" w:name="Medium List 2 Accent 5"/>
-    <w:lsdException w:unhideWhenUsed="0" w:uiPriority="67" w:semiHidden="0" w:name="Medium Grid 1 Accent 5"/>
-    <w:lsdException w:unhideWhenUsed="0" w:uiPriority="68" w:semiHidden="0" w:name="Medium Grid 2 Accent 5"/>
-    <w:lsdException w:unhideWhenUsed="0" w:uiPriority="69" w:semiHidden="0" w:name="Medium Grid 3 Accent 5"/>
-    <w:lsdException w:unhideWhenUsed="0" w:uiPriority="70" w:semiHidden="0" w:name="Dark List Accent 5"/>
-    <w:lsdException w:unhideWhenUsed="0" w:uiPriority="71" w:semiHidden="0" w:name="Colorful Shading Accent 5"/>
-    <w:lsdException w:unhideWhenUsed="0" w:uiPriority="72" w:semiHidden="0" w:name="Colorful List Accent 5"/>
-    <w:lsdException w:unhideWhenUsed="0" w:uiPriority="73" w:semiHidden="0" w:name="Colorful Grid Accent 5"/>
-    <w:lsdException w:unhideWhenUsed="0" w:uiPriority="60" w:semiHidden="0" w:name="Light Shading Accent 6"/>
-    <w:lsdException w:unhideWhenUsed="0" w:uiPriority="61" w:semiHidden="0" w:name="Light List Accent 6"/>
-    <w:lsdException w:unhideWhenUsed="0" w:uiPriority="62" w:semiHidden="0" w:name="Light Grid Accent 6"/>
-    <w:lsdException w:unhideWhenUsed="0" w:uiPriority="63" w:semiHidden="0" w:name="Medium Shading 1 Accent 6"/>
-    <w:lsdException w:unhideWhenUsed="0" w:uiPriority="64" w:semiHidden="0" w:name="Medium Shading 2 Accent 6"/>
-    <w:lsdException w:unhideWhenUsed="0" w:uiPriority="65" w:semiHidden="0" w:name="Medium List 1 Accent 6"/>
-    <w:lsdException w:unhideWhenUsed="0" w:uiPriority="66" w:semiHidden="0" w:name="Medium List 2 Accent 6"/>
-    <w:lsdException w:unhideWhenUsed="0" w:uiPriority="67" w:semiHidden="0" w:name="Medium Grid 1 Accent 6"/>
-    <w:lsdException w:unhideWhenUsed="0" w:uiPriority="68" w:semiHidden="0" w:name="Medium Grid 2 Accent 6"/>
-    <w:lsdException w:unhideWhenUsed="0" w:uiPriority="69" w:semiHidden="0" w:name="Medium Grid 3 Accent 6"/>
-    <w:lsdException w:unhideWhenUsed="0" w:uiPriority="70" w:semiHidden="0" w:name="Dark List Accent 6"/>
-    <w:lsdException w:unhideWhenUsed="0" w:uiPriority="71" w:semiHidden="0" w:name="Colorful Shading Accent 6"/>
-    <w:lsdException w:unhideWhenUsed="0" w:uiPriority="72" w:semiHidden="0" w:name="Colorful List Accent 6"/>
-    <w:lsdException w:unhideWhenUsed="0" w:uiPriority="73" w:semiHidden="0" w:name="Colorful Grid Accent 6"/>
+  <w:latentStyles w:defLockedState="0" w:defUIPriority="0" w:defSemiHidden="0" w:defUnhideWhenUsed="0" w:defQFormat="0" w:count="376">
+    <w:lsdException w:name="Normal" w:uiPriority="1" w:qFormat="1"/>
+    <w:lsdException w:name="heading 1" w:uiPriority="1" w:qFormat="1"/>
+    <w:lsdException w:name="heading 2" w:uiPriority="1" w:qFormat="1"/>
+    <w:lsdException w:name="heading 3" w:uiPriority="1" w:qFormat="1"/>
+    <w:lsdException w:name="heading 4" w:semiHidden="1" w:unhideWhenUsed="1" w:qFormat="1"/>
+    <w:lsdException w:name="heading 5" w:semiHidden="1" w:unhideWhenUsed="1" w:qFormat="1"/>
+    <w:lsdException w:name="heading 6" w:semiHidden="1" w:unhideWhenUsed="1" w:qFormat="1"/>
+    <w:lsdException w:name="heading 7" w:semiHidden="1" w:unhideWhenUsed="1" w:qFormat="1"/>
+    <w:lsdException w:name="heading 8" w:semiHidden="1" w:unhideWhenUsed="1" w:qFormat="1"/>
+    <w:lsdException w:name="heading 9" w:semiHidden="1" w:unhideWhenUsed="1" w:qFormat="1"/>
+    <w:lsdException w:name="caption" w:semiHidden="1" w:unhideWhenUsed="1" w:qFormat="1"/>
+    <w:lsdException w:name="Title" w:qFormat="1"/>
+    <w:lsdException w:name="Default Paragraph Font" w:semiHidden="1" w:uiPriority="1" w:unhideWhenUsed="1" w:qFormat="1"/>
+    <w:lsdException w:name="Body Text" w:uiPriority="1" w:qFormat="1"/>
+    <w:lsdException w:name="Subtitle" w:qFormat="1"/>
+    <w:lsdException w:name="Strong" w:qFormat="1"/>
+    <w:lsdException w:name="Emphasis" w:qFormat="1"/>
+    <w:lsdException w:name="HTML Top of Form" w:semiHidden="1" w:uiPriority="99" w:unhideWhenUsed="1"/>
+    <w:lsdException w:name="HTML Bottom of Form" w:semiHidden="1" w:uiPriority="99" w:unhideWhenUsed="1"/>
+    <w:lsdException w:name="Normal Table" w:semiHidden="1" w:unhideWhenUsed="1" w:qFormat="1"/>
+    <w:lsdException w:name="No List" w:semiHidden="1" w:uiPriority="99" w:unhideWhenUsed="1"/>
+    <w:lsdException w:name="Outline List 1" w:semiHidden="1" w:uiPriority="99" w:unhideWhenUsed="1"/>
+    <w:lsdException w:name="Outline List 2" w:semiHidden="1" w:uiPriority="99" w:unhideWhenUsed="1"/>
+    <w:lsdException w:name="Outline List 3" w:semiHidden="1" w:uiPriority="99" w:unhideWhenUsed="1"/>
+    <w:lsdException w:name="Table Simple 1" w:semiHidden="1" w:unhideWhenUsed="1"/>
+    <w:lsdException w:name="Table Simple 2" w:semiHidden="1" w:unhideWhenUsed="1"/>
+    <w:lsdException w:name="Table Simple 3" w:semiHidden="1" w:unhideWhenUsed="1"/>
+    <w:lsdException w:name="Table Classic 1" w:semiHidden="1" w:unhideWhenUsed="1"/>
+    <w:lsdException w:name="Table Classic 2" w:semiHidden="1" w:unhideWhenUsed="1"/>
+    <w:lsdException w:name="Table Classic 3" w:semiHidden="1" w:unhideWhenUsed="1"/>
+    <w:lsdException w:name="Table Classic 4" w:semiHidden="1" w:unhideWhenUsed="1"/>
+    <w:lsdException w:name="Table Colorful 1" w:semiHidden="1" w:unhideWhenUsed="1"/>
+    <w:lsdException w:name="Table Colorful 2" w:semiHidden="1" w:unhideWhenUsed="1"/>
+    <w:lsdException w:name="Table Colorful 3" w:semiHidden="1" w:unhideWhenUsed="1"/>
+    <w:lsdException w:name="Table Columns 1" w:semiHidden="1" w:unhideWhenUsed="1"/>
+    <w:lsdException w:name="Table Columns 2" w:semiHidden="1" w:unhideWhenUsed="1"/>
+    <w:lsdException w:name="Table Columns 3" w:semiHidden="1" w:unhideWhenUsed="1"/>
+    <w:lsdException w:name="Table Columns 4" w:semiHidden="1" w:unhideWhenUsed="1"/>
+    <w:lsdException w:name="Table Columns 5" w:semiHidden="1" w:unhideWhenUsed="1"/>
+    <w:lsdException w:name="Table Grid 1" w:semiHidden="1" w:unhideWhenUsed="1"/>
+    <w:lsdException w:name="Table Grid 2" w:semiHidden="1" w:unhideWhenUsed="1"/>
+    <w:lsdException w:name="Table Grid 3" w:semiHidden="1" w:unhideWhenUsed="1"/>
+    <w:lsdException w:name="Table Grid 4" w:semiHidden="1" w:unhideWhenUsed="1"/>
+    <w:lsdException w:name="Table Grid 5" w:semiHidden="1" w:unhideWhenUsed="1"/>
+    <w:lsdException w:name="Table Grid 6" w:semiHidden="1" w:unhideWhenUsed="1"/>
+    <w:lsdException w:name="Table Grid 7" w:semiHidden="1" w:unhideWhenUsed="1"/>
+    <w:lsdException w:name="Table Grid 8" w:semiHidden="1" w:unhideWhenUsed="1"/>
+    <w:lsdException w:name="Table List 1" w:semiHidden="1" w:unhideWhenUsed="1"/>
+    <w:lsdException w:name="Table List 2" w:semiHidden="1" w:unhideWhenUsed="1"/>
+    <w:lsdException w:name="Table List 3" w:semiHidden="1" w:unhideWhenUsed="1"/>
+    <w:lsdException w:name="Table List 4" w:semiHidden="1" w:unhideWhenUsed="1"/>
+    <w:lsdException w:name="Table List 5" w:semiHidden="1" w:unhideWhenUsed="1"/>
+    <w:lsdException w:name="Table List 6" w:semiHidden="1" w:unhideWhenUsed="1"/>
+    <w:lsdException w:name="Table List 7" w:semiHidden="1" w:unhideWhenUsed="1"/>
+    <w:lsdException w:name="Table List 8" w:semiHidden="1" w:unhideWhenUsed="1"/>
+    <w:lsdException w:name="Table 3D effects 1" w:semiHidden="1" w:unhideWhenUsed="1"/>
+    <w:lsdException w:name="Table 3D effects 2" w:semiHidden="1" w:unhideWhenUsed="1"/>
+    <w:lsdException w:name="Table 3D effects 3" w:semiHidden="1" w:unhideWhenUsed="1"/>
+    <w:lsdException w:name="Table Contemporary" w:semiHidden="1" w:unhideWhenUsed="1"/>
+    <w:lsdException w:name="Table Elegant" w:semiHidden="1" w:unhideWhenUsed="1"/>
+    <w:lsdException w:name="Table Professional" w:semiHidden="1" w:unhideWhenUsed="1"/>
+    <w:lsdException w:name="Table Subtle 1" w:semiHidden="1" w:unhideWhenUsed="1"/>
+    <w:lsdException w:name="Table Subtle 2" w:semiHidden="1" w:unhideWhenUsed="1"/>
+    <w:lsdException w:name="Table Web 1" w:semiHidden="1" w:unhideWhenUsed="1"/>
+    <w:lsdException w:name="Table Web 2" w:semiHidden="1" w:unhideWhenUsed="1"/>
+    <w:lsdException w:name="Table Web 3" w:semiHidden="1" w:unhideWhenUsed="1"/>
+    <w:lsdException w:name="Table Theme" w:semiHidden="1" w:unhideWhenUsed="1"/>
+    <w:lsdException w:name="Placeholder Text" w:semiHidden="1" w:uiPriority="99" w:unhideWhenUsed="1"/>
+    <w:lsdException w:name="No Spacing" w:semiHidden="1" w:uiPriority="99" w:unhideWhenUsed="1"/>
+    <w:lsdException w:name="Light Shading" w:uiPriority="60"/>
+    <w:lsdException w:name="Light List" w:uiPriority="61"/>
+    <w:lsdException w:name="Light Grid" w:uiPriority="62"/>
+    <w:lsdException w:name="Medium Shading 1" w:uiPriority="63"/>
+    <w:lsdException w:name="Medium Shading 2" w:uiPriority="64"/>
+    <w:lsdException w:name="Medium List 1" w:uiPriority="65"/>
+    <w:lsdException w:name="Medium List 2" w:uiPriority="66"/>
+    <w:lsdException w:name="Medium Grid 1" w:uiPriority="67"/>
+    <w:lsdException w:name="Medium Grid 2" w:uiPriority="68"/>
+    <w:lsdException w:name="Medium Grid 3" w:uiPriority="69"/>
+    <w:lsdException w:name="Dark List" w:uiPriority="70"/>
+    <w:lsdException w:name="Colorful Shading" w:uiPriority="71"/>
+    <w:lsdException w:name="Colorful List" w:uiPriority="72"/>
+    <w:lsdException w:name="Colorful Grid" w:uiPriority="73"/>
+    <w:lsdException w:name="Light Shading Accent 1" w:uiPriority="60"/>
+    <w:lsdException w:name="Light List Accent 1" w:uiPriority="61"/>
+    <w:lsdException w:name="Light Grid Accent 1" w:uiPriority="62"/>
+    <w:lsdException w:name="Medium Shading 1 Accent 1" w:uiPriority="63"/>
+    <w:lsdException w:name="Medium Shading 2 Accent 1" w:uiPriority="64"/>
+    <w:lsdException w:name="Medium List 1 Accent 1" w:uiPriority="65"/>
+    <w:lsdException w:name="Revision" w:semiHidden="1" w:uiPriority="99" w:unhideWhenUsed="1"/>
+    <w:lsdException w:name="List Paragraph" w:uiPriority="1" w:qFormat="1"/>
+    <w:lsdException w:name="Quote" w:semiHidden="1" w:uiPriority="99" w:unhideWhenUsed="1"/>
+    <w:lsdException w:name="Intense Quote" w:semiHidden="1" w:uiPriority="99" w:unhideWhenUsed="1"/>
+    <w:lsdException w:name="Medium List 2 Accent 1" w:uiPriority="66"/>
+    <w:lsdException w:name="Medium Grid 1 Accent 1" w:uiPriority="67"/>
+    <w:lsdException w:name="Medium Grid 2 Accent 1" w:uiPriority="68"/>
+    <w:lsdException w:name="Medium Grid 3 Accent 1" w:uiPriority="69"/>
+    <w:lsdException w:name="Dark List Accent 1" w:uiPriority="70"/>
+    <w:lsdException w:name="Colorful Shading Accent 1" w:uiPriority="71"/>
+    <w:lsdException w:name="Colorful List Accent 1" w:uiPriority="72"/>
+    <w:lsdException w:name="Colorful Grid Accent 1" w:uiPriority="73"/>
+    <w:lsdException w:name="Light Shading Accent 2" w:uiPriority="60"/>
+    <w:lsdException w:name="Light List Accent 2" w:uiPriority="61"/>
+    <w:lsdException w:name="Light Grid Accent 2" w:uiPriority="62"/>
+    <w:lsdException w:name="Medium Shading 1 Accent 2" w:uiPriority="63"/>
+    <w:lsdException w:name="Medium Shading 2 Accent 2" w:uiPriority="64"/>
+    <w:lsdException w:name="Medium List 1 Accent 2" w:uiPriority="65"/>
+    <w:lsdException w:name="Medium List 2 Accent 2" w:uiPriority="66"/>
+    <w:lsdException w:name="Medium Grid 1 Accent 2" w:uiPriority="67"/>
+    <w:lsdException w:name="Medium Grid 2 Accent 2" w:uiPriority="68"/>
+    <w:lsdException w:name="Medium Grid 3 Accent 2" w:uiPriority="69"/>
+    <w:lsdException w:name="Dark List Accent 2" w:uiPriority="70"/>
+    <w:lsdException w:name="Colorful Shading Accent 2" w:uiPriority="71"/>
+    <w:lsdException w:name="Colorful List Accent 2" w:uiPriority="72"/>
+    <w:lsdException w:name="Colorful Grid Accent 2" w:uiPriority="73"/>
+    <w:lsdException w:name="Light Shading Accent 3" w:uiPriority="60"/>
+    <w:lsdException w:name="Light List Accent 3" w:uiPriority="61"/>
+    <w:lsdException w:name="Light Grid Accent 3" w:uiPriority="62"/>
+    <w:lsdException w:name="Medium Shading 1 Accent 3" w:uiPriority="63"/>
+    <w:lsdException w:name="Medium Shading 2 Accent 3" w:uiPriority="64"/>
+    <w:lsdException w:name="Medium List 1 Accent 3" w:uiPriority="65"/>
+    <w:lsdException w:name="Medium List 2 Accent 3" w:uiPriority="66"/>
+    <w:lsdException w:name="Medium Grid 1 Accent 3" w:uiPriority="67"/>
+    <w:lsdException w:name="Medium Grid 2 Accent 3" w:uiPriority="68"/>
+    <w:lsdException w:name="Medium Grid 3 Accent 3" w:uiPriority="69"/>
+    <w:lsdException w:name="Dark List Accent 3" w:uiPriority="70"/>
+    <w:lsdException w:name="Colorful Shading Accent 3" w:uiPriority="71"/>
+    <w:lsdException w:name="Colorful List Accent 3" w:uiPriority="72"/>
+    <w:lsdException w:name="Colorful Grid Accent 3" w:uiPriority="73"/>
+    <w:lsdException w:name="Light Shading Accent 4" w:uiPriority="60"/>
+    <w:lsdException w:name="Light List Accent 4" w:uiPriority="61"/>
+    <w:lsdException w:name="Light Grid Accent 4" w:uiPriority="62"/>
+    <w:lsdException w:name="Medium Shading 1 Accent 4" w:uiPriority="63"/>
+    <w:lsdException w:name="Medium Shading 2 Accent 4" w:uiPriority="64"/>
+    <w:lsdException w:name="Medium List 1 Accent 4" w:uiPriority="65"/>
+    <w:lsdException w:name="Medium List 2 Accent 4" w:uiPriority="66"/>
+    <w:lsdException w:name="Medium Grid 1 Accent 4" w:uiPriority="67"/>
+    <w:lsdException w:name="Medium Grid 2 Accent 4" w:uiPriority="68"/>
+    <w:lsdException w:name="Medium Grid 3 Accent 4" w:uiPriority="69"/>
+    <w:lsdException w:name="Dark List Accent 4" w:uiPriority="70"/>
+    <w:lsdException w:name="Colorful Shading Accent 4" w:uiPriority="71"/>
+    <w:lsdException w:name="Colorful List Accent 4" w:uiPriority="72"/>
+    <w:lsdException w:name="Colorful Grid Accent 4" w:uiPriority="73"/>
+    <w:lsdException w:name="Light Shading Accent 5" w:uiPriority="60"/>
+    <w:lsdException w:name="Light List Accent 5" w:uiPriority="61"/>
+    <w:lsdException w:name="Light Grid Accent 5" w:uiPriority="62"/>
+    <w:lsdException w:name="Medium Shading 1 Accent 5" w:uiPriority="63"/>
+    <w:lsdException w:name="Medium Shading 2 Accent 5" w:uiPriority="64"/>
+    <w:lsdException w:name="Medium List 1 Accent 5" w:uiPriority="65"/>
+    <w:lsdException w:name="Medium List 2 Accent 5" w:uiPriority="66"/>
+    <w:lsdException w:name="Medium Grid 1 Accent 5" w:uiPriority="67"/>
+    <w:lsdException w:name="Medium Grid 2 Accent 5" w:uiPriority="68"/>
+    <w:lsdException w:name="Medium Grid 3 Accent 5" w:uiPriority="69"/>
+    <w:lsdException w:name="Dark List Accent 5" w:uiPriority="70"/>
+    <w:lsdException w:name="Colorful Shading Accent 5" w:uiPriority="71"/>
+    <w:lsdException w:name="Colorful List Accent 5" w:uiPriority="72"/>
+    <w:lsdException w:name="Colorful Grid Accent 5" w:uiPriority="73"/>
+    <w:lsdException w:name="Light Shading Accent 6" w:uiPriority="60"/>
+    <w:lsdException w:name="Light List Accent 6" w:uiPriority="61"/>
+    <w:lsdException w:name="Light Grid Accent 6" w:uiPriority="62"/>
+    <w:lsdException w:name="Medium Shading 1 Accent 6" w:uiPriority="63"/>
+    <w:lsdException w:name="Medium Shading 2 Accent 6" w:uiPriority="64"/>
+    <w:lsdException w:name="Medium List 1 Accent 6" w:uiPriority="65"/>
+    <w:lsdException w:name="Medium List 2 Accent 6" w:uiPriority="66"/>
+    <w:lsdException w:name="Medium Grid 1 Accent 6" w:uiPriority="67"/>
+    <w:lsdException w:name="Medium Grid 2 Accent 6" w:uiPriority="68"/>
+    <w:lsdException w:name="Medium Grid 3 Accent 6" w:uiPriority="69"/>
+    <w:lsdException w:name="Dark List Accent 6" w:uiPriority="70"/>
+    <w:lsdException w:name="Colorful Shading Accent 6" w:uiPriority="71"/>
+    <w:lsdException w:name="Colorful List Accent 6" w:uiPriority="72"/>
+    <w:lsdException w:name="Colorful Grid Accent 6" w:uiPriority="73"/>
+    <w:lsdException w:name="Subtle Emphasis" w:uiPriority="19" w:qFormat="1"/>
+    <w:lsdException w:name="Intense Emphasis" w:uiPriority="21" w:qFormat="1"/>
+    <w:lsdException w:name="Subtle Reference" w:uiPriority="31" w:qFormat="1"/>
+    <w:lsdException w:name="Intense Reference" w:uiPriority="32" w:qFormat="1"/>
+    <w:lsdException w:name="Book Title" w:uiPriority="33" w:qFormat="1"/>
+    <w:lsdException w:name="Bibliography" w:semiHidden="1" w:uiPriority="37" w:unhideWhenUsed="1"/>
+    <w:lsdException w:name="TOC Heading" w:semiHidden="1" w:uiPriority="39" w:unhideWhenUsed="1" w:qFormat="1"/>
+    <w:lsdException w:name="Plain Table 1" w:uiPriority="41"/>
+    <w:lsdException w:name="Plain Table 2" w:uiPriority="42"/>
+    <w:lsdException w:name="Plain Table 3" w:uiPriority="43"/>
+    <w:lsdException w:name="Plain Table 4" w:uiPriority="44"/>
+    <w:lsdException w:name="Plain Table 5" w:uiPriority="45"/>
+    <w:lsdException w:name="Grid Table Light" w:uiPriority="40"/>
+    <w:lsdException w:name="Grid Table 1 Light" w:uiPriority="46"/>
+    <w:lsdException w:name="Grid Table 2" w:uiPriority="47"/>
+    <w:lsdException w:name="Grid Table 3" w:uiPriority="48"/>
+    <w:lsdException w:name="Grid Table 4" w:uiPriority="49"/>
+    <w:lsdException w:name="Grid Table 5 Dark" w:uiPriority="50"/>
+    <w:lsdException w:name="Grid Table 6 Colorful" w:uiPriority="51"/>
+    <w:lsdException w:name="Grid Table 7 Colorful" w:uiPriority="52"/>
+    <w:lsdException w:name="Grid Table 1 Light Accent 1" w:uiPriority="46"/>
+    <w:lsdException w:name="Grid Table 2 Accent 1" w:uiPriority="47"/>
+    <w:lsdException w:name="Grid Table 3 Accent 1" w:uiPriority="48"/>
+    <w:lsdException w:name="Grid Table 4 Accent 1" w:uiPriority="49"/>
+    <w:lsdException w:name="Grid Table 5 Dark Accent 1" w:uiPriority="50"/>
+    <w:lsdException w:name="Grid Table 6 Colorful Accent 1" w:uiPriority="51"/>
+    <w:lsdException w:name="Grid Table 7 Colorful Accent 1" w:uiPriority="52"/>
+    <w:lsdException w:name="Grid Table 1 Light Accent 2" w:uiPriority="46"/>
+    <w:lsdException w:name="Grid Table 2 Accent 2" w:uiPriority="47"/>
+    <w:lsdException w:name="Grid Table 3 Accent 2" w:uiPriority="48"/>
+    <w:lsdException w:name="Grid Table 4 Accent 2" w:uiPriority="49"/>
+    <w:lsdException w:name="Grid Table 5 Dark Accent 2" w:uiPriority="50"/>
+    <w:lsdException w:name="Grid Table 6 Colorful Accent 2" w:uiPriority="51"/>
+    <w:lsdException w:name="Grid Table 7 Colorful Accent 2" w:uiPriority="52"/>
+    <w:lsdException w:name="Grid Table 1 Light Accent 3" w:uiPriority="46"/>
+    <w:lsdException w:name="Grid Table 2 Accent 3" w:uiPriority="47"/>
+    <w:lsdException w:name="Grid Table 3 Accent 3" w:uiPriority="48"/>
+    <w:lsdException w:name="Grid Table 4 Accent 3" w:uiPriority="49"/>
+    <w:lsdException w:name="Grid Table 5 Dark Accent 3" w:uiPriority="50"/>
+    <w:lsdException w:name="Grid Table 6 Colorful Accent 3" w:uiPriority="51"/>
+    <w:lsdException w:name="Grid Table 7 Colorful Accent 3" w:uiPriority="52"/>
+    <w:lsdException w:name="Grid Table 1 Light Accent 4" w:uiPriority="46"/>
+    <w:lsdException w:name="Grid Table 2 Accent 4" w:uiPriority="47"/>
+    <w:lsdException w:name="Grid Table 3 Accent 4" w:uiPriority="48"/>
+    <w:lsdException w:name="Grid Table 4 Accent 4" w:uiPriority="49"/>
+    <w:lsdException w:name="Grid Table 5 Dark Accent 4" w:uiPriority="50"/>
+    <w:lsdException w:name="Grid Table 6 Colorful Accent 4" w:uiPriority="51"/>
+    <w:lsdException w:name="Grid Table 7 Colorful Accent 4" w:uiPriority="52"/>
+    <w:lsdException w:name="Grid Table 1 Light Accent 5" w:uiPriority="46"/>
+    <w:lsdException w:name="Grid Table 2 Accent 5" w:uiPriority="47"/>
+    <w:lsdException w:name="Grid Table 3 Accent 5" w:uiPriority="48"/>
+    <w:lsdException w:name="Grid Table 4 Accent 5" w:uiPriority="49"/>
+    <w:lsdException w:name="Grid Table 5 Dark Accent 5" w:uiPriority="50"/>
+    <w:lsdException w:name="Grid Table 6 Colorful Accent 5" w:uiPriority="51"/>
+    <w:lsdException w:name="Grid Table 7 Colorful Accent 5" w:uiPriority="52"/>
+    <w:lsdException w:name="Grid Table 1 Light Accent 6" w:uiPriority="46"/>
+    <w:lsdException w:name="Grid Table 2 Accent 6" w:uiPriority="47"/>
+    <w:lsdException w:name="Grid Table 3 Accent 6" w:uiPriority="48"/>
+    <w:lsdException w:name="Grid Table 4 Accent 6" w:uiPriority="49"/>
+    <w:lsdException w:name="Grid Table 5 Dark Accent 6" w:uiPriority="50"/>
+    <w:lsdException w:name="Grid Table 6 Colorful Accent 6" w:uiPriority="51"/>
+    <w:lsdException w:name="Grid Table 7 Colorful Accent 6" w:uiPriority="52"/>
+    <w:lsdException w:name="List Table 1 Light" w:uiPriority="46"/>
+    <w:lsdException w:name="List Table 2" w:uiPriority="47"/>
+    <w:lsdException w:name="List Table 3" w:uiPriority="48"/>
+    <w:lsdException w:name="List Table 4" w:uiPriority="49"/>
+    <w:lsdException w:name="List Table 5 Dark" w:uiPriority="50"/>
+    <w:lsdException w:name="List Table 6 Colorful" w:uiPriority="51"/>
+    <w:lsdException w:name="List Table 7 Colorful" w:uiPriority="52"/>
+    <w:lsdException w:name="List Table 1 Light Accent 1" w:uiPriority="46"/>
+    <w:lsdException w:name="List Table 2 Accent 1" w:uiPriority="47"/>
+    <w:lsdException w:name="List Table 3 Accent 1" w:uiPriority="48"/>
+    <w:lsdException w:name="List Table 4 Accent 1" w:uiPriority="49"/>
+    <w:lsdException w:name="List Table 5 Dark Accent 1" w:uiPriority="50"/>
+    <w:lsdException w:name="List Table 6 Colorful Accent 1" w:uiPriority="51"/>
+    <w:lsdException w:name="List Table 7 Colorful Accent 1" w:uiPriority="52"/>
+    <w:lsdException w:name="List Table 1 Light Accent 2" w:uiPriority="46"/>
+    <w:lsdException w:name="List Table 2 Accent 2" w:uiPriority="47"/>
+    <w:lsdException w:name="List Table 3 Accent 2" w:uiPriority="48"/>
+    <w:lsdException w:name="List Table 4 Accent 2" w:uiPriority="49"/>
+    <w:lsdException w:name="List Table 5 Dark Accent 2" w:uiPriority="50"/>
+    <w:lsdException w:name="List Table 6 Colorful Accent 2" w:uiPriority="51"/>
+    <w:lsdException w:name="List Table 7 Colorful Accent 2" w:uiPriority="52"/>
+    <w:lsdException w:name="List Table 1 Light Accent 3" w:uiPriority="46"/>
+    <w:lsdException w:name="List Table 2 Accent 3" w:uiPriority="47"/>
+    <w:lsdException w:name="List Table 3 Accent 3" w:uiPriority="48"/>
+    <w:lsdException w:name="List Table 4 Accent 3" w:uiPriority="49"/>
+    <w:lsdException w:name="List Table 5 Dark Accent 3" w:uiPriority="50"/>
+    <w:lsdException w:name="List Table 6 Colorful Accent 3" w:uiPriority="51"/>
+    <w:lsdException w:name="List Table 7 Colorful Accent 3" w:uiPriority="52"/>
+    <w:lsdException w:name="List Table 1 Light Accent 4" w:uiPriority="46"/>
+    <w:lsdException w:name="List Table 2 Accent 4" w:uiPriority="47"/>
+    <w:lsdException w:name="List Table 3 Accent 4" w:uiPriority="48"/>
+    <w:lsdException w:name="List Table 4 Accent 4" w:uiPriority="49"/>
+    <w:lsdException w:name="List Table 5 Dark Accent 4" w:uiPriority="50"/>
+    <w:lsdException w:name="List Table 6 Colorful Accent 4" w:uiPriority="51"/>
+    <w:lsdException w:name="List Table 7 Colorful Accent 4" w:uiPriority="52"/>
+    <w:lsdException w:name="List Table 1 Light Accent 5" w:uiPriority="46"/>
+    <w:lsdException w:name="List Table 2 Accent 5" w:uiPriority="47"/>
+    <w:lsdException w:name="List Table 3 Accent 5" w:uiPriority="48"/>
+    <w:lsdException w:name="List Table 4 Accent 5" w:uiPriority="49"/>
+    <w:lsdException w:name="List Table 5 Dark Accent 5" w:uiPriority="50"/>
+    <w:lsdException w:name="List Table 6 Colorful Accent 5" w:uiPriority="51"/>
+    <w:lsdException w:name="List Table 7 Colorful Accent 5" w:uiPriority="52"/>
+    <w:lsdException w:name="List Table 1 Light Accent 6" w:uiPriority="46"/>
+    <w:lsdException w:name="List Table 2 Accent 6" w:uiPriority="47"/>
+    <w:lsdException w:name="List Table 3 Accent 6" w:uiPriority="48"/>
+    <w:lsdException w:name="List Table 4 Accent 6" w:uiPriority="49"/>
+    <w:lsdException w:name="List Table 5 Dark Accent 6" w:uiPriority="50"/>
+    <w:lsdException w:name="List Table 6 Colorful Accent 6" w:uiPriority="51"/>
+    <w:lsdException w:name="List Table 7 Colorful Accent 6" w:uiPriority="52"/>
+    <w:lsdException w:name="Mention" w:semiHidden="1" w:uiPriority="99" w:unhideWhenUsed="1"/>
+    <w:lsdException w:name="Smart Hyperlink" w:semiHidden="1" w:uiPriority="99" w:unhideWhenUsed="1"/>
+    <w:lsdException w:name="Hashtag" w:semiHidden="1" w:uiPriority="99" w:unhideWhenUsed="1"/>
+    <w:lsdException w:name="Unresolved Mention" w:semiHidden="1" w:uiPriority="99" w:unhideWhenUsed="1"/>
+    <w:lsdException w:name="Smart Link" w:semiHidden="1" w:uiPriority="99" w:unhideWhenUsed="1"/>
   </w:latentStyles>
-  <w:style w:type="paragraph" w:default="1" w:styleId="1">
+  <w:style w:type="paragraph" w:default="1" w:styleId="Normal">
     <w:name w:val="Normal"/>
+    <w:uiPriority w:val="1"/>
     <w:qFormat/>
-    <w:uiPriority w:val="1"/>
     <w:pPr>
       <w:widowControl w:val="0"/>
       <w:autoSpaceDE w:val="0"/>
       <w:autoSpaceDN w:val="0"/>
-      <w:spacing w:before="0" w:after="0" w:line="240" w:lineRule="auto"/>
-      <w:ind w:left="0" w:right="0"/>
-      <w:jc w:val="left"/>
     </w:pPr>
     <w:rPr>
-      <w:rFonts w:ascii="Times New Roman" w:hAnsi="Times New Roman" w:eastAsia="Times New Roman" w:cs="Times New Roman"/>
+      <w:rFonts w:ascii="Times New Roman" w:eastAsia="Times New Roman" w:hAnsi="Times New Roman" w:cs="Times New Roman"/>
       <w:sz w:val="22"/>
       <w:szCs w:val="22"/>
-      <w:lang w:val="en-US" w:eastAsia="en-US" w:bidi="ar-SA"/>
+      <w:lang w:val="en-US" w:eastAsia="en-US"/>
     </w:rPr>
   </w:style>
-  <w:style w:type="paragraph" w:styleId="2">
+  <w:style w:type="paragraph" w:styleId="Heading1">
     <w:name w:val="heading 1"/>
-    <w:basedOn w:val="1"/>
+    <w:basedOn w:val="Normal"/>
+    <w:uiPriority w:val="1"/>
     <w:qFormat/>
-    <w:uiPriority w:val="1"/>
     <w:pPr>
       <w:spacing w:before="65"/>
       <w:ind w:left="480" w:right="480"/>
       <w:jc w:val="center"/>
-      <w:outlineLvl w:val="1"/>
+      <w:outlineLvl w:val="0"/>
     </w:pPr>
     <w:rPr>
-      <w:rFonts w:ascii="Times New Roman" w:hAnsi="Times New Roman" w:eastAsia="Times New Roman" w:cs="Times New Roman"/>
       <w:b/>
       <w:bCs/>
       <w:sz w:val="32"/>
       <w:szCs w:val="32"/>
-      <w:lang w:val="en-US" w:eastAsia="en-US" w:bidi="ar-SA"/>
     </w:rPr>
   </w:style>
-  <w:style w:type="paragraph" w:styleId="3">
+  <w:style w:type="paragraph" w:styleId="Heading2">
     <w:name w:val="heading 2"/>
-    <w:basedOn w:val="1"/>
+    <w:basedOn w:val="Normal"/>
+    <w:uiPriority w:val="1"/>
     <w:qFormat/>
-    <w:uiPriority w:val="1"/>
     <w:pPr>
       <w:ind w:left="480" w:right="407"/>
+      <w:jc w:val="center"/>
+      <w:outlineLvl w:val="1"/>
+    </w:pPr>
+    <w:rPr>
+      <w:b/>
+      <w:bCs/>
+      <w:sz w:val="28"/>
+      <w:szCs w:val="28"/>
+    </w:rPr>
+  </w:style>
+  <w:style w:type="paragraph" w:styleId="Heading3">
+    <w:name w:val="heading 3"/>
+    <w:basedOn w:val="Normal"/>
+    <w:uiPriority w:val="1"/>
+    <w:qFormat/>
+    <w:pPr>
+      <w:ind w:left="480" w:right="86"/>
       <w:jc w:val="center"/>
       <w:outlineLvl w:val="2"/>
     </w:pPr>
     <w:rPr>
-      <w:rFonts w:ascii="Times New Roman" w:hAnsi="Times New Roman" w:eastAsia="Times New Roman" w:cs="Times New Roman"/>
       <w:b/>
       <w:bCs/>
       <w:sz w:val="28"/>
       <w:szCs w:val="28"/>
-      <w:lang w:val="en-US" w:eastAsia="en-US" w:bidi="ar-SA"/>
     </w:rPr>
   </w:style>
-  <w:style w:type="paragraph" w:styleId="4">
-    <w:name w:val="heading 3"/>
-    <w:basedOn w:val="1"/>
-    <w:qFormat/>
+  <w:style w:type="character" w:default="1" w:styleId="DefaultParagraphFont">
+    <w:name w:val="Default Paragraph Font"/>
     <w:uiPriority w:val="1"/>
-    <w:pPr>
-      <w:ind w:left="480" w:right="86"/>
-      <w:jc w:val="center"/>
-      <w:outlineLvl w:val="3"/>
-    </w:pPr>
-    <w:rPr>
-      <w:rFonts w:ascii="Times New Roman" w:hAnsi="Times New Roman" w:eastAsia="Times New Roman" w:cs="Times New Roman"/>
-      <w:b/>
-      <w:bCs/>
-      <w:sz w:val="28"/>
-      <w:szCs w:val="28"/>
-      <w:lang w:val="en-US" w:eastAsia="en-US" w:bidi="ar-SA"/>
-    </w:rPr>
-  </w:style>
-  <w:style w:type="character" w:default="1" w:styleId="5">
-    <w:name w:val="Default Paragraph Font"/>
     <w:semiHidden/>
     <w:unhideWhenUsed/>
-    <w:qFormat/>
-    <w:uiPriority w:val="1"/>
   </w:style>
-  <w:style w:type="table" w:default="1" w:styleId="6">
+  <w:style w:type="table" w:default="1" w:styleId="TableNormal">
     <w:name w:val="Normal Table"/>
+    <w:uiPriority w:val="99"/>
     <w:semiHidden/>
-    <w:qFormat/>
-    <w:uiPriority w:val="0"/>
+    <w:unhideWhenUsed/>
     <w:tblPr>
+      <w:tblInd w:w="0" w:type="dxa"/>
       <w:tblCellMar>
         <w:top w:w="0" w:type="dxa"/>
         <w:left w:w="108" w:type="dxa"/>
@@ -5828,24 +5314,28 @@
       </w:tblCellMar>
     </w:tblPr>
   </w:style>
-  <w:style w:type="paragraph" w:styleId="7">
+  <w:style w:type="numbering" w:default="1" w:styleId="NoList">
+    <w:name w:val="No List"/>
+    <w:uiPriority w:val="99"/>
+    <w:semiHidden/>
+    <w:unhideWhenUsed/>
+  </w:style>
+  <w:style w:type="paragraph" w:styleId="BodyText">
     <w:name w:val="Body Text"/>
-    <w:basedOn w:val="1"/>
+    <w:basedOn w:val="Normal"/>
+    <w:uiPriority w:val="1"/>
     <w:qFormat/>
-    <w:uiPriority w:val="1"/>
     <w:rPr>
-      <w:rFonts w:ascii="Times New Roman" w:hAnsi="Times New Roman" w:eastAsia="Times New Roman" w:cs="Times New Roman"/>
       <w:sz w:val="24"/>
       <w:szCs w:val="24"/>
-      <w:lang w:val="en-US" w:eastAsia="en-US" w:bidi="ar-SA"/>
     </w:rPr>
   </w:style>
-  <w:style w:type="table" w:customStyle="1" w:styleId="8">
+  <w:style w:type="table" w:customStyle="1" w:styleId="TableNormal1">
     <w:name w:val="Table Normal1"/>
+    <w:uiPriority w:val="2"/>
     <w:semiHidden/>
     <w:unhideWhenUsed/>
     <w:qFormat/>
-    <w:uiPriority w:val="2"/>
     <w:tblPr>
       <w:tblCellMar>
         <w:top w:w="0" w:type="dxa"/>
@@ -5855,23 +5345,17 @@
       </w:tblCellMar>
     </w:tblPr>
   </w:style>
-  <w:style w:type="paragraph" w:styleId="9">
+  <w:style w:type="paragraph" w:styleId="ListParagraph">
     <w:name w:val="List Paragraph"/>
-    <w:basedOn w:val="1"/>
+    <w:basedOn w:val="Normal"/>
+    <w:uiPriority w:val="1"/>
     <w:qFormat/>
+  </w:style>
+  <w:style w:type="paragraph" w:customStyle="1" w:styleId="TableParagraph">
+    <w:name w:val="Table Paragraph"/>
+    <w:basedOn w:val="Normal"/>
     <w:uiPriority w:val="1"/>
-    <w:rPr>
-      <w:lang w:val="en-US" w:eastAsia="en-US" w:bidi="ar-SA"/>
-    </w:rPr>
-  </w:style>
-  <w:style w:type="paragraph" w:customStyle="1" w:styleId="10">
-    <w:name w:val="Table Paragraph"/>
-    <w:basedOn w:val="1"/>
     <w:qFormat/>
-    <w:uiPriority w:val="1"/>
-    <w:rPr>
-      <w:lang w:val="en-US" w:eastAsia="en-US" w:bidi="ar-SA"/>
-    </w:rPr>
   </w:style>
 </w:styles>
 </file>
@@ -6155,6 +5639,7 @@
     </a:fmtScheme>
   </a:themeElements>
   <a:objectDefaults/>
+  <a:extraClrSchemeLst/>
 </a:theme>
 </file>
 
